--- a/車輛軌跡分析/車輛軌跡分析報告_淡水區新市三路二段周邊人行道改善工程.docx
+++ b/車輛軌跡分析/車輛軌跡分析報告_淡水區新市三路二段周邊人行道改善工程.docx
@@ -1958,21 +1958,63 @@
           <w:rFonts w:ascii="標楷體" w:hAnsi="標楷體" w:cs="新細明體" w:eastAsia="標楷體"/>
           <w:sz w:val="24"/>
         </w:rPr>
-        <w:t>轉向路徑：於同向車道範圍內，以轉彎半徑</w:t>
+        <w:t>轉向路徑：依道路交通安全規則第</w:t>
       </w:r>
       <w:r>
         <w:rPr>
           <w:rFonts w:eastAsia="標楷體" w:cs="新細明體" w:ascii="標楷體" w:hAnsi="標楷體"/>
           <w:sz w:val="24"/>
         </w:rPr>
-        <w:t>8~35 m</w:t>
+        <w:t>102</w:t>
       </w:r>
       <w:r>
         <w:rPr>
           <w:rFonts w:ascii="標楷體" w:hAnsi="標楷體" w:cs="新細明體" w:eastAsia="標楷體"/>
           <w:sz w:val="24"/>
         </w:rPr>
-        <w:t>（且轉向角不超過最大轉向角、轉彎圓弧須於路口範圍內完成）搜尋前軸導引路徑，取與結構物淨距最大、且最少跨用車道之路徑。</w:t>
+        <w:t>條，右轉由外側（右轉）車道轉入目的道路最外側車道（外側轉外側），左轉由內側（左轉）車道轉入目的道路最內側車道（內側轉內側）。車輛於路口範圍外須於車道內行駛（僅允許車道內</w:t>
+      </w:r>
+      <w:r>
+        <w:rPr>
+          <w:rFonts w:eastAsia="標楷體" w:cs="新細明體" w:ascii="標楷體" w:hAnsi="標楷體"/>
+          <w:sz w:val="24"/>
+        </w:rPr>
+        <w:t>±0.25 m</w:t>
+      </w:r>
+      <w:r>
+        <w:rPr>
+          <w:rFonts w:ascii="標楷體" w:hAnsi="標楷體" w:cs="新細明體" w:eastAsia="標楷體"/>
+          <w:sz w:val="24"/>
+        </w:rPr>
+        <w:t>偏移），路口範圍內可向外側擺頭；於可行路徑中取最小淨距最接近且不小於</w:t>
+      </w:r>
+      <w:r>
+        <w:rPr>
+          <w:rFonts w:eastAsia="標楷體" w:cs="新細明體" w:ascii="標楷體" w:hAnsi="標楷體"/>
+          <w:sz w:val="24"/>
+        </w:rPr>
+        <w:t>25</w:t>
+      </w:r>
+      <w:r>
+        <w:rPr>
+          <w:rFonts w:ascii="標楷體" w:hAnsi="標楷體" w:cs="新細明體" w:eastAsia="標楷體"/>
+          <w:sz w:val="24"/>
+        </w:rPr>
+        <w:t>公分者繪製（即以</w:t>
+      </w:r>
+      <w:r>
+        <w:rPr>
+          <w:rFonts w:eastAsia="標楷體" w:cs="新細明體" w:ascii="標楷體" w:hAnsi="標楷體"/>
+          <w:sz w:val="24"/>
+        </w:rPr>
+        <w:t>25</w:t>
+      </w:r>
+      <w:r>
+        <w:rPr>
+          <w:rFonts w:ascii="標楷體" w:hAnsi="標楷體" w:cs="新細明體" w:eastAsia="標楷體"/>
+          <w:sz w:val="24"/>
+        </w:rPr>
+        <w:t>公分淨距為設計條件）。如無可行路徑，則改駛入目的道路相鄰同向車道並加註「＊」。</w:t>
       </w:r>
     </w:p>
     <w:p>
@@ -2899,21 +2941,21 @@
                 <w:rFonts w:eastAsia="標楷體" w:cs="新細明體" w:ascii="標楷體" w:hAnsi="標楷體"/>
                 <w:sz w:val="20"/>
               </w:rPr>
-              <w:t>0.74 m</w:t>
-            </w:r>
-            <w:r>
-              <w:rPr>
-                <w:rFonts w:ascii="標楷體" w:hAnsi="標楷體" w:cs="新細明體" w:eastAsia="標楷體"/>
-                <w:sz w:val="20"/>
-              </w:rPr>
-              <w:t>；義山路左轉新市三路＊：最小淨距</w:t>
+              <w:t>0.29 m</w:t>
+            </w:r>
+            <w:r>
+              <w:rPr>
+                <w:rFonts w:ascii="標楷體" w:hAnsi="標楷體" w:cs="新細明體" w:eastAsia="標楷體"/>
+                <w:sz w:val="20"/>
+              </w:rPr>
+              <w:t>；義山路左轉新市三路：最小淨距</w:t>
             </w:r>
             <w:r>
               <w:rPr>
                 <w:rFonts w:eastAsia="標楷體" w:cs="新細明體" w:ascii="標楷體" w:hAnsi="標楷體"/>
                 <w:sz w:val="20"/>
               </w:rPr>
-              <w:t>0.69 m</w:t>
+              <w:t>0.29 m</w:t>
             </w:r>
             <w:r>
               <w:rPr>
@@ -3096,7 +3138,7 @@
                 <w:rFonts w:eastAsia="標楷體" w:cs="新細明體" w:ascii="標楷體" w:hAnsi="標楷體"/>
                 <w:sz w:val="20"/>
               </w:rPr>
-              <w:t>0.75 m</w:t>
+              <w:t>0.26 m</w:t>
             </w:r>
             <w:r>
               <w:rPr>
@@ -3110,14 +3152,14 @@
                 <w:rFonts w:eastAsia="標楷體" w:cs="新細明體" w:ascii="標楷體" w:hAnsi="標楷體"/>
                 <w:sz w:val="20"/>
               </w:rPr>
-              <w:t>0.47 m</w:t>
-            </w:r>
-            <w:r>
-              <w:rPr>
-                <w:rFonts w:ascii="標楷體" w:hAnsi="標楷體" w:cs="新細明體" w:eastAsia="標楷體"/>
-                <w:sz w:val="20"/>
-              </w:rPr>
-              <w:t>，均保持</w:t>
+              <w:t>-0.18 m</w:t>
+            </w:r>
+            <w:r>
+              <w:rPr>
+                <w:rFonts w:ascii="標楷體" w:hAnsi="標楷體" w:cs="新細明體" w:eastAsia="標楷體"/>
+                <w:sz w:val="20"/>
+              </w:rPr>
+              <w:t>，未達</w:t>
             </w:r>
             <w:r>
               <w:rPr>
@@ -3131,7 +3173,7 @@
                 <w:rFonts w:ascii="標楷體" w:hAnsi="標楷體" w:cs="新細明體" w:eastAsia="標楷體"/>
                 <w:sz w:val="20"/>
               </w:rPr>
-              <w:t>公分以上。</w:t>
+              <w:t>公分。</w:t>
             </w:r>
           </w:p>
         </w:tc>
@@ -3161,14 +3203,14 @@
                 <w:rFonts w:eastAsia="標楷體" w:cs="新細明體" w:ascii="標楷體" w:hAnsi="標楷體"/>
                 <w:sz w:val="20"/>
               </w:rPr>
-              <w:t>■</w:t>
-            </w:r>
-            <w:r>
-              <w:rPr>
-                <w:rFonts w:ascii="標楷體" w:hAnsi="標楷體" w:cs="新細明體" w:eastAsia="標楷體"/>
-                <w:sz w:val="20"/>
-              </w:rPr>
-              <w:t>是 □否 □不適用</w:t>
+              <w:t>□</w:t>
+            </w:r>
+            <w:r>
+              <w:rPr>
+                <w:rFonts w:ascii="標楷體" w:hAnsi="標楷體" w:cs="新細明體" w:eastAsia="標楷體"/>
+                <w:sz w:val="20"/>
+              </w:rPr>
+              <w:t>是 ■否 □不適用</w:t>
             </w:r>
           </w:p>
         </w:tc>
@@ -3190,7 +3232,7 @@
           <w:rFonts w:ascii="標楷體" w:hAnsi="標楷體" w:cs="新細明體" w:eastAsia="標楷體"/>
           <w:sz w:val="22"/>
         </w:rPr>
-        <w:t>註：標示「＊」者表示大客車轉向時須跨用相鄰同向車道（含跨越車道線行駛）始能維持</w:t>
+        <w:t>註：標示「＊」者表示大客車無法以外側轉外側（右轉）／內側轉內側（左轉）維持</w:t>
       </w:r>
       <w:r>
         <w:rPr>
@@ -3204,7 +3246,7 @@
           <w:rFonts w:ascii="標楷體" w:hAnsi="標楷體" w:cs="新細明體" w:eastAsia="標楷體"/>
           <w:sz w:val="22"/>
         </w:rPr>
-        <w:t>公分以上間距。</w:t>
+        <w:t>公分以上間距，須駛入目的道路相鄰同向車道完成轉向。</w:t>
       </w:r>
     </w:p>
     <w:p>
@@ -3443,12 +3485,12 @@
               <wp:anchor behindDoc="0" distT="0" distB="0" distL="0" distR="0" simplePos="0" locked="0" layoutInCell="1" allowOverlap="1" relativeHeight="5">
                 <wp:simplePos x="0" y="0"/>
                 <wp:positionH relativeFrom="column">
-                  <wp:posOffset>1120775</wp:posOffset>
+                  <wp:posOffset>882015</wp:posOffset>
                 </wp:positionH>
                 <wp:positionV relativeFrom="paragraph">
                   <wp:posOffset>635</wp:posOffset>
                 </wp:positionV>
-                <wp:extent cx="4236085" cy="2299335"/>
+                <wp:extent cx="4475480" cy="2179955"/>
                 <wp:effectExtent l="0" t="0" r="0" b="0"/>
                 <wp:wrapNone/>
                 <wp:docPr id="5" name="圖1-1 軌跡1"/>
@@ -3466,7 +3508,7 @@
                       <pic:spPr>
                         <a:xfrm>
                           <a:off x="0" y="0"/>
-                          <a:ext cx="4236120" cy="2299320"/>
+                          <a:ext cx="4475520" cy="2179800"/>
                         </a:xfrm>
                         <a:prstGeom prst="rect">
                           <a:avLst/>
@@ -3483,7 +3525,7 @@
           </mc:Choice>
           <mc:Fallback>
             <w:pict>
-              <v:shape id="shape_0" ID="圖1-1 軌跡1" stroked="f" o:allowincell="f" style="position:absolute;margin-left:88.25pt;margin-top:0pt;width:333.5pt;height:181pt;mso-wrap-style:none;v-text-anchor:middle" type="_x0000_t75">
+              <v:shape id="shape_0" ID="圖1-1 軌跡1" stroked="f" o:allowincell="f" style="position:absolute;margin-left:69.45pt;margin-top:0pt;width:352.35pt;height:171.6pt;mso-wrap-style:none;v-text-anchor:middle" type="_x0000_t75">
                 <v:imagedata r:id="rId5" o:detectmouseclick="t"/>
                 <v:stroke color="#41719c" weight="12600" joinstyle="miter" endcap="flat"/>
                 <w10:wrap type="none"/>
@@ -3497,12 +3539,12 @@
               <wp:anchor behindDoc="0" distT="0" distB="0" distL="0" distR="0" simplePos="0" locked="0" layoutInCell="1" allowOverlap="1" relativeHeight="6">
                 <wp:simplePos x="0" y="0"/>
                 <wp:positionH relativeFrom="column">
-                  <wp:posOffset>1216025</wp:posOffset>
+                  <wp:posOffset>1397000</wp:posOffset>
                 </wp:positionH>
                 <wp:positionV relativeFrom="paragraph">
-                  <wp:posOffset>2806700</wp:posOffset>
+                  <wp:posOffset>2645410</wp:posOffset>
                 </wp:positionV>
-                <wp:extent cx="4141470" cy="3045460"/>
+                <wp:extent cx="3960495" cy="3206115"/>
                 <wp:effectExtent l="0" t="0" r="0" b="0"/>
                 <wp:wrapNone/>
                 <wp:docPr id="7" name="圖1-1 軌跡2"/>
@@ -3520,7 +3562,7 @@
                       <pic:spPr>
                         <a:xfrm>
                           <a:off x="0" y="0"/>
-                          <a:ext cx="4141440" cy="3045600"/>
+                          <a:ext cx="3960360" cy="3206160"/>
                         </a:xfrm>
                         <a:prstGeom prst="rect">
                           <a:avLst/>
@@ -3537,7 +3579,7 @@
           </mc:Choice>
           <mc:Fallback>
             <w:pict>
-              <v:shape id="shape_0" ID="圖1-1 軌跡2" stroked="f" o:allowincell="f" style="position:absolute;margin-left:95.75pt;margin-top:221pt;width:326.05pt;height:239.75pt;mso-wrap-style:none;v-text-anchor:middle" type="_x0000_t75">
+              <v:shape id="shape_0" ID="圖1-1 軌跡2" stroked="f" o:allowincell="f" style="position:absolute;margin-left:110pt;margin-top:208.3pt;width:311.8pt;height:252.4pt;mso-wrap-style:none;v-text-anchor:middle" type="_x0000_t75">
                 <v:imagedata r:id="rId7" o:detectmouseclick="t"/>
                 <v:stroke color="#41719c" weight="12600" joinstyle="miter" endcap="flat"/>
                 <w10:wrap type="none"/>
@@ -3604,7 +3646,7 @@
                                 <w:szCs w:val="15"/>
                                 <w:rFonts w:ascii="標楷體" w:hAnsi="標楷體" w:eastAsia="標楷體" w:cs="新細明體"/>
                               </w:rPr>
-                              <w:t xml:space="preserve"> 1. 新市三路右轉義山路　最小淨距 0.75 m</w:t>
+                              <w:t xml:space="preserve"> 1. 新市三路右轉義山路　最小淨距 0.26 m</w:t>
                             </w:r>
                           </w:p>
                           <w:p>
@@ -3627,7 +3669,7 @@
                                 <w:szCs w:val="15"/>
                                 <w:rFonts w:ascii="標楷體" w:hAnsi="標楷體" w:eastAsia="標楷體" w:cs="新細明體"/>
                               </w:rPr>
-                              <w:t xml:space="preserve"> 2. 義山路右轉新市三路　最小淨距 0.47 m</w:t>
+                              <w:t xml:space="preserve"> 2. 義山路右轉新市三路　最小淨距 -0.18 m</w:t>
                             </w:r>
                           </w:p>
                         </w:txbxContent>
@@ -3670,7 +3712,7 @@
                           <w:szCs w:val="15"/>
                           <w:rFonts w:ascii="標楷體" w:hAnsi="標楷體" w:eastAsia="標楷體" w:cs="新細明體"/>
                         </w:rPr>
-                        <w:t xml:space="preserve"> 1. 新市三路右轉義山路　最小淨距 0.75 m</w:t>
+                        <w:t xml:space="preserve"> 1. 新市三路右轉義山路　最小淨距 0.26 m</w:t>
                       </w:r>
                     </w:p>
                     <w:p>
@@ -3693,7 +3735,7 @@
                           <w:szCs w:val="15"/>
                           <w:rFonts w:ascii="標楷體" w:hAnsi="標楷體" w:eastAsia="標楷體" w:cs="新細明體"/>
                         </w:rPr>
-                        <w:t xml:space="preserve"> 2. 義山路右轉新市三路　最小淨距 0.47 m</w:t>
+                        <w:t xml:space="preserve"> 2. 義山路右轉新市三路　最小淨距 -0.18 m</w:t>
                       </w:r>
                     </w:p>
                   </w:txbxContent>
@@ -3714,9 +3756,9 @@
                   <wp:posOffset>3711575</wp:posOffset>
                 </wp:positionH>
                 <wp:positionV relativeFrom="paragraph">
-                  <wp:posOffset>5029200</wp:posOffset>
+                  <wp:posOffset>4928870</wp:posOffset>
                 </wp:positionV>
-                <wp:extent cx="1600200" cy="1036955"/>
+                <wp:extent cx="1600200" cy="1185545"/>
                 <wp:effectExtent l="4445" t="4445" r="4445" b="4445"/>
                 <wp:wrapNone/>
                 <wp:docPr id="10" name="圖1-1 車種規格"/>
@@ -3727,7 +3769,7 @@
                       <wps:spPr>
                         <a:xfrm>
                           <a:off x="0" y="0"/>
-                          <a:ext cx="1600200" cy="1036800"/>
+                          <a:ext cx="1600200" cy="1185480"/>
                         </a:xfrm>
                         <a:prstGeom prst="rect">
                           <a:avLst/>
@@ -3842,6 +3884,20 @@
                               <w:t>黑框：車輛位置　○：最小淨距處</w:t>
                             </w:r>
                           </w:p>
+                          <w:p>
+                            <w:pPr>
+                              <w:spacing w:before="0" w:after="0" w:lineRule="auto" w:line="276"/>
+                              <w:rPr/>
+                            </w:pPr>
+                            <w:r>
+                              <w:rPr>
+                                <w:sz w:val="15"/>
+                                <w:szCs w:val="15"/>
+                                <w:rFonts w:ascii="標楷體" w:hAnsi="標楷體" w:eastAsia="標楷體" w:cs="新細明體"/>
+                              </w:rPr>
+                              <w:t>虛線：25cm淨距線</w:t>
+                            </w:r>
+                          </w:p>
                         </w:txbxContent>
                       </wps:txbx>
                       <wps:bodyPr wrap="square" lIns="-1800" rIns="-1800" tIns="-1800" bIns="-1800" anchor="t">
@@ -3855,7 +3911,7 @@
           </mc:Choice>
           <mc:Fallback>
             <w:pict>
-              <v:shape id="shape_0" ID="圖1-1 車種規格" fillcolor="white" stroked="t" o:allowincell="f" style="position:absolute;margin-left:292.25pt;margin-top:396pt;width:125.95pt;height:81.6pt;mso-wrap-style:square;v-text-anchor:top" type="_x0000_t202">
+              <v:shape id="shape_0" ID="圖1-1 車種規格" fillcolor="white" stroked="t" o:allowincell="f" style="position:absolute;margin-left:292.25pt;margin-top:388.1pt;width:125.95pt;height:93.3pt;mso-wrap-style:square;v-text-anchor:top" type="_x0000_t202">
                 <v:textbox>
                   <w:txbxContent>
                     <w:p>
@@ -3956,6 +4012,20 @@
                         <w:t>黑框：車輛位置　○：最小淨距處</w:t>
                       </w:r>
                     </w:p>
+                    <w:p>
+                      <w:pPr>
+                        <w:spacing w:before="0" w:after="0" w:lineRule="auto" w:line="276"/>
+                        <w:rPr/>
+                      </w:pPr>
+                      <w:r>
+                        <w:rPr>
+                          <w:sz w:val="15"/>
+                          <w:szCs w:val="15"/>
+                          <w:rFonts w:ascii="標楷體" w:hAnsi="標楷體" w:eastAsia="標楷體" w:cs="新細明體"/>
+                        </w:rPr>
+                        <w:t>虛線：25cm淨距線</w:t>
+                      </w:r>
+                    </w:p>
                   </w:txbxContent>
                 </v:textbox>
                 <v:fill o:detectmouseclick="t" type="solid" color2="black"/>
@@ -4097,12 +4167,12 @@
               <wp:anchor behindDoc="0" distT="0" distB="0" distL="0" distR="0" simplePos="0" locked="0" layoutInCell="1" allowOverlap="1" relativeHeight="10">
                 <wp:simplePos x="0" y="0"/>
                 <wp:positionH relativeFrom="column">
-                  <wp:posOffset>523240</wp:posOffset>
+                  <wp:posOffset>527685</wp:posOffset>
                 </wp:positionH>
                 <wp:positionV relativeFrom="paragraph">
-                  <wp:posOffset>2089150</wp:posOffset>
+                  <wp:posOffset>2110105</wp:posOffset>
                 </wp:positionV>
-                <wp:extent cx="4833620" cy="3762375"/>
+                <wp:extent cx="4829810" cy="3742055"/>
                 <wp:effectExtent l="0" t="0" r="0" b="0"/>
                 <wp:wrapNone/>
                 <wp:docPr id="13" name="圖1-2 軌跡1"/>
@@ -4120,7 +4190,7 @@
                       <pic:spPr>
                         <a:xfrm>
                           <a:off x="0" y="0"/>
-                          <a:ext cx="4833720" cy="3762360"/>
+                          <a:ext cx="4829760" cy="3742200"/>
                         </a:xfrm>
                         <a:prstGeom prst="rect">
                           <a:avLst/>
@@ -4137,7 +4207,7 @@
           </mc:Choice>
           <mc:Fallback>
             <w:pict>
-              <v:shape id="shape_0" ID="圖1-2 軌跡1" stroked="f" o:allowincell="f" style="position:absolute;margin-left:41.2pt;margin-top:164.5pt;width:380.55pt;height:296.2pt;mso-wrap-style:none;v-text-anchor:middle" type="_x0000_t75">
+              <v:shape id="shape_0" ID="圖1-2 軌跡1" stroked="f" o:allowincell="f" style="position:absolute;margin-left:41.55pt;margin-top:166.15pt;width:380.25pt;height:294.6pt;mso-wrap-style:none;v-text-anchor:middle" type="_x0000_t75">
                 <v:imagedata r:id="rId11" o:detectmouseclick="t"/>
                 <v:stroke color="#41719c" weight="12600" joinstyle="miter" endcap="flat"/>
                 <w10:wrap type="none"/>
@@ -4151,12 +4221,12 @@
               <wp:anchor behindDoc="0" distT="0" distB="0" distL="0" distR="0" simplePos="0" locked="0" layoutInCell="1" allowOverlap="1" relativeHeight="11">
                 <wp:simplePos x="0" y="0"/>
                 <wp:positionH relativeFrom="column">
-                  <wp:posOffset>617855</wp:posOffset>
+                  <wp:posOffset>407670</wp:posOffset>
                 </wp:positionH>
                 <wp:positionV relativeFrom="paragraph">
                   <wp:posOffset>635</wp:posOffset>
                 </wp:positionV>
-                <wp:extent cx="4739005" cy="3308985"/>
+                <wp:extent cx="4949190" cy="3346450"/>
                 <wp:effectExtent l="0" t="0" r="0" b="0"/>
                 <wp:wrapNone/>
                 <wp:docPr id="15" name="圖1-2 軌跡2"/>
@@ -4174,7 +4244,7 @@
                       <pic:spPr>
                         <a:xfrm>
                           <a:off x="0" y="0"/>
-                          <a:ext cx="4739040" cy="3309120"/>
+                          <a:ext cx="4949280" cy="3346560"/>
                         </a:xfrm>
                         <a:prstGeom prst="rect">
                           <a:avLst/>
@@ -4191,7 +4261,7 @@
           </mc:Choice>
           <mc:Fallback>
             <w:pict>
-              <v:shape id="shape_0" ID="圖1-2 軌跡2" stroked="f" o:allowincell="f" style="position:absolute;margin-left:48.65pt;margin-top:0pt;width:373.1pt;height:260.5pt;mso-wrap-style:none;v-text-anchor:middle" type="_x0000_t75">
+              <v:shape id="shape_0" ID="圖1-2 軌跡2" stroked="f" o:allowincell="f" style="position:absolute;margin-left:32.1pt;margin-top:0pt;width:389.65pt;height:263.45pt;mso-wrap-style:none;v-text-anchor:middle" type="_x0000_t75">
                 <v:imagedata r:id="rId13" o:detectmouseclick="t"/>
                 <v:stroke color="#41719c" weight="12600" joinstyle="miter" endcap="flat"/>
                 <w10:wrap type="none"/>
@@ -4258,7 +4328,7 @@
                                 <w:szCs w:val="15"/>
                                 <w:rFonts w:ascii="標楷體" w:hAnsi="標楷體" w:eastAsia="標楷體" w:cs="新細明體"/>
                               </w:rPr>
-                              <w:t xml:space="preserve"> 1. 新市三路左轉義山路　最小淨距 0.74 m</w:t>
+                              <w:t xml:space="preserve"> 1. 新市三路左轉義山路　最小淨距 0.29 m</w:t>
                             </w:r>
                           </w:p>
                           <w:p>
@@ -4281,7 +4351,7 @@
                                 <w:szCs w:val="15"/>
                                 <w:rFonts w:ascii="標楷體" w:hAnsi="標楷體" w:eastAsia="標楷體" w:cs="新細明體"/>
                               </w:rPr>
-                              <w:t xml:space="preserve"> 2. 義山路左轉新市三路　最小淨距 0.69 m</w:t>
+                              <w:t xml:space="preserve"> 2. 義山路左轉新市三路　最小淨距 0.29 m</w:t>
                             </w:r>
                           </w:p>
                         </w:txbxContent>
@@ -4320,7 +4390,7 @@
                           <w:szCs w:val="15"/>
                           <w:rFonts w:ascii="標楷體" w:hAnsi="標楷體" w:eastAsia="標楷體" w:cs="新細明體"/>
                         </w:rPr>
-                        <w:t xml:space="preserve"> 1. 新市三路左轉義山路　最小淨距 0.74 m</w:t>
+                        <w:t xml:space="preserve"> 1. 新市三路左轉義山路　最小淨距 0.29 m</w:t>
                       </w:r>
                     </w:p>
                     <w:p>
@@ -4343,7 +4413,7 @@
                           <w:szCs w:val="15"/>
                           <w:rFonts w:ascii="標楷體" w:hAnsi="標楷體" w:eastAsia="標楷體" w:cs="新細明體"/>
                         </w:rPr>
-                        <w:t xml:space="preserve"> 2. 義山路左轉新市三路　最小淨距 0.69 m</w:t>
+                        <w:t xml:space="preserve"> 2. 義山路左轉新市三路　最小淨距 0.29 m</w:t>
                       </w:r>
                     </w:p>
                   </w:txbxContent>
@@ -4364,9 +4434,9 @@
                   <wp:posOffset>3711575</wp:posOffset>
                 </wp:positionH>
                 <wp:positionV relativeFrom="paragraph">
-                  <wp:posOffset>5029200</wp:posOffset>
+                  <wp:posOffset>4928870</wp:posOffset>
                 </wp:positionV>
-                <wp:extent cx="1600200" cy="1036955"/>
+                <wp:extent cx="1600200" cy="1185545"/>
                 <wp:effectExtent l="4445" t="4445" r="4445" b="4445"/>
                 <wp:wrapNone/>
                 <wp:docPr id="18" name="圖1-2 車種規格"/>
@@ -4377,7 +4447,7 @@
                       <wps:spPr>
                         <a:xfrm>
                           <a:off x="0" y="0"/>
-                          <a:ext cx="1600200" cy="1036800"/>
+                          <a:ext cx="1600200" cy="1185480"/>
                         </a:xfrm>
                         <a:prstGeom prst="rect">
                           <a:avLst/>
@@ -4492,6 +4562,20 @@
                               <w:t>黑框：車輛位置　○：最小淨距處</w:t>
                             </w:r>
                           </w:p>
+                          <w:p>
+                            <w:pPr>
+                              <w:spacing w:before="0" w:after="0" w:lineRule="auto" w:line="276"/>
+                              <w:rPr/>
+                            </w:pPr>
+                            <w:r>
+                              <w:rPr>
+                                <w:sz w:val="15"/>
+                                <w:szCs w:val="15"/>
+                                <w:rFonts w:ascii="標楷體" w:hAnsi="標楷體" w:eastAsia="標楷體" w:cs="新細明體"/>
+                              </w:rPr>
+                              <w:t>虛線：25cm淨距線</w:t>
+                            </w:r>
+                          </w:p>
                         </w:txbxContent>
                       </wps:txbx>
                       <wps:bodyPr wrap="square" lIns="-1800" rIns="-1800" tIns="-1800" bIns="-1800" anchor="t">
@@ -4505,7 +4589,7 @@
           </mc:Choice>
           <mc:Fallback>
             <w:pict>
-              <v:shape id="shape_0" ID="圖1-2 車種規格" fillcolor="white" stroked="t" o:allowincell="f" style="position:absolute;margin-left:292.25pt;margin-top:396pt;width:125.95pt;height:81.6pt;mso-wrap-style:square;v-text-anchor:top" type="_x0000_t202">
+              <v:shape id="shape_0" ID="圖1-2 車種規格" fillcolor="white" stroked="t" o:allowincell="f" style="position:absolute;margin-left:292.25pt;margin-top:388.1pt;width:125.95pt;height:93.3pt;mso-wrap-style:square;v-text-anchor:top" type="_x0000_t202">
                 <v:textbox>
                   <w:txbxContent>
                     <w:p>
@@ -4606,6 +4690,20 @@
                         <w:t>黑框：車輛位置　○：最小淨距處</w:t>
                       </w:r>
                     </w:p>
+                    <w:p>
+                      <w:pPr>
+                        <w:spacing w:before="0" w:after="0" w:lineRule="auto" w:line="276"/>
+                        <w:rPr/>
+                      </w:pPr>
+                      <w:r>
+                        <w:rPr>
+                          <w:sz w:val="15"/>
+                          <w:szCs w:val="15"/>
+                          <w:rFonts w:ascii="標楷體" w:hAnsi="標楷體" w:eastAsia="標楷體" w:cs="新細明體"/>
+                        </w:rPr>
+                        <w:t>虛線：25cm淨距線</w:t>
+                      </w:r>
+                    </w:p>
                   </w:txbxContent>
                 </v:textbox>
                 <v:fill o:detectmouseclick="t" type="solid" color2="black"/>
@@ -5634,14 +5732,14 @@
                 <w:rFonts w:ascii="標楷體" w:hAnsi="標楷體" w:cs="新細明體" w:eastAsia="標楷體"/>
                 <w:sz w:val="20"/>
               </w:rPr>
-              <w:t>左轉＊：最小淨距</w:t>
+              <w:t>左轉：最小淨距</w:t>
             </w:r>
             <w:r>
               <w:rPr>
                 <w:rFonts w:eastAsia="標楷體" w:cs="新細明體" w:ascii="標楷體" w:hAnsi="標楷體"/>
                 <w:sz w:val="20"/>
               </w:rPr>
-              <w:t>0.37 m</w:t>
+              <w:t>0.29 m</w:t>
             </w:r>
             <w:r>
               <w:rPr>
@@ -5676,14 +5774,14 @@
                 <w:rFonts w:ascii="標楷體" w:hAnsi="標楷體" w:cs="新細明體" w:eastAsia="標楷體"/>
                 <w:sz w:val="20"/>
               </w:rPr>
-              <w:t>左轉＊：最小淨距</w:t>
+              <w:t>左轉：最小淨距</w:t>
             </w:r>
             <w:r>
               <w:rPr>
                 <w:rFonts w:eastAsia="標楷體" w:cs="新細明體" w:ascii="標楷體" w:hAnsi="標楷體"/>
                 <w:sz w:val="20"/>
               </w:rPr>
-              <w:t>0.45 m</w:t>
+              <w:t>0.29 m</w:t>
             </w:r>
             <w:r>
               <w:rPr>
@@ -5718,14 +5816,14 @@
                 <w:rFonts w:ascii="標楷體" w:hAnsi="標楷體" w:cs="新細明體" w:eastAsia="標楷體"/>
                 <w:sz w:val="20"/>
               </w:rPr>
-              <w:t>左轉＊：最小淨距</w:t>
+              <w:t>左轉：最小淨距</w:t>
             </w:r>
             <w:r>
               <w:rPr>
                 <w:rFonts w:eastAsia="標楷體" w:cs="新細明體" w:ascii="標楷體" w:hAnsi="標楷體"/>
                 <w:sz w:val="20"/>
               </w:rPr>
-              <w:t>1.06 m</w:t>
+              <w:t>0.20 m</w:t>
             </w:r>
             <w:r>
               <w:rPr>
@@ -5760,21 +5858,21 @@
                 <w:rFonts w:ascii="標楷體" w:hAnsi="標楷體" w:cs="新細明體" w:eastAsia="標楷體"/>
                 <w:sz w:val="20"/>
               </w:rPr>
-              <w:t>左轉＊：最小淨距</w:t>
+              <w:t>左轉：最小淨距</w:t>
             </w:r>
             <w:r>
               <w:rPr>
                 <w:rFonts w:eastAsia="標楷體" w:cs="新細明體" w:ascii="標楷體" w:hAnsi="標楷體"/>
                 <w:sz w:val="20"/>
               </w:rPr>
-              <w:t>0.45 m</w:t>
-            </w:r>
-            <w:r>
-              <w:rPr>
-                <w:rFonts w:ascii="標楷體" w:hAnsi="標楷體" w:cs="新細明體" w:eastAsia="標楷體"/>
-                <w:sz w:val="20"/>
-              </w:rPr>
-              <w:t>，均保持</w:t>
+              <w:t>0.29 m</w:t>
+            </w:r>
+            <w:r>
+              <w:rPr>
+                <w:rFonts w:ascii="標楷體" w:hAnsi="標楷體" w:cs="新細明體" w:eastAsia="標楷體"/>
+                <w:sz w:val="20"/>
+              </w:rPr>
+              <w:t>，未達</w:t>
             </w:r>
             <w:r>
               <w:rPr>
@@ -5788,7 +5886,7 @@
                 <w:rFonts w:ascii="標楷體" w:hAnsi="標楷體" w:cs="新細明體" w:eastAsia="標楷體"/>
                 <w:sz w:val="20"/>
               </w:rPr>
-              <w:t>公分以上。</w:t>
+              <w:t>公分。</w:t>
             </w:r>
           </w:p>
         </w:tc>
@@ -5818,14 +5916,14 @@
                 <w:rFonts w:eastAsia="標楷體" w:cs="新細明體" w:ascii="標楷體" w:hAnsi="標楷體"/>
                 <w:sz w:val="20"/>
               </w:rPr>
-              <w:t>■</w:t>
-            </w:r>
-            <w:r>
-              <w:rPr>
-                <w:rFonts w:ascii="標楷體" w:hAnsi="標楷體" w:cs="新細明體" w:eastAsia="標楷體"/>
-                <w:sz w:val="20"/>
-              </w:rPr>
-              <w:t>是 □否 □不適用</w:t>
+              <w:t>□</w:t>
+            </w:r>
+            <w:r>
+              <w:rPr>
+                <w:rFonts w:ascii="標楷體" w:hAnsi="標楷體" w:cs="新細明體" w:eastAsia="標楷體"/>
+                <w:sz w:val="20"/>
+              </w:rPr>
+              <w:t>是 ■否 □不適用</w:t>
             </w:r>
           </w:p>
         </w:tc>
@@ -5971,6 +6069,48 @@
                 <w:rFonts w:ascii="標楷體" w:hAnsi="標楷體" w:cs="新細明體" w:eastAsia="標楷體"/>
                 <w:sz w:val="20"/>
               </w:rPr>
+              <w:t>右轉：最小淨距</w:t>
+            </w:r>
+            <w:r>
+              <w:rPr>
+                <w:rFonts w:eastAsia="標楷體" w:cs="新細明體" w:ascii="標楷體" w:hAnsi="標楷體"/>
+                <w:sz w:val="20"/>
+              </w:rPr>
+              <w:t>0.25 m</w:t>
+            </w:r>
+            <w:r>
+              <w:rPr>
+                <w:rFonts w:ascii="標楷體" w:hAnsi="標楷體" w:cs="新細明體" w:eastAsia="標楷體"/>
+                <w:sz w:val="20"/>
+              </w:rPr>
+              <w:t>；新市三路</w:t>
+            </w:r>
+            <w:r>
+              <w:rPr>
+                <w:rFonts w:eastAsia="標楷體" w:cs="新細明體" w:ascii="標楷體" w:hAnsi="標楷體"/>
+                <w:sz w:val="20"/>
+              </w:rPr>
+              <w:t>(</w:t>
+            </w:r>
+            <w:r>
+              <w:rPr>
+                <w:rFonts w:ascii="標楷體" w:hAnsi="標楷體" w:cs="新細明體" w:eastAsia="標楷體"/>
+                <w:sz w:val="20"/>
+              </w:rPr>
+              <w:t>往義山路</w:t>
+            </w:r>
+            <w:r>
+              <w:rPr>
+                <w:rFonts w:eastAsia="標楷體" w:cs="新細明體" w:ascii="標楷體" w:hAnsi="標楷體"/>
+                <w:sz w:val="20"/>
+              </w:rPr>
+              <w:t>)</w:t>
+            </w:r>
+            <w:r>
+              <w:rPr>
+                <w:rFonts w:ascii="標楷體" w:hAnsi="標楷體" w:cs="新細明體" w:eastAsia="標楷體"/>
+                <w:sz w:val="20"/>
+              </w:rPr>
               <w:t>右轉＊：最小淨距</w:t>
             </w:r>
             <w:r>
@@ -5978,14 +6118,14 @@
                 <w:rFonts w:eastAsia="標楷體" w:cs="新細明體" w:ascii="標楷體" w:hAnsi="標楷體"/>
                 <w:sz w:val="20"/>
               </w:rPr>
-              <w:t>0.78 m</w:t>
-            </w:r>
-            <w:r>
-              <w:rPr>
-                <w:rFonts w:ascii="標楷體" w:hAnsi="標楷體" w:cs="新細明體" w:eastAsia="標楷體"/>
-                <w:sz w:val="20"/>
-              </w:rPr>
-              <w:t>；新市三路</w:t>
+              <w:t>-0.31 m</w:t>
+            </w:r>
+            <w:r>
+              <w:rPr>
+                <w:rFonts w:ascii="標楷體" w:hAnsi="標楷體" w:cs="新細明體" w:eastAsia="標楷體"/>
+                <w:sz w:val="20"/>
+              </w:rPr>
+              <w:t>；崁頂二路</w:t>
             </w:r>
             <w:r>
               <w:rPr>
@@ -5999,7 +6139,7 @@
                 <w:rFonts w:ascii="標楷體" w:hAnsi="標楷體" w:cs="新細明體" w:eastAsia="標楷體"/>
                 <w:sz w:val="20"/>
               </w:rPr>
-              <w:t>往義山路</w:t>
+              <w:t>往新市五路</w:t>
             </w:r>
             <w:r>
               <w:rPr>
@@ -6020,7 +6160,7 @@
                 <w:rFonts w:eastAsia="標楷體" w:cs="新細明體" w:ascii="標楷體" w:hAnsi="標楷體"/>
                 <w:sz w:val="20"/>
               </w:rPr>
-              <w:t>0.41 m</w:t>
+              <w:t>-0.24 m</w:t>
             </w:r>
             <w:r>
               <w:rPr>
@@ -6041,7 +6181,7 @@
                 <w:rFonts w:ascii="標楷體" w:hAnsi="標楷體" w:cs="新細明體" w:eastAsia="標楷體"/>
                 <w:sz w:val="20"/>
               </w:rPr>
-              <w:t>往新市五路</w:t>
+              <w:t>往新市二路</w:t>
             </w:r>
             <w:r>
               <w:rPr>
@@ -6055,69 +6195,27 @@
                 <w:rFonts w:ascii="標楷體" w:hAnsi="標楷體" w:cs="新細明體" w:eastAsia="標楷體"/>
                 <w:sz w:val="20"/>
               </w:rPr>
-              <w:t>右轉＊：最小淨距</w:t>
+              <w:t>右轉：最小淨距</w:t>
             </w:r>
             <w:r>
               <w:rPr>
                 <w:rFonts w:eastAsia="標楷體" w:cs="新細明體" w:ascii="標楷體" w:hAnsi="標楷體"/>
                 <w:sz w:val="20"/>
               </w:rPr>
-              <w:t>0.45 m</w:t>
-            </w:r>
-            <w:r>
-              <w:rPr>
-                <w:rFonts w:ascii="標楷體" w:hAnsi="標楷體" w:cs="新細明體" w:eastAsia="標楷體"/>
-                <w:sz w:val="20"/>
-              </w:rPr>
-              <w:t>；崁頂二路</w:t>
+              <w:t>0.33 m</w:t>
+            </w:r>
+            <w:r>
+              <w:rPr>
+                <w:rFonts w:ascii="標楷體" w:hAnsi="標楷體" w:cs="新細明體" w:eastAsia="標楷體"/>
+                <w:sz w:val="20"/>
+              </w:rPr>
+              <w:t>，未達</w:t>
             </w:r>
             <w:r>
               <w:rPr>
                 <w:rFonts w:eastAsia="標楷體" w:cs="新細明體" w:ascii="標楷體" w:hAnsi="標楷體"/>
                 <w:sz w:val="20"/>
               </w:rPr>
-              <w:t>(</w:t>
-            </w:r>
-            <w:r>
-              <w:rPr>
-                <w:rFonts w:ascii="標楷體" w:hAnsi="標楷體" w:cs="新細明體" w:eastAsia="標楷體"/>
-                <w:sz w:val="20"/>
-              </w:rPr>
-              <w:t>往新市二路</w:t>
-            </w:r>
-            <w:r>
-              <w:rPr>
-                <w:rFonts w:eastAsia="標楷體" w:cs="新細明體" w:ascii="標楷體" w:hAnsi="標楷體"/>
-                <w:sz w:val="20"/>
-              </w:rPr>
-              <w:t>)</w:t>
-            </w:r>
-            <w:r>
-              <w:rPr>
-                <w:rFonts w:ascii="標楷體" w:hAnsi="標楷體" w:cs="新細明體" w:eastAsia="標楷體"/>
-                <w:sz w:val="20"/>
-              </w:rPr>
-              <w:t>右轉＊：最小淨距</w:t>
-            </w:r>
-            <w:r>
-              <w:rPr>
-                <w:rFonts w:eastAsia="標楷體" w:cs="新細明體" w:ascii="標楷體" w:hAnsi="標楷體"/>
-                <w:sz w:val="20"/>
-              </w:rPr>
-              <w:t>0.64 m</w:t>
-            </w:r>
-            <w:r>
-              <w:rPr>
-                <w:rFonts w:ascii="標楷體" w:hAnsi="標楷體" w:cs="新細明體" w:eastAsia="標楷體"/>
-                <w:sz w:val="20"/>
-              </w:rPr>
-              <w:t>，均保持</w:t>
-            </w:r>
-            <w:r>
-              <w:rPr>
-                <w:rFonts w:eastAsia="標楷體" w:cs="新細明體" w:ascii="標楷體" w:hAnsi="標楷體"/>
-                <w:sz w:val="20"/>
-              </w:rPr>
               <w:t>25</w:t>
             </w:r>
             <w:r>
@@ -6125,7 +6223,7 @@
                 <w:rFonts w:ascii="標楷體" w:hAnsi="標楷體" w:cs="新細明體" w:eastAsia="標楷體"/>
                 <w:sz w:val="20"/>
               </w:rPr>
-              <w:t>公分以上。</w:t>
+              <w:t>公分。</w:t>
             </w:r>
           </w:p>
         </w:tc>
@@ -6155,14 +6253,14 @@
                 <w:rFonts w:eastAsia="標楷體" w:cs="新細明體" w:ascii="標楷體" w:hAnsi="標楷體"/>
                 <w:sz w:val="20"/>
               </w:rPr>
-              <w:t>■</w:t>
-            </w:r>
-            <w:r>
-              <w:rPr>
-                <w:rFonts w:ascii="標楷體" w:hAnsi="標楷體" w:cs="新細明體" w:eastAsia="標楷體"/>
-                <w:sz w:val="20"/>
-              </w:rPr>
-              <w:t>是 □否 □不適用</w:t>
+              <w:t>□</w:t>
+            </w:r>
+            <w:r>
+              <w:rPr>
+                <w:rFonts w:ascii="標楷體" w:hAnsi="標楷體" w:cs="新細明體" w:eastAsia="標楷體"/>
+                <w:sz w:val="20"/>
+              </w:rPr>
+              <w:t>是 ■否 □不適用</w:t>
             </w:r>
           </w:p>
         </w:tc>
@@ -6184,7 +6282,7 @@
           <w:rFonts w:ascii="標楷體" w:hAnsi="標楷體" w:cs="新細明體" w:eastAsia="標楷體"/>
           <w:sz w:val="22"/>
         </w:rPr>
-        <w:t>註：標示「＊」者表示大客車轉向時須跨用相鄰同向車道（含跨越車道線行駛）始能維持</w:t>
+        <w:t>註：標示「＊」者表示大客車無法以外側轉外側（右轉）／內側轉內側（左轉）維持</w:t>
       </w:r>
       <w:r>
         <w:rPr>
@@ -6198,7 +6296,7 @@
           <w:rFonts w:ascii="標楷體" w:hAnsi="標楷體" w:cs="新細明體" w:eastAsia="標楷體"/>
           <w:sz w:val="22"/>
         </w:rPr>
-        <w:t>公分以上間距。</w:t>
+        <w:t>公分以上間距，須駛入目的道路相鄰同向車道完成轉向。</w:t>
       </w:r>
     </w:p>
     <w:p>
@@ -6421,9 +6519,9 @@
                   <wp:posOffset>0</wp:posOffset>
                 </wp:positionH>
                 <wp:positionV relativeFrom="paragraph">
-                  <wp:posOffset>2383790</wp:posOffset>
+                  <wp:posOffset>2360295</wp:posOffset>
                 </wp:positionV>
-                <wp:extent cx="2395220" cy="2342515"/>
+                <wp:extent cx="2424430" cy="2366010"/>
                 <wp:effectExtent l="0" t="0" r="0" b="0"/>
                 <wp:wrapNone/>
                 <wp:docPr id="22" name="圖2-1 軌跡1"/>
@@ -6441,7 +6539,7 @@
                       <pic:spPr>
                         <a:xfrm>
                           <a:off x="0" y="0"/>
-                          <a:ext cx="2395080" cy="2342520"/>
+                          <a:ext cx="2424600" cy="2365920"/>
                         </a:xfrm>
                         <a:prstGeom prst="rect">
                           <a:avLst/>
@@ -6458,7 +6556,7 @@
           </mc:Choice>
           <mc:Fallback>
             <w:pict>
-              <v:shape id="shape_0" ID="圖2-1 軌跡1" stroked="f" o:allowincell="f" style="position:absolute;margin-left:0pt;margin-top:187.7pt;width:188.55pt;height:184.4pt;mso-wrap-style:none;v-text-anchor:middle" type="_x0000_t75">
+              <v:shape id="shape_0" ID="圖2-1 軌跡1" stroked="f" o:allowincell="f" style="position:absolute;margin-left:0pt;margin-top:185.85pt;width:190.85pt;height:186.25pt;mso-wrap-style:none;v-text-anchor:middle" type="_x0000_t75">
                 <v:imagedata r:id="rId17" o:detectmouseclick="t"/>
                 <v:stroke color="#41719c" weight="12600" joinstyle="miter" endcap="flat"/>
                 <w10:wrap type="none"/>
@@ -6472,12 +6570,12 @@
               <wp:anchor behindDoc="0" distT="0" distB="0" distL="0" distR="0" simplePos="0" locked="0" layoutInCell="1" allowOverlap="1" relativeHeight="17">
                 <wp:simplePos x="0" y="0"/>
                 <wp:positionH relativeFrom="column">
-                  <wp:posOffset>2792095</wp:posOffset>
+                  <wp:posOffset>2682875</wp:posOffset>
                 </wp:positionH>
                 <wp:positionV relativeFrom="paragraph">
                   <wp:posOffset>635</wp:posOffset>
                 </wp:positionV>
-                <wp:extent cx="2785745" cy="2028190"/>
+                <wp:extent cx="2894330" cy="1843405"/>
                 <wp:effectExtent l="0" t="0" r="0" b="0"/>
                 <wp:wrapNone/>
                 <wp:docPr id="24" name="圖2-1 軌跡2"/>
@@ -6495,7 +6593,7 @@
                       <pic:spPr>
                         <a:xfrm>
                           <a:off x="0" y="0"/>
-                          <a:ext cx="2785680" cy="2028240"/>
+                          <a:ext cx="2894400" cy="1843560"/>
                         </a:xfrm>
                         <a:prstGeom prst="rect">
                           <a:avLst/>
@@ -6512,7 +6610,7 @@
           </mc:Choice>
           <mc:Fallback>
             <w:pict>
-              <v:shape id="shape_0" ID="圖2-1 軌跡2" stroked="f" o:allowincell="f" style="position:absolute;margin-left:219.85pt;margin-top:0pt;width:219.3pt;height:159.65pt;mso-wrap-style:none;v-text-anchor:middle" type="_x0000_t75">
+              <v:shape id="shape_0" ID="圖2-1 軌跡2" stroked="f" o:allowincell="f" style="position:absolute;margin-left:211.25pt;margin-top:0pt;width:227.85pt;height:145.1pt;mso-wrap-style:none;v-text-anchor:middle" type="_x0000_t75">
                 <v:imagedata r:id="rId19" o:detectmouseclick="t"/>
                 <v:stroke color="#41719c" weight="12600" joinstyle="miter" endcap="flat"/>
                 <w10:wrap type="none"/>
@@ -6531,7 +6629,7 @@
                 <wp:positionV relativeFrom="paragraph">
                   <wp:posOffset>635</wp:posOffset>
                 </wp:positionV>
-                <wp:extent cx="2491740" cy="1975485"/>
+                <wp:extent cx="2307590" cy="2087245"/>
                 <wp:effectExtent l="0" t="0" r="0" b="0"/>
                 <wp:wrapNone/>
                 <wp:docPr id="26" name="圖2-1 軌跡3"/>
@@ -6549,7 +6647,7 @@
                       <pic:spPr>
                         <a:xfrm>
                           <a:off x="0" y="0"/>
-                          <a:ext cx="2491920" cy="1975320"/>
+                          <a:ext cx="2307600" cy="2087280"/>
                         </a:xfrm>
                         <a:prstGeom prst="rect">
                           <a:avLst/>
@@ -6566,7 +6664,7 @@
           </mc:Choice>
           <mc:Fallback>
             <w:pict>
-              <v:shape id="shape_0" ID="圖2-1 軌跡3" stroked="f" o:allowincell="f" style="position:absolute;margin-left:0pt;margin-top:0pt;width:196.15pt;height:155.5pt;mso-wrap-style:none;v-text-anchor:middle" type="_x0000_t75">
+              <v:shape id="shape_0" ID="圖2-1 軌跡3" stroked="f" o:allowincell="f" style="position:absolute;margin-left:0pt;margin-top:0pt;width:181.65pt;height:164.3pt;mso-wrap-style:none;v-text-anchor:middle" type="_x0000_t75">
                 <v:imagedata r:id="rId21" o:detectmouseclick="t"/>
                 <v:stroke color="#41719c" weight="12600" joinstyle="miter" endcap="flat"/>
                 <w10:wrap type="none"/>
@@ -6580,12 +6678,12 @@
               <wp:anchor behindDoc="0" distT="0" distB="0" distL="0" distR="0" simplePos="0" locked="0" layoutInCell="1" allowOverlap="1" relativeHeight="19">
                 <wp:simplePos x="0" y="0"/>
                 <wp:positionH relativeFrom="column">
-                  <wp:posOffset>2800985</wp:posOffset>
+                  <wp:posOffset>2745105</wp:posOffset>
                 </wp:positionH>
                 <wp:positionV relativeFrom="paragraph">
-                  <wp:posOffset>2316480</wp:posOffset>
+                  <wp:posOffset>2275205</wp:posOffset>
                 </wp:positionV>
-                <wp:extent cx="2776855" cy="2409825"/>
+                <wp:extent cx="2832735" cy="2451100"/>
                 <wp:effectExtent l="0" t="0" r="0" b="0"/>
                 <wp:wrapNone/>
                 <wp:docPr id="28" name="圖2-1 軌跡4"/>
@@ -6603,7 +6701,7 @@
                       <pic:spPr>
                         <a:xfrm>
                           <a:off x="0" y="0"/>
-                          <a:ext cx="2776680" cy="2409840"/>
+                          <a:ext cx="2832840" cy="2451240"/>
                         </a:xfrm>
                         <a:prstGeom prst="rect">
                           <a:avLst/>
@@ -6620,7 +6718,7 @@
           </mc:Choice>
           <mc:Fallback>
             <w:pict>
-              <v:shape id="shape_0" ID="圖2-1 軌跡4" stroked="f" o:allowincell="f" style="position:absolute;margin-left:220.55pt;margin-top:182.4pt;width:218.6pt;height:189.7pt;mso-wrap-style:none;v-text-anchor:middle" type="_x0000_t75">
+              <v:shape id="shape_0" ID="圖2-1 軌跡4" stroked="f" o:allowincell="f" style="position:absolute;margin-left:216.15pt;margin-top:179.15pt;width:223pt;height:192.95pt;mso-wrap-style:none;v-text-anchor:middle" type="_x0000_t75">
                 <v:imagedata r:id="rId23" o:detectmouseclick="t"/>
                 <v:stroke color="#41719c" weight="12600" joinstyle="miter" endcap="flat"/>
                 <w10:wrap type="none"/>
@@ -6687,7 +6785,7 @@
                                 <w:szCs w:val="15"/>
                                 <w:rFonts w:ascii="標楷體" w:hAnsi="標楷體" w:eastAsia="標楷體" w:cs="新細明體"/>
                               </w:rPr>
-                              <w:t xml:space="preserve"> 1. 新市三路(往沙崙路)右轉　最小淨距 0.78 m</w:t>
+                              <w:t xml:space="preserve"> 1. 新市三路(往沙崙路)右轉　最小淨距 0.25 m</w:t>
                             </w:r>
                           </w:p>
                           <w:p>
@@ -6710,7 +6808,7 @@
                                 <w:szCs w:val="15"/>
                                 <w:rFonts w:ascii="標楷體" w:hAnsi="標楷體" w:eastAsia="標楷體" w:cs="新細明體"/>
                               </w:rPr>
-                              <w:t xml:space="preserve"> 2. 新市三路(往義山路)右轉　最小淨距 0.41 m</w:t>
+                              <w:t xml:space="preserve"> 2. 新市三路(往義山路)右轉　最小淨距 -0.31 m</w:t>
                             </w:r>
                           </w:p>
                           <w:p>
@@ -6733,7 +6831,7 @@
                                 <w:szCs w:val="15"/>
                                 <w:rFonts w:ascii="標楷體" w:hAnsi="標楷體" w:eastAsia="標楷體" w:cs="新細明體"/>
                               </w:rPr>
-                              <w:t xml:space="preserve"> 3. 崁頂二路(往新市五路)右轉　最小淨距 0.45 m</w:t>
+                              <w:t xml:space="preserve"> 3. 崁頂二路(往新市五路)右轉　最小淨距 -0.24 m</w:t>
                             </w:r>
                           </w:p>
                           <w:p>
@@ -6756,7 +6854,7 @@
                                 <w:szCs w:val="15"/>
                                 <w:rFonts w:ascii="標楷體" w:hAnsi="標楷體" w:eastAsia="標楷體" w:cs="新細明體"/>
                               </w:rPr>
-                              <w:t xml:space="preserve"> 4. 崁頂二路(往新市二路)右轉　最小淨距 0.64 m</w:t>
+                              <w:t xml:space="preserve"> 4. 崁頂二路(往新市二路)右轉　最小淨距 0.33 m</w:t>
                             </w:r>
                           </w:p>
                         </w:txbxContent>
@@ -6795,7 +6893,7 @@
                           <w:szCs w:val="15"/>
                           <w:rFonts w:ascii="標楷體" w:hAnsi="標楷體" w:eastAsia="標楷體" w:cs="新細明體"/>
                         </w:rPr>
-                        <w:t xml:space="preserve"> 1. 新市三路(往沙崙路)右轉　最小淨距 0.78 m</w:t>
+                        <w:t xml:space="preserve"> 1. 新市三路(往沙崙路)右轉　最小淨距 0.25 m</w:t>
                       </w:r>
                     </w:p>
                     <w:p>
@@ -6818,7 +6916,7 @@
                           <w:szCs w:val="15"/>
                           <w:rFonts w:ascii="標楷體" w:hAnsi="標楷體" w:eastAsia="標楷體" w:cs="新細明體"/>
                         </w:rPr>
-                        <w:t xml:space="preserve"> 2. 新市三路(往義山路)右轉　最小淨距 0.41 m</w:t>
+                        <w:t xml:space="preserve"> 2. 新市三路(往義山路)右轉　最小淨距 -0.31 m</w:t>
                       </w:r>
                     </w:p>
                     <w:p>
@@ -6841,7 +6939,7 @@
                           <w:szCs w:val="15"/>
                           <w:rFonts w:ascii="標楷體" w:hAnsi="標楷體" w:eastAsia="標楷體" w:cs="新細明體"/>
                         </w:rPr>
-                        <w:t xml:space="preserve"> 3. 崁頂二路(往新市五路)右轉　最小淨距 0.45 m</w:t>
+                        <w:t xml:space="preserve"> 3. 崁頂二路(往新市五路)右轉　最小淨距 -0.24 m</w:t>
                       </w:r>
                     </w:p>
                     <w:p>
@@ -6864,7 +6962,7 @@
                           <w:szCs w:val="15"/>
                           <w:rFonts w:ascii="標楷體" w:hAnsi="標楷體" w:eastAsia="標楷體" w:cs="新細明體"/>
                         </w:rPr>
-                        <w:t xml:space="preserve"> 4. 崁頂二路(往新市二路)右轉　最小淨距 0.64 m</w:t>
+                        <w:t xml:space="preserve"> 4. 崁頂二路(往新市二路)右轉　最小淨距 0.33 m</w:t>
                       </w:r>
                     </w:p>
                   </w:txbxContent>
@@ -6885,9 +6983,9 @@
                   <wp:posOffset>3931920</wp:posOffset>
                 </wp:positionH>
                 <wp:positionV relativeFrom="paragraph">
-                  <wp:posOffset>3903345</wp:posOffset>
+                  <wp:posOffset>3803015</wp:posOffset>
                 </wp:positionV>
-                <wp:extent cx="1600200" cy="1036955"/>
+                <wp:extent cx="1600200" cy="1185545"/>
                 <wp:effectExtent l="4445" t="4445" r="4445" b="4445"/>
                 <wp:wrapNone/>
                 <wp:docPr id="31" name="圖2-1 車種規格"/>
@@ -6898,7 +6996,7 @@
                       <wps:spPr>
                         <a:xfrm>
                           <a:off x="0" y="0"/>
-                          <a:ext cx="1600200" cy="1036800"/>
+                          <a:ext cx="1600200" cy="1185480"/>
                         </a:xfrm>
                         <a:prstGeom prst="rect">
                           <a:avLst/>
@@ -7013,6 +7111,20 @@
                               <w:t>黑框：車輛位置　○：最小淨距處</w:t>
                             </w:r>
                           </w:p>
+                          <w:p>
+                            <w:pPr>
+                              <w:spacing w:before="0" w:after="0" w:lineRule="auto" w:line="276"/>
+                              <w:rPr/>
+                            </w:pPr>
+                            <w:r>
+                              <w:rPr>
+                                <w:sz w:val="15"/>
+                                <w:szCs w:val="15"/>
+                                <w:rFonts w:ascii="標楷體" w:hAnsi="標楷體" w:eastAsia="標楷體" w:cs="新細明體"/>
+                              </w:rPr>
+                              <w:t>虛線：25cm淨距線</w:t>
+                            </w:r>
+                          </w:p>
                         </w:txbxContent>
                       </wps:txbx>
                       <wps:bodyPr wrap="square" lIns="-1800" rIns="-1800" tIns="-1800" bIns="-1800" anchor="t">
@@ -7026,7 +7138,7 @@
           </mc:Choice>
           <mc:Fallback>
             <w:pict>
-              <v:shape id="shape_0" ID="圖2-1 車種規格" fillcolor="white" stroked="t" o:allowincell="f" style="position:absolute;margin-left:309.6pt;margin-top:307.35pt;width:125.95pt;height:81.6pt;mso-wrap-style:square;v-text-anchor:top" type="_x0000_t202">
+              <v:shape id="shape_0" ID="圖2-1 車種規格" fillcolor="white" stroked="t" o:allowincell="f" style="position:absolute;margin-left:309.6pt;margin-top:299.45pt;width:125.95pt;height:93.3pt;mso-wrap-style:square;v-text-anchor:top" type="_x0000_t202">
                 <v:textbox>
                   <w:txbxContent>
                     <w:p>
@@ -7127,6 +7239,20 @@
                         <w:t>黑框：車輛位置　○：最小淨距處</w:t>
                       </w:r>
                     </w:p>
+                    <w:p>
+                      <w:pPr>
+                        <w:spacing w:before="0" w:after="0" w:lineRule="auto" w:line="276"/>
+                        <w:rPr/>
+                      </w:pPr>
+                      <w:r>
+                        <w:rPr>
+                          <w:sz w:val="15"/>
+                          <w:szCs w:val="15"/>
+                          <w:rFonts w:ascii="標楷體" w:hAnsi="標楷體" w:eastAsia="標楷體" w:cs="新細明體"/>
+                        </w:rPr>
+                        <w:t>虛線：25cm淨距線</w:t>
+                      </w:r>
+                    </w:p>
                   </w:txbxContent>
                 </v:textbox>
                 <v:fill o:detectmouseclick="t" type="solid" color2="black"/>
@@ -7273,7 +7399,7 @@
                 <wp:positionV relativeFrom="paragraph">
                   <wp:posOffset>635</wp:posOffset>
                 </wp:positionV>
-                <wp:extent cx="3085465" cy="2327910"/>
+                <wp:extent cx="3131820" cy="2395220"/>
                 <wp:effectExtent l="0" t="0" r="0" b="0"/>
                 <wp:wrapNone/>
                 <wp:docPr id="34" name="圖2-2 軌跡1"/>
@@ -7291,7 +7417,7 @@
                       <pic:spPr>
                         <a:xfrm>
                           <a:off x="0" y="0"/>
-                          <a:ext cx="3085560" cy="2327760"/>
+                          <a:ext cx="3132000" cy="2395080"/>
                         </a:xfrm>
                         <a:prstGeom prst="rect">
                           <a:avLst/>
@@ -7308,7 +7434,7 @@
           </mc:Choice>
           <mc:Fallback>
             <w:pict>
-              <v:shape id="shape_0" ID="圖2-2 軌跡1" stroked="f" o:allowincell="f" style="position:absolute;margin-left:0pt;margin-top:0pt;width:242.9pt;height:183.25pt;mso-wrap-style:none;v-text-anchor:middle" type="_x0000_t75">
+              <v:shape id="shape_0" ID="圖2-2 軌跡1" stroked="f" o:allowincell="f" style="position:absolute;margin-left:0pt;margin-top:0pt;width:246.55pt;height:188.55pt;mso-wrap-style:none;v-text-anchor:middle" type="_x0000_t75">
                 <v:imagedata r:id="rId27" o:detectmouseclick="t"/>
                 <v:stroke color="#41719c" weight="12600" joinstyle="miter" endcap="flat"/>
                 <w10:wrap type="none"/>
@@ -7322,12 +7448,12 @@
               <wp:anchor behindDoc="0" distT="0" distB="0" distL="0" distR="0" simplePos="0" locked="0" layoutInCell="1" allowOverlap="1" relativeHeight="24">
                 <wp:simplePos x="0" y="0"/>
                 <wp:positionH relativeFrom="column">
-                  <wp:posOffset>2037080</wp:posOffset>
+                  <wp:posOffset>2069465</wp:posOffset>
                 </wp:positionH>
                 <wp:positionV relativeFrom="paragraph">
-                  <wp:posOffset>1981200</wp:posOffset>
+                  <wp:posOffset>1934845</wp:posOffset>
                 </wp:positionV>
-                <wp:extent cx="3540125" cy="2744470"/>
+                <wp:extent cx="3507740" cy="2791460"/>
                 <wp:effectExtent l="0" t="0" r="0" b="0"/>
                 <wp:wrapNone/>
                 <wp:docPr id="36" name="圖2-2 軌跡2"/>
@@ -7345,7 +7471,7 @@
                       <pic:spPr>
                         <a:xfrm>
                           <a:off x="0" y="0"/>
-                          <a:ext cx="3540240" cy="2744640"/>
+                          <a:ext cx="3507840" cy="2791440"/>
                         </a:xfrm>
                         <a:prstGeom prst="rect">
                           <a:avLst/>
@@ -7362,7 +7488,7 @@
           </mc:Choice>
           <mc:Fallback>
             <w:pict>
-              <v:shape id="shape_0" ID="圖2-2 軌跡2" stroked="f" o:allowincell="f" style="position:absolute;margin-left:160.4pt;margin-top:156pt;width:278.7pt;height:216.05pt;mso-wrap-style:none;v-text-anchor:middle" type="_x0000_t75">
+              <v:shape id="shape_0" ID="圖2-2 軌跡2" stroked="f" o:allowincell="f" style="position:absolute;margin-left:162.95pt;margin-top:152.35pt;width:276.15pt;height:219.75pt;mso-wrap-style:none;v-text-anchor:middle" type="_x0000_t75">
                 <v:imagedata r:id="rId29" o:detectmouseclick="t"/>
                 <v:stroke color="#41719c" weight="12600" joinstyle="miter" endcap="flat"/>
                 <w10:wrap type="none"/>
@@ -7376,12 +7502,12 @@
               <wp:anchor behindDoc="0" distT="0" distB="0" distL="0" distR="0" simplePos="0" locked="0" layoutInCell="1" allowOverlap="1" relativeHeight="25">
                 <wp:simplePos x="0" y="0"/>
                 <wp:positionH relativeFrom="column">
-                  <wp:posOffset>2378075</wp:posOffset>
+                  <wp:posOffset>2366010</wp:posOffset>
                 </wp:positionH>
                 <wp:positionV relativeFrom="paragraph">
                   <wp:posOffset>635</wp:posOffset>
                 </wp:positionV>
-                <wp:extent cx="3199765" cy="2673985"/>
+                <wp:extent cx="3211195" cy="2686050"/>
                 <wp:effectExtent l="0" t="0" r="0" b="0"/>
                 <wp:wrapNone/>
                 <wp:docPr id="38" name="圖2-2 軌跡3"/>
@@ -7399,7 +7525,7 @@
                       <pic:spPr>
                         <a:xfrm>
                           <a:off x="0" y="0"/>
-                          <a:ext cx="3199680" cy="2674080"/>
+                          <a:ext cx="3211200" cy="2685960"/>
                         </a:xfrm>
                         <a:prstGeom prst="rect">
                           <a:avLst/>
@@ -7416,7 +7542,7 @@
           </mc:Choice>
           <mc:Fallback>
             <w:pict>
-              <v:shape id="shape_0" ID="圖2-2 軌跡3" stroked="f" o:allowincell="f" style="position:absolute;margin-left:187.25pt;margin-top:0pt;width:251.9pt;height:210.5pt;mso-wrap-style:none;v-text-anchor:middle" type="_x0000_t75">
+              <v:shape id="shape_0" ID="圖2-2 軌跡3" stroked="f" o:allowincell="f" style="position:absolute;margin-left:186.3pt;margin-top:0pt;width:252.8pt;height:211.45pt;mso-wrap-style:none;v-text-anchor:middle" type="_x0000_t75">
                 <v:imagedata r:id="rId31" o:detectmouseclick="t"/>
                 <v:stroke color="#41719c" weight="12600" joinstyle="miter" endcap="flat"/>
                 <w10:wrap type="none"/>
@@ -7433,9 +7559,9 @@
                   <wp:posOffset>0</wp:posOffset>
                 </wp:positionH>
                 <wp:positionV relativeFrom="paragraph">
-                  <wp:posOffset>1685290</wp:posOffset>
+                  <wp:posOffset>1614805</wp:posOffset>
                 </wp:positionV>
-                <wp:extent cx="2809240" cy="3041015"/>
+                <wp:extent cx="2818130" cy="3111500"/>
                 <wp:effectExtent l="0" t="0" r="0" b="0"/>
                 <wp:wrapNone/>
                 <wp:docPr id="40" name="圖2-2 軌跡4"/>
@@ -7453,7 +7579,7 @@
                       <pic:spPr>
                         <a:xfrm>
                           <a:off x="0" y="0"/>
-                          <a:ext cx="2809080" cy="3040920"/>
+                          <a:ext cx="2818080" cy="3111480"/>
                         </a:xfrm>
                         <a:prstGeom prst="rect">
                           <a:avLst/>
@@ -7470,7 +7596,7 @@
           </mc:Choice>
           <mc:Fallback>
             <w:pict>
-              <v:shape id="shape_0" ID="圖2-2 軌跡4" stroked="f" o:allowincell="f" style="position:absolute;margin-left:0pt;margin-top:132.7pt;width:221.15pt;height:239.4pt;mso-wrap-style:none;v-text-anchor:middle" type="_x0000_t75">
+              <v:shape id="shape_0" ID="圖2-2 軌跡4" stroked="f" o:allowincell="f" style="position:absolute;margin-left:0pt;margin-top:127.15pt;width:221.85pt;height:244.95pt;mso-wrap-style:none;v-text-anchor:middle" type="_x0000_t75">
                 <v:imagedata r:id="rId33" o:detectmouseclick="t"/>
                 <v:stroke color="#41719c" weight="12600" joinstyle="miter" endcap="flat"/>
                 <w10:wrap type="none"/>
@@ -7537,7 +7663,7 @@
                                 <w:szCs w:val="15"/>
                                 <w:rFonts w:ascii="標楷體" w:hAnsi="標楷體" w:eastAsia="標楷體" w:cs="新細明體"/>
                               </w:rPr>
-                              <w:t xml:space="preserve"> 1. 新市三路(往沙崙路)左轉　最小淨距 0.37 m</w:t>
+                              <w:t xml:space="preserve"> 1. 新市三路(往沙崙路)左轉　最小淨距 0.29 m</w:t>
                             </w:r>
                           </w:p>
                           <w:p>
@@ -7560,7 +7686,7 @@
                                 <w:szCs w:val="15"/>
                                 <w:rFonts w:ascii="標楷體" w:hAnsi="標楷體" w:eastAsia="標楷體" w:cs="新細明體"/>
                               </w:rPr>
-                              <w:t xml:space="preserve"> 2. 新市三路(往義山路)左轉　最小淨距 0.45 m</w:t>
+                              <w:t xml:space="preserve"> 2. 新市三路(往義山路)左轉　最小淨距 0.29 m</w:t>
                             </w:r>
                           </w:p>
                           <w:p>
@@ -7583,7 +7709,7 @@
                                 <w:szCs w:val="15"/>
                                 <w:rFonts w:ascii="標楷體" w:hAnsi="標楷體" w:eastAsia="標楷體" w:cs="新細明體"/>
                               </w:rPr>
-                              <w:t xml:space="preserve"> 3. 崁頂二路(往新市五路)左轉　最小淨距 1.06 m</w:t>
+                              <w:t xml:space="preserve"> 3. 崁頂二路(往新市五路)左轉　最小淨距 0.20 m</w:t>
                             </w:r>
                           </w:p>
                           <w:p>
@@ -7606,7 +7732,7 @@
                                 <w:szCs w:val="15"/>
                                 <w:rFonts w:ascii="標楷體" w:hAnsi="標楷體" w:eastAsia="標楷體" w:cs="新細明體"/>
                               </w:rPr>
-                              <w:t xml:space="preserve"> 4. 崁頂二路(往新市二路)左轉　最小淨距 0.45 m</w:t>
+                              <w:t xml:space="preserve"> 4. 崁頂二路(往新市二路)左轉　最小淨距 0.29 m</w:t>
                             </w:r>
                           </w:p>
                         </w:txbxContent>
@@ -7645,7 +7771,7 @@
                           <w:szCs w:val="15"/>
                           <w:rFonts w:ascii="標楷體" w:hAnsi="標楷體" w:eastAsia="標楷體" w:cs="新細明體"/>
                         </w:rPr>
-                        <w:t xml:space="preserve"> 1. 新市三路(往沙崙路)左轉　最小淨距 0.37 m</w:t>
+                        <w:t xml:space="preserve"> 1. 新市三路(往沙崙路)左轉　最小淨距 0.29 m</w:t>
                       </w:r>
                     </w:p>
                     <w:p>
@@ -7668,7 +7794,7 @@
                           <w:szCs w:val="15"/>
                           <w:rFonts w:ascii="標楷體" w:hAnsi="標楷體" w:eastAsia="標楷體" w:cs="新細明體"/>
                         </w:rPr>
-                        <w:t xml:space="preserve"> 2. 新市三路(往義山路)左轉　最小淨距 0.45 m</w:t>
+                        <w:t xml:space="preserve"> 2. 新市三路(往義山路)左轉　最小淨距 0.29 m</w:t>
                       </w:r>
                     </w:p>
                     <w:p>
@@ -7691,7 +7817,7 @@
                           <w:szCs w:val="15"/>
                           <w:rFonts w:ascii="標楷體" w:hAnsi="標楷體" w:eastAsia="標楷體" w:cs="新細明體"/>
                         </w:rPr>
-                        <w:t xml:space="preserve"> 3. 崁頂二路(往新市五路)左轉　最小淨距 1.06 m</w:t>
+                        <w:t xml:space="preserve"> 3. 崁頂二路(往新市五路)左轉　最小淨距 0.20 m</w:t>
                       </w:r>
                     </w:p>
                     <w:p>
@@ -7714,7 +7840,7 @@
                           <w:szCs w:val="15"/>
                           <w:rFonts w:ascii="標楷體" w:hAnsi="標楷體" w:eastAsia="標楷體" w:cs="新細明體"/>
                         </w:rPr>
-                        <w:t xml:space="preserve"> 4. 崁頂二路(往新市二路)左轉　最小淨距 0.45 m</w:t>
+                        <w:t xml:space="preserve"> 4. 崁頂二路(往新市二路)左轉　最小淨距 0.29 m</w:t>
                       </w:r>
                     </w:p>
                   </w:txbxContent>
@@ -7735,9 +7861,9 @@
                   <wp:posOffset>3931920</wp:posOffset>
                 </wp:positionH>
                 <wp:positionV relativeFrom="paragraph">
-                  <wp:posOffset>3903345</wp:posOffset>
+                  <wp:posOffset>3803015</wp:posOffset>
                 </wp:positionV>
-                <wp:extent cx="1600200" cy="1036955"/>
+                <wp:extent cx="1600200" cy="1185545"/>
                 <wp:effectExtent l="4445" t="4445" r="4445" b="4445"/>
                 <wp:wrapNone/>
                 <wp:docPr id="43" name="圖2-2 車種規格"/>
@@ -7748,7 +7874,7 @@
                       <wps:spPr>
                         <a:xfrm>
                           <a:off x="0" y="0"/>
-                          <a:ext cx="1600200" cy="1036800"/>
+                          <a:ext cx="1600200" cy="1185480"/>
                         </a:xfrm>
                         <a:prstGeom prst="rect">
                           <a:avLst/>
@@ -7863,6 +7989,20 @@
                               <w:t>黑框：車輛位置　○：最小淨距處</w:t>
                             </w:r>
                           </w:p>
+                          <w:p>
+                            <w:pPr>
+                              <w:spacing w:before="0" w:after="0" w:lineRule="auto" w:line="276"/>
+                              <w:rPr/>
+                            </w:pPr>
+                            <w:r>
+                              <w:rPr>
+                                <w:sz w:val="15"/>
+                                <w:szCs w:val="15"/>
+                                <w:rFonts w:ascii="標楷體" w:hAnsi="標楷體" w:eastAsia="標楷體" w:cs="新細明體"/>
+                              </w:rPr>
+                              <w:t>虛線：25cm淨距線</w:t>
+                            </w:r>
+                          </w:p>
                         </w:txbxContent>
                       </wps:txbx>
                       <wps:bodyPr wrap="square" lIns="-1800" rIns="-1800" tIns="-1800" bIns="-1800" anchor="t">
@@ -7876,7 +8016,7 @@
           </mc:Choice>
           <mc:Fallback>
             <w:pict>
-              <v:shape id="shape_0" ID="圖2-2 車種規格" fillcolor="white" stroked="t" o:allowincell="f" style="position:absolute;margin-left:309.6pt;margin-top:307.35pt;width:125.95pt;height:81.6pt;mso-wrap-style:square;v-text-anchor:top" type="_x0000_t202">
+              <v:shape id="shape_0" ID="圖2-2 車種規格" fillcolor="white" stroked="t" o:allowincell="f" style="position:absolute;margin-left:309.6pt;margin-top:299.45pt;width:125.95pt;height:93.3pt;mso-wrap-style:square;v-text-anchor:top" type="_x0000_t202">
                 <v:textbox>
                   <w:txbxContent>
                     <w:p>
@@ -7975,6 +8115,20 @@
                           <w:rFonts w:ascii="標楷體" w:hAnsi="標楷體" w:eastAsia="標楷體" w:cs="新細明體"/>
                         </w:rPr>
                         <w:t>黑框：車輛位置　○：最小淨距處</w:t>
+                      </w:r>
+                    </w:p>
+                    <w:p>
+                      <w:pPr>
+                        <w:spacing w:before="0" w:after="0" w:lineRule="auto" w:line="276"/>
+                        <w:rPr/>
+                      </w:pPr>
+                      <w:r>
+                        <w:rPr>
+                          <w:sz w:val="15"/>
+                          <w:szCs w:val="15"/>
+                          <w:rFonts w:ascii="標楷體" w:hAnsi="標楷體" w:eastAsia="標楷體" w:cs="新細明體"/>
+                        </w:rPr>
+                        <w:t>虛線：25cm淨距線</w:t>
                       </w:r>
                     </w:p>
                   </w:txbxContent>
@@ -8585,9 +8739,9 @@
                   <wp:posOffset>3931920</wp:posOffset>
                 </wp:positionH>
                 <wp:positionV relativeFrom="paragraph">
-                  <wp:posOffset>3903345</wp:posOffset>
+                  <wp:posOffset>3803015</wp:posOffset>
                 </wp:positionV>
-                <wp:extent cx="1600200" cy="1036955"/>
+                <wp:extent cx="1600200" cy="1185545"/>
                 <wp:effectExtent l="4445" t="4445" r="4445" b="4445"/>
                 <wp:wrapNone/>
                 <wp:docPr id="55" name="圖2-3 車種規格"/>
@@ -8598,7 +8752,7 @@
                       <wps:spPr>
                         <a:xfrm>
                           <a:off x="0" y="0"/>
-                          <a:ext cx="1600200" cy="1036800"/>
+                          <a:ext cx="1600200" cy="1185480"/>
                         </a:xfrm>
                         <a:prstGeom prst="rect">
                           <a:avLst/>
@@ -8713,6 +8867,20 @@
                               <w:t>黑框：車輛位置　○：最小淨距處</w:t>
                             </w:r>
                           </w:p>
+                          <w:p>
+                            <w:pPr>
+                              <w:spacing w:before="0" w:after="0" w:lineRule="auto" w:line="276"/>
+                              <w:rPr/>
+                            </w:pPr>
+                            <w:r>
+                              <w:rPr>
+                                <w:sz w:val="15"/>
+                                <w:szCs w:val="15"/>
+                                <w:rFonts w:ascii="標楷體" w:hAnsi="標楷體" w:eastAsia="標楷體" w:cs="新細明體"/>
+                              </w:rPr>
+                              <w:t>虛線：25cm淨距線</w:t>
+                            </w:r>
+                          </w:p>
                         </w:txbxContent>
                       </wps:txbx>
                       <wps:bodyPr wrap="square" lIns="-1800" rIns="-1800" tIns="-1800" bIns="-1800" anchor="t">
@@ -8726,7 +8894,7 @@
           </mc:Choice>
           <mc:Fallback>
             <w:pict>
-              <v:shape id="shape_0" ID="圖2-3 車種規格" fillcolor="white" stroked="t" o:allowincell="f" style="position:absolute;margin-left:309.6pt;margin-top:307.35pt;width:125.95pt;height:81.6pt;mso-wrap-style:square;v-text-anchor:top" type="_x0000_t202">
+              <v:shape id="shape_0" ID="圖2-3 車種規格" fillcolor="white" stroked="t" o:allowincell="f" style="position:absolute;margin-left:309.6pt;margin-top:299.45pt;width:125.95pt;height:93.3pt;mso-wrap-style:square;v-text-anchor:top" type="_x0000_t202">
                 <v:textbox>
                   <w:txbxContent>
                     <w:p>
@@ -8827,6 +8995,20 @@
                         <w:t>黑框：車輛位置　○：最小淨距處</w:t>
                       </w:r>
                     </w:p>
+                    <w:p>
+                      <w:pPr>
+                        <w:spacing w:before="0" w:after="0" w:lineRule="auto" w:line="276"/>
+                        <w:rPr/>
+                      </w:pPr>
+                      <w:r>
+                        <w:rPr>
+                          <w:sz w:val="15"/>
+                          <w:szCs w:val="15"/>
+                          <w:rFonts w:ascii="標楷體" w:hAnsi="標楷體" w:eastAsia="標楷體" w:cs="新細明體"/>
+                        </w:rPr>
+                        <w:t>虛線：25cm淨距線</w:t>
+                      </w:r>
+                    </w:p>
                   </w:txbxContent>
                 </v:textbox>
                 <v:fill o:detectmouseclick="t" type="solid" color2="black"/>
@@ -9596,21 +9778,21 @@
                 <w:rFonts w:eastAsia="標楷體" w:cs="新細明體" w:ascii="標楷體" w:hAnsi="標楷體"/>
                 <w:sz w:val="20"/>
               </w:rPr>
-              <w:t>1.02 m</w:t>
-            </w:r>
-            <w:r>
-              <w:rPr>
-                <w:rFonts w:ascii="標楷體" w:hAnsi="標楷體" w:cs="新細明體" w:eastAsia="標楷體"/>
-                <w:sz w:val="20"/>
-              </w:rPr>
-              <w:t>；沙崙路二段左轉新市三路＊：最小淨距</w:t>
+              <w:t>0.45 m</w:t>
+            </w:r>
+            <w:r>
+              <w:rPr>
+                <w:rFonts w:ascii="標楷體" w:hAnsi="標楷體" w:cs="新細明體" w:eastAsia="標楷體"/>
+                <w:sz w:val="20"/>
+              </w:rPr>
+              <w:t>；沙崙路二段左轉新市三路：最小淨距</w:t>
             </w:r>
             <w:r>
               <w:rPr>
                 <w:rFonts w:eastAsia="標楷體" w:cs="新細明體" w:ascii="標楷體" w:hAnsi="標楷體"/>
                 <w:sz w:val="20"/>
               </w:rPr>
-              <w:t>1.34 m</w:t>
+              <w:t>0.27 m</w:t>
             </w:r>
             <w:r>
               <w:rPr>
@@ -9814,28 +9996,28 @@
                 <w:rFonts w:ascii="標楷體" w:hAnsi="標楷體" w:cs="新細明體" w:eastAsia="標楷體"/>
                 <w:sz w:val="20"/>
               </w:rPr>
-              <w:t>右轉＊：最小淨距</w:t>
+              <w:t>右轉：最小淨距</w:t>
             </w:r>
             <w:r>
               <w:rPr>
                 <w:rFonts w:eastAsia="標楷體" w:cs="新細明體" w:ascii="標楷體" w:hAnsi="標楷體"/>
                 <w:sz w:val="20"/>
               </w:rPr>
-              <w:t>1.84 m</w:t>
-            </w:r>
-            <w:r>
-              <w:rPr>
-                <w:rFonts w:ascii="標楷體" w:hAnsi="標楷體" w:cs="新細明體" w:eastAsia="標楷體"/>
-                <w:sz w:val="20"/>
-              </w:rPr>
-              <w:t>；沙崙路二段右轉新市三路＊：最小淨距</w:t>
+              <w:t>0.29 m</w:t>
+            </w:r>
+            <w:r>
+              <w:rPr>
+                <w:rFonts w:ascii="標楷體" w:hAnsi="標楷體" w:cs="新細明體" w:eastAsia="標楷體"/>
+                <w:sz w:val="20"/>
+              </w:rPr>
+              <w:t>；沙崙路二段右轉新市三路：最小淨距</w:t>
             </w:r>
             <w:r>
               <w:rPr>
                 <w:rFonts w:eastAsia="標楷體" w:cs="新細明體" w:ascii="標楷體" w:hAnsi="標楷體"/>
                 <w:sz w:val="20"/>
               </w:rPr>
-              <w:t>0.53 m</w:t>
+              <w:t>0.29 m</w:t>
             </w:r>
             <w:r>
               <w:rPr>
@@ -9915,7 +10097,7 @@
           <w:rFonts w:ascii="標楷體" w:hAnsi="標楷體" w:cs="新細明體" w:eastAsia="標楷體"/>
           <w:sz w:val="22"/>
         </w:rPr>
-        <w:t>註：標示「＊」者表示大客車轉向時須跨用相鄰同向車道（含跨越車道線行駛）始能維持</w:t>
+        <w:t>註：標示「＊」者表示大客車無法以外側轉外側（右轉）／內側轉內側（左轉）維持</w:t>
       </w:r>
       <w:r>
         <w:rPr>
@@ -9929,7 +10111,7 @@
           <w:rFonts w:ascii="標楷體" w:hAnsi="標楷體" w:cs="新細明體" w:eastAsia="標楷體"/>
           <w:sz w:val="22"/>
         </w:rPr>
-        <w:t>公分以上間距。</w:t>
+        <w:t>公分以上間距，須駛入目的道路相鄰同向車道完成轉向。</w:t>
       </w:r>
     </w:p>
     <w:p>
@@ -10152,9 +10334,9 @@
                   <wp:posOffset>0</wp:posOffset>
                 </wp:positionH>
                 <wp:positionV relativeFrom="paragraph">
-                  <wp:posOffset>2643505</wp:posOffset>
+                  <wp:posOffset>2819400</wp:posOffset>
                 </wp:positionV>
-                <wp:extent cx="2710815" cy="2021205"/>
+                <wp:extent cx="2684145" cy="1845310"/>
                 <wp:effectExtent l="0" t="0" r="0" b="0"/>
                 <wp:wrapNone/>
                 <wp:docPr id="59" name="圖3-1 軌跡1"/>
@@ -10172,7 +10354,7 @@
                       <pic:spPr>
                         <a:xfrm>
                           <a:off x="0" y="0"/>
-                          <a:ext cx="2710800" cy="2021040"/>
+                          <a:ext cx="2684160" cy="1845360"/>
                         </a:xfrm>
                         <a:prstGeom prst="rect">
                           <a:avLst/>
@@ -10189,7 +10371,7 @@
           </mc:Choice>
           <mc:Fallback>
             <w:pict>
-              <v:shape id="shape_0" ID="圖3-1 軌跡1" stroked="f" o:allowincell="f" style="position:absolute;margin-left:0pt;margin-top:208.15pt;width:213.4pt;height:159.1pt;mso-wrap-style:none;v-text-anchor:middle" type="_x0000_t75">
+              <v:shape id="shape_0" ID="圖3-1 軌跡1" stroked="f" o:allowincell="f" style="position:absolute;margin-left:0pt;margin-top:222pt;width:211.3pt;height:145.25pt;mso-wrap-style:none;v-text-anchor:middle" type="_x0000_t75">
                 <v:imagedata r:id="rId47" o:detectmouseclick="t"/>
                 <v:stroke color="#41719c" weight="12600" joinstyle="miter" endcap="flat"/>
                 <w10:wrap type="none"/>
@@ -10208,7 +10390,7 @@
                 <wp:positionV relativeFrom="paragraph">
                   <wp:posOffset>635</wp:posOffset>
                 </wp:positionV>
-                <wp:extent cx="3235325" cy="2329180"/>
+                <wp:extent cx="3251835" cy="2278380"/>
                 <wp:effectExtent l="0" t="0" r="0" b="0"/>
                 <wp:wrapNone/>
                 <wp:docPr id="61" name="圖3-1 軌跡2"/>
@@ -10226,7 +10408,7 @@
                       <pic:spPr>
                         <a:xfrm>
                           <a:off x="0" y="0"/>
-                          <a:ext cx="3235320" cy="2329200"/>
+                          <a:ext cx="3251880" cy="2278440"/>
                         </a:xfrm>
                         <a:prstGeom prst="rect">
                           <a:avLst/>
@@ -10243,7 +10425,7 @@
           </mc:Choice>
           <mc:Fallback>
             <w:pict>
-              <v:shape id="shape_0" ID="圖3-1 軌跡2" stroked="f" o:allowincell="f" style="position:absolute;margin-left:0pt;margin-top:0pt;width:254.7pt;height:183.35pt;mso-wrap-style:none;v-text-anchor:middle" type="_x0000_t75">
+              <v:shape id="shape_0" ID="圖3-1 軌跡2" stroked="f" o:allowincell="f" style="position:absolute;margin-left:0pt;margin-top:0pt;width:256pt;height:179.35pt;mso-wrap-style:none;v-text-anchor:middle" type="_x0000_t75">
                 <v:imagedata r:id="rId49" o:detectmouseclick="t"/>
                 <v:stroke color="#41719c" weight="12600" joinstyle="miter" endcap="flat"/>
                 <w10:wrap type="none"/>
@@ -10310,7 +10492,7 @@
                                 <w:szCs w:val="15"/>
                                 <w:rFonts w:ascii="標楷體" w:hAnsi="標楷體" w:eastAsia="標楷體" w:cs="新細明體"/>
                               </w:rPr>
-                              <w:t xml:space="preserve"> 1. 新市三路(往沙崙路)右轉　最小淨距 1.84 m</w:t>
+                              <w:t xml:space="preserve"> 1. 新市三路(往沙崙路)右轉　最小淨距 0.29 m</w:t>
                             </w:r>
                           </w:p>
                           <w:p>
@@ -10333,7 +10515,7 @@
                                 <w:szCs w:val="15"/>
                                 <w:rFonts w:ascii="標楷體" w:hAnsi="標楷體" w:eastAsia="標楷體" w:cs="新細明體"/>
                               </w:rPr>
-                              <w:t xml:space="preserve"> 2. 沙崙路二段右轉新市三路　最小淨距 0.53 m</w:t>
+                              <w:t xml:space="preserve"> 2. 沙崙路二段右轉新市三路　最小淨距 0.29 m</w:t>
                             </w:r>
                           </w:p>
                         </w:txbxContent>
@@ -10372,7 +10554,7 @@
                           <w:szCs w:val="15"/>
                           <w:rFonts w:ascii="標楷體" w:hAnsi="標楷體" w:eastAsia="標楷體" w:cs="新細明體"/>
                         </w:rPr>
-                        <w:t xml:space="preserve"> 1. 新市三路(往沙崙路)右轉　最小淨距 1.84 m</w:t>
+                        <w:t xml:space="preserve"> 1. 新市三路(往沙崙路)右轉　最小淨距 0.29 m</w:t>
                       </w:r>
                     </w:p>
                     <w:p>
@@ -10395,7 +10577,7 @@
                           <w:szCs w:val="15"/>
                           <w:rFonts w:ascii="標楷體" w:hAnsi="標楷體" w:eastAsia="標楷體" w:cs="新細明體"/>
                         </w:rPr>
-                        <w:t xml:space="preserve"> 2. 沙崙路二段右轉新市三路　最小淨距 0.53 m</w:t>
+                        <w:t xml:space="preserve"> 2. 沙崙路二段右轉新市三路　最小淨距 0.29 m</w:t>
                       </w:r>
                     </w:p>
                   </w:txbxContent>
@@ -10416,9 +10598,9 @@
                   <wp:posOffset>3931920</wp:posOffset>
                 </wp:positionH>
                 <wp:positionV relativeFrom="paragraph">
-                  <wp:posOffset>3842385</wp:posOffset>
+                  <wp:posOffset>3741420</wp:posOffset>
                 </wp:positionV>
-                <wp:extent cx="1600200" cy="1036955"/>
+                <wp:extent cx="1600200" cy="1185545"/>
                 <wp:effectExtent l="4445" t="4445" r="4445" b="4445"/>
                 <wp:wrapNone/>
                 <wp:docPr id="64" name="圖3-1 車種規格"/>
@@ -10429,7 +10611,7 @@
                       <wps:spPr>
                         <a:xfrm>
                           <a:off x="0" y="0"/>
-                          <a:ext cx="1600200" cy="1036800"/>
+                          <a:ext cx="1600200" cy="1185480"/>
                         </a:xfrm>
                         <a:prstGeom prst="rect">
                           <a:avLst/>
@@ -10544,6 +10726,20 @@
                               <w:t>黑框：車輛位置　○：最小淨距處</w:t>
                             </w:r>
                           </w:p>
+                          <w:p>
+                            <w:pPr>
+                              <w:spacing w:before="0" w:after="0" w:lineRule="auto" w:line="276"/>
+                              <w:rPr/>
+                            </w:pPr>
+                            <w:r>
+                              <w:rPr>
+                                <w:sz w:val="15"/>
+                                <w:szCs w:val="15"/>
+                                <w:rFonts w:ascii="標楷體" w:hAnsi="標楷體" w:eastAsia="標楷體" w:cs="新細明體"/>
+                              </w:rPr>
+                              <w:t>虛線：25cm淨距線</w:t>
+                            </w:r>
+                          </w:p>
                         </w:txbxContent>
                       </wps:txbx>
                       <wps:bodyPr wrap="square" lIns="-1800" rIns="-1800" tIns="-1800" bIns="-1800" anchor="t">
@@ -10557,7 +10753,7 @@
           </mc:Choice>
           <mc:Fallback>
             <w:pict>
-              <v:shape id="shape_0" ID="圖3-1 車種規格" fillcolor="white" stroked="t" o:allowincell="f" style="position:absolute;margin-left:309.6pt;margin-top:302.55pt;width:125.95pt;height:81.6pt;mso-wrap-style:square;v-text-anchor:top" type="_x0000_t202">
+              <v:shape id="shape_0" ID="圖3-1 車種規格" fillcolor="white" stroked="t" o:allowincell="f" style="position:absolute;margin-left:309.6pt;margin-top:294.6pt;width:125.95pt;height:93.3pt;mso-wrap-style:square;v-text-anchor:top" type="_x0000_t202">
                 <v:textbox>
                   <w:txbxContent>
                     <w:p>
@@ -10658,6 +10854,20 @@
                         <w:t>黑框：車輛位置　○：最小淨距處</w:t>
                       </w:r>
                     </w:p>
+                    <w:p>
+                      <w:pPr>
+                        <w:spacing w:before="0" w:after="0" w:lineRule="auto" w:line="276"/>
+                        <w:rPr/>
+                      </w:pPr>
+                      <w:r>
+                        <w:rPr>
+                          <w:sz w:val="15"/>
+                          <w:szCs w:val="15"/>
+                          <w:rFonts w:ascii="標楷體" w:hAnsi="標楷體" w:eastAsia="標楷體" w:cs="新細明體"/>
+                        </w:rPr>
+                        <w:t>虛線：25cm淨距線</w:t>
+                      </w:r>
+                    </w:p>
                   </w:txbxContent>
                 </v:textbox>
                 <v:fill o:detectmouseclick="t" type="solid" color2="black"/>
@@ -10804,7 +11014,7 @@
                 <wp:positionV relativeFrom="paragraph">
                   <wp:posOffset>635</wp:posOffset>
                 </wp:positionV>
-                <wp:extent cx="5188585" cy="2883535"/>
+                <wp:extent cx="5205730" cy="2852420"/>
                 <wp:effectExtent l="0" t="0" r="0" b="0"/>
                 <wp:wrapNone/>
                 <wp:docPr id="67" name="圖3-2 軌跡1"/>
@@ -10822,7 +11032,7 @@
                       <pic:spPr>
                         <a:xfrm>
                           <a:off x="0" y="0"/>
-                          <a:ext cx="5188680" cy="2883600"/>
+                          <a:ext cx="5205600" cy="2852280"/>
                         </a:xfrm>
                         <a:prstGeom prst="rect">
                           <a:avLst/>
@@ -10839,7 +11049,7 @@
           </mc:Choice>
           <mc:Fallback>
             <w:pict>
-              <v:shape id="shape_0" ID="圖3-2 軌跡1" stroked="f" o:allowincell="f" style="position:absolute;margin-left:0pt;margin-top:0pt;width:408.5pt;height:227pt;mso-wrap-style:none;v-text-anchor:middle" type="_x0000_t75">
+              <v:shape id="shape_0" ID="圖3-2 軌跡1" stroked="f" o:allowincell="f" style="position:absolute;margin-left:0pt;margin-top:0pt;width:409.85pt;height:224.55pt;mso-wrap-style:none;v-text-anchor:middle" type="_x0000_t75">
                 <v:imagedata r:id="rId53" o:detectmouseclick="t"/>
                 <v:stroke color="#41719c" weight="12600" joinstyle="miter" endcap="flat"/>
                 <w10:wrap type="none"/>
@@ -10856,9 +11066,9 @@
                   <wp:posOffset>0</wp:posOffset>
                 </wp:positionH>
                 <wp:positionV relativeFrom="paragraph">
-                  <wp:posOffset>1859280</wp:posOffset>
+                  <wp:posOffset>1882775</wp:posOffset>
                 </wp:positionV>
-                <wp:extent cx="4728845" cy="2805430"/>
+                <wp:extent cx="4789805" cy="2781935"/>
                 <wp:effectExtent l="0" t="0" r="0" b="0"/>
                 <wp:wrapNone/>
                 <wp:docPr id="69" name="圖3-2 軌跡2"/>
@@ -10876,7 +11086,7 @@
                       <pic:spPr>
                         <a:xfrm>
                           <a:off x="0" y="0"/>
-                          <a:ext cx="4728960" cy="2805480"/>
+                          <a:ext cx="4789800" cy="2782080"/>
                         </a:xfrm>
                         <a:prstGeom prst="rect">
                           <a:avLst/>
@@ -10893,7 +11103,7 @@
           </mc:Choice>
           <mc:Fallback>
             <w:pict>
-              <v:shape id="shape_0" ID="圖3-2 軌跡2" stroked="f" o:allowincell="f" style="position:absolute;margin-left:0pt;margin-top:146.4pt;width:372.3pt;height:220.85pt;mso-wrap-style:none;v-text-anchor:middle" type="_x0000_t75">
+              <v:shape id="shape_0" ID="圖3-2 軌跡2" stroked="f" o:allowincell="f" style="position:absolute;margin-left:0pt;margin-top:148.25pt;width:377.1pt;height:219pt;mso-wrap-style:none;v-text-anchor:middle" type="_x0000_t75">
                 <v:imagedata r:id="rId55" o:detectmouseclick="t"/>
                 <v:stroke color="#41719c" weight="12600" joinstyle="miter" endcap="flat"/>
                 <w10:wrap type="none"/>
@@ -10960,7 +11170,7 @@
                                 <w:szCs w:val="15"/>
                                 <w:rFonts w:ascii="標楷體" w:hAnsi="標楷體" w:eastAsia="標楷體" w:cs="新細明體"/>
                               </w:rPr>
-                              <w:t xml:space="preserve"> 1. 新市三路(往沙崙路)左轉　最小淨距 1.02 m</w:t>
+                              <w:t xml:space="preserve"> 1. 新市三路(往沙崙路)左轉　最小淨距 0.45 m</w:t>
                             </w:r>
                           </w:p>
                           <w:p>
@@ -10983,7 +11193,7 @@
                                 <w:szCs w:val="15"/>
                                 <w:rFonts w:ascii="標楷體" w:hAnsi="標楷體" w:eastAsia="標楷體" w:cs="新細明體"/>
                               </w:rPr>
-                              <w:t xml:space="preserve"> 2. 沙崙路二段左轉新市三路　最小淨距 1.34 m</w:t>
+                              <w:t xml:space="preserve"> 2. 沙崙路二段左轉新市三路　最小淨距 0.27 m</w:t>
                             </w:r>
                           </w:p>
                         </w:txbxContent>
@@ -11022,7 +11232,7 @@
                           <w:szCs w:val="15"/>
                           <w:rFonts w:ascii="標楷體" w:hAnsi="標楷體" w:eastAsia="標楷體" w:cs="新細明體"/>
                         </w:rPr>
-                        <w:t xml:space="preserve"> 1. 新市三路(往沙崙路)左轉　最小淨距 1.02 m</w:t>
+                        <w:t xml:space="preserve"> 1. 新市三路(往沙崙路)左轉　最小淨距 0.45 m</w:t>
                       </w:r>
                     </w:p>
                     <w:p>
@@ -11045,7 +11255,7 @@
                           <w:szCs w:val="15"/>
                           <w:rFonts w:ascii="標楷體" w:hAnsi="標楷體" w:eastAsia="標楷體" w:cs="新細明體"/>
                         </w:rPr>
-                        <w:t xml:space="preserve"> 2. 沙崙路二段左轉新市三路　最小淨距 1.34 m</w:t>
+                        <w:t xml:space="preserve"> 2. 沙崙路二段左轉新市三路　最小淨距 0.27 m</w:t>
                       </w:r>
                     </w:p>
                   </w:txbxContent>
@@ -11066,9 +11276,9 @@
                   <wp:posOffset>3931920</wp:posOffset>
                 </wp:positionH>
                 <wp:positionV relativeFrom="paragraph">
-                  <wp:posOffset>3842385</wp:posOffset>
+                  <wp:posOffset>3741420</wp:posOffset>
                 </wp:positionV>
-                <wp:extent cx="1600200" cy="1036955"/>
+                <wp:extent cx="1600200" cy="1185545"/>
                 <wp:effectExtent l="4445" t="4445" r="4445" b="4445"/>
                 <wp:wrapNone/>
                 <wp:docPr id="72" name="圖3-2 車種規格"/>
@@ -11079,7 +11289,7 @@
                       <wps:spPr>
                         <a:xfrm>
                           <a:off x="0" y="0"/>
-                          <a:ext cx="1600200" cy="1036800"/>
+                          <a:ext cx="1600200" cy="1185480"/>
                         </a:xfrm>
                         <a:prstGeom prst="rect">
                           <a:avLst/>
@@ -11194,6 +11404,20 @@
                               <w:t>黑框：車輛位置　○：最小淨距處</w:t>
                             </w:r>
                           </w:p>
+                          <w:p>
+                            <w:pPr>
+                              <w:spacing w:before="0" w:after="0" w:lineRule="auto" w:line="276"/>
+                              <w:rPr/>
+                            </w:pPr>
+                            <w:r>
+                              <w:rPr>
+                                <w:sz w:val="15"/>
+                                <w:szCs w:val="15"/>
+                                <w:rFonts w:ascii="標楷體" w:hAnsi="標楷體" w:eastAsia="標楷體" w:cs="新細明體"/>
+                              </w:rPr>
+                              <w:t>虛線：25cm淨距線</w:t>
+                            </w:r>
+                          </w:p>
                         </w:txbxContent>
                       </wps:txbx>
                       <wps:bodyPr wrap="square" lIns="-1800" rIns="-1800" tIns="-1800" bIns="-1800" anchor="t">
@@ -11207,7 +11431,7 @@
           </mc:Choice>
           <mc:Fallback>
             <w:pict>
-              <v:shape id="shape_0" ID="圖3-2 車種規格" fillcolor="white" stroked="t" o:allowincell="f" style="position:absolute;margin-left:309.6pt;margin-top:302.55pt;width:125.95pt;height:81.6pt;mso-wrap-style:square;v-text-anchor:top" type="_x0000_t202">
+              <v:shape id="shape_0" ID="圖3-2 車種規格" fillcolor="white" stroked="t" o:allowincell="f" style="position:absolute;margin-left:309.6pt;margin-top:294.6pt;width:125.95pt;height:93.3pt;mso-wrap-style:square;v-text-anchor:top" type="_x0000_t202">
                 <v:textbox>
                   <w:txbxContent>
                     <w:p>
@@ -11308,6 +11532,20 @@
                         <w:t>黑框：車輛位置　○：最小淨距處</w:t>
                       </w:r>
                     </w:p>
+                    <w:p>
+                      <w:pPr>
+                        <w:spacing w:before="0" w:after="0" w:lineRule="auto" w:line="276"/>
+                        <w:rPr/>
+                      </w:pPr>
+                      <w:r>
+                        <w:rPr>
+                          <w:sz w:val="15"/>
+                          <w:szCs w:val="15"/>
+                          <w:rFonts w:ascii="標楷體" w:hAnsi="標楷體" w:eastAsia="標楷體" w:cs="新細明體"/>
+                        </w:rPr>
+                        <w:t>虛線：25cm淨距線</w:t>
+                      </w:r>
+                    </w:p>
                   </w:txbxContent>
                 </v:textbox>
                 <v:fill o:detectmouseclick="t" type="solid" color2="black"/>
@@ -12294,28 +12532,28 @@
                 <w:rFonts w:ascii="標楷體" w:hAnsi="標楷體" w:cs="新細明體" w:eastAsia="標楷體"/>
                 <w:sz w:val="20"/>
               </w:rPr>
-              <w:t>分析結果：崁頂二路左轉新市二路三段＊：最小淨距</w:t>
+              <w:t>分析結果：崁頂二路左轉新市二路三段：最小淨距</w:t>
             </w:r>
             <w:r>
               <w:rPr>
                 <w:rFonts w:eastAsia="標楷體" w:cs="新細明體" w:ascii="標楷體" w:hAnsi="標楷體"/>
                 <w:sz w:val="20"/>
               </w:rPr>
-              <w:t>0.82 m</w:t>
-            </w:r>
-            <w:r>
-              <w:rPr>
-                <w:rFonts w:ascii="標楷體" w:hAnsi="標楷體" w:cs="新細明體" w:eastAsia="標楷體"/>
-                <w:sz w:val="20"/>
-              </w:rPr>
-              <w:t>；新市二路三段左轉崁頂二路＊：最小淨距</w:t>
+              <w:t>0.29 m</w:t>
+            </w:r>
+            <w:r>
+              <w:rPr>
+                <w:rFonts w:ascii="標楷體" w:hAnsi="標楷體" w:cs="新細明體" w:eastAsia="標楷體"/>
+                <w:sz w:val="20"/>
+              </w:rPr>
+              <w:t>；新市二路三段左轉崁頂二路：最小淨距</w:t>
             </w:r>
             <w:r>
               <w:rPr>
                 <w:rFonts w:eastAsia="標楷體" w:cs="新細明體" w:ascii="標楷體" w:hAnsi="標楷體"/>
                 <w:sz w:val="20"/>
               </w:rPr>
-              <w:t>1.10 m</w:t>
+              <w:t>0.29 m</w:t>
             </w:r>
             <w:r>
               <w:rPr>
@@ -12498,7 +12736,7 @@
                 <w:rFonts w:eastAsia="標楷體" w:cs="新細明體" w:ascii="標楷體" w:hAnsi="標楷體"/>
                 <w:sz w:val="20"/>
               </w:rPr>
-              <w:t>1.22 m</w:t>
+              <w:t>0.29 m</w:t>
             </w:r>
             <w:r>
               <w:rPr>
@@ -12512,14 +12750,14 @@
                 <w:rFonts w:eastAsia="標楷體" w:cs="新細明體" w:ascii="標楷體" w:hAnsi="標楷體"/>
                 <w:sz w:val="20"/>
               </w:rPr>
-              <w:t>0.59 m</w:t>
-            </w:r>
-            <w:r>
-              <w:rPr>
-                <w:rFonts w:ascii="標楷體" w:hAnsi="標楷體" w:cs="新細明體" w:eastAsia="標楷體"/>
-                <w:sz w:val="20"/>
-              </w:rPr>
-              <w:t>，均保持</w:t>
+              <w:t>-0.09 m</w:t>
+            </w:r>
+            <w:r>
+              <w:rPr>
+                <w:rFonts w:ascii="標楷體" w:hAnsi="標楷體" w:cs="新細明體" w:eastAsia="標楷體"/>
+                <w:sz w:val="20"/>
+              </w:rPr>
+              <w:t>，未達</w:t>
             </w:r>
             <w:r>
               <w:rPr>
@@ -12533,7 +12771,7 @@
                 <w:rFonts w:ascii="標楷體" w:hAnsi="標楷體" w:cs="新細明體" w:eastAsia="標楷體"/>
                 <w:sz w:val="20"/>
               </w:rPr>
-              <w:t>公分以上。</w:t>
+              <w:t>公分。</w:t>
             </w:r>
           </w:p>
         </w:tc>
@@ -12563,14 +12801,14 @@
                 <w:rFonts w:eastAsia="標楷體" w:cs="新細明體" w:ascii="標楷體" w:hAnsi="標楷體"/>
                 <w:sz w:val="20"/>
               </w:rPr>
-              <w:t>■</w:t>
-            </w:r>
-            <w:r>
-              <w:rPr>
-                <w:rFonts w:ascii="標楷體" w:hAnsi="標楷體" w:cs="新細明體" w:eastAsia="標楷體"/>
-                <w:sz w:val="20"/>
-              </w:rPr>
-              <w:t>是 □否 □不適用</w:t>
+              <w:t>□</w:t>
+            </w:r>
+            <w:r>
+              <w:rPr>
+                <w:rFonts w:ascii="標楷體" w:hAnsi="標楷體" w:cs="新細明體" w:eastAsia="標楷體"/>
+                <w:sz w:val="20"/>
+              </w:rPr>
+              <w:t>是 ■否 □不適用</w:t>
             </w:r>
           </w:p>
         </w:tc>
@@ -12592,7 +12830,7 @@
           <w:rFonts w:ascii="標楷體" w:hAnsi="標楷體" w:cs="新細明體" w:eastAsia="標楷體"/>
           <w:sz w:val="22"/>
         </w:rPr>
-        <w:t>註：標示「＊」者表示大客車轉向時須跨用相鄰同向車道（含跨越車道線行駛）始能維持</w:t>
+        <w:t>註：標示「＊」者表示大客車無法以外側轉外側（右轉）／內側轉內側（左轉）維持</w:t>
       </w:r>
       <w:r>
         <w:rPr>
@@ -12606,7 +12844,7 @@
           <w:rFonts w:ascii="標楷體" w:hAnsi="標楷體" w:cs="新細明體" w:eastAsia="標楷體"/>
           <w:sz w:val="22"/>
         </w:rPr>
-        <w:t>公分以上間距。</w:t>
+        <w:t>公分以上間距，須駛入目的道路相鄰同向車道完成轉向。</w:t>
       </w:r>
     </w:p>
     <w:p>
@@ -12826,12 +13064,12 @@
               <wp:anchor behindDoc="0" distT="0" distB="0" distL="0" distR="0" simplePos="0" locked="0" layoutInCell="1" allowOverlap="1" relativeHeight="49">
                 <wp:simplePos x="0" y="0"/>
                 <wp:positionH relativeFrom="column">
-                  <wp:posOffset>1970405</wp:posOffset>
+                  <wp:posOffset>1784985</wp:posOffset>
                 </wp:positionH>
                 <wp:positionV relativeFrom="paragraph">
                   <wp:posOffset>635</wp:posOffset>
                 </wp:positionV>
-                <wp:extent cx="3606800" cy="2511425"/>
+                <wp:extent cx="3792855" cy="2406650"/>
                 <wp:effectExtent l="0" t="0" r="0" b="0"/>
                 <wp:wrapNone/>
                 <wp:docPr id="76" name="圖4-1 軌跡1"/>
@@ -12849,7 +13087,7 @@
                       <pic:spPr>
                         <a:xfrm>
                           <a:off x="0" y="0"/>
-                          <a:ext cx="3606840" cy="2511360"/>
+                          <a:ext cx="3792960" cy="2406600"/>
                         </a:xfrm>
                         <a:prstGeom prst="rect">
                           <a:avLst/>
@@ -12866,7 +13104,7 @@
           </mc:Choice>
           <mc:Fallback>
             <w:pict>
-              <v:shape id="shape_0" ID="圖4-1 軌跡1" stroked="f" o:allowincell="f" style="position:absolute;margin-left:155.15pt;margin-top:0pt;width:283.95pt;height:197.7pt;mso-wrap-style:none;v-text-anchor:middle" type="_x0000_t75">
+              <v:shape id="shape_0" ID="圖4-1 軌跡1" stroked="f" o:allowincell="f" style="position:absolute;margin-left:140.55pt;margin-top:0pt;width:298.6pt;height:189.45pt;mso-wrap-style:none;v-text-anchor:middle" type="_x0000_t75">
                 <v:imagedata r:id="rId59" o:detectmouseclick="t"/>
                 <v:stroke color="#41719c" weight="12600" joinstyle="miter" endcap="flat"/>
                 <w10:wrap type="none"/>
@@ -12880,12 +13118,12 @@
               <wp:anchor behindDoc="0" distT="0" distB="0" distL="0" distR="0" simplePos="0" locked="0" layoutInCell="1" allowOverlap="1" relativeHeight="50">
                 <wp:simplePos x="0" y="0"/>
                 <wp:positionH relativeFrom="column">
-                  <wp:posOffset>1872615</wp:posOffset>
+                  <wp:posOffset>2197735</wp:posOffset>
                 </wp:positionH>
                 <wp:positionV relativeFrom="paragraph">
-                  <wp:posOffset>2981325</wp:posOffset>
+                  <wp:posOffset>2836545</wp:posOffset>
                 </wp:positionV>
-                <wp:extent cx="3704590" cy="2258060"/>
+                <wp:extent cx="3380105" cy="2402840"/>
                 <wp:effectExtent l="0" t="0" r="0" b="0"/>
                 <wp:wrapNone/>
                 <wp:docPr id="78" name="圖4-1 軌跡2"/>
@@ -12903,7 +13141,7 @@
                       <pic:spPr>
                         <a:xfrm>
                           <a:off x="0" y="0"/>
-                          <a:ext cx="3704760" cy="2257920"/>
+                          <a:ext cx="3380040" cy="2403000"/>
                         </a:xfrm>
                         <a:prstGeom prst="rect">
                           <a:avLst/>
@@ -12920,7 +13158,7 @@
           </mc:Choice>
           <mc:Fallback>
             <w:pict>
-              <v:shape id="shape_0" ID="圖4-1 軌跡2" stroked="f" o:allowincell="f" style="position:absolute;margin-left:147.45pt;margin-top:234.75pt;width:291.65pt;height:177.75pt;mso-wrap-style:none;v-text-anchor:middle" type="_x0000_t75">
+              <v:shape id="shape_0" ID="圖4-1 軌跡2" stroked="f" o:allowincell="f" style="position:absolute;margin-left:173.05pt;margin-top:223.35pt;width:266.1pt;height:189.15pt;mso-wrap-style:none;v-text-anchor:middle" type="_x0000_t75">
                 <v:imagedata r:id="rId61" o:detectmouseclick="t"/>
                 <v:stroke color="#41719c" weight="12600" joinstyle="miter" endcap="flat"/>
                 <w10:wrap type="none"/>
@@ -12987,7 +13225,7 @@
                                 <w:szCs w:val="15"/>
                                 <w:rFonts w:ascii="標楷體" w:hAnsi="標楷體" w:eastAsia="標楷體" w:cs="新細明體"/>
                               </w:rPr>
-                              <w:t xml:space="preserve"> 1. 崁頂二路右轉新市二路三段　最小淨距 1.22 m</w:t>
+                              <w:t xml:space="preserve"> 1. 崁頂二路右轉新市二路三段　最小淨距 0.29 m</w:t>
                             </w:r>
                           </w:p>
                           <w:p>
@@ -13010,7 +13248,7 @@
                                 <w:szCs w:val="15"/>
                                 <w:rFonts w:ascii="標楷體" w:hAnsi="標楷體" w:eastAsia="標楷體" w:cs="新細明體"/>
                               </w:rPr>
-                              <w:t xml:space="preserve"> 2. 新市二路三段右轉崁頂二路　最小淨距 0.59 m</w:t>
+                              <w:t xml:space="preserve"> 2. 新市二路三段右轉崁頂二路　最小淨距 -0.09 m</w:t>
                             </w:r>
                           </w:p>
                         </w:txbxContent>
@@ -13049,7 +13287,7 @@
                           <w:szCs w:val="15"/>
                           <w:rFonts w:ascii="標楷體" w:hAnsi="標楷體" w:eastAsia="標楷體" w:cs="新細明體"/>
                         </w:rPr>
-                        <w:t xml:space="preserve"> 1. 崁頂二路右轉新市二路三段　最小淨距 1.22 m</w:t>
+                        <w:t xml:space="preserve"> 1. 崁頂二路右轉新市二路三段　最小淨距 0.29 m</w:t>
                       </w:r>
                     </w:p>
                     <w:p>
@@ -13072,7 +13310,7 @@
                           <w:szCs w:val="15"/>
                           <w:rFonts w:ascii="標楷體" w:hAnsi="標楷體" w:eastAsia="標楷體" w:cs="新細明體"/>
                         </w:rPr>
-                        <w:t xml:space="preserve"> 2. 新市二路三段右轉崁頂二路　最小淨距 0.59 m</w:t>
+                        <w:t xml:space="preserve"> 2. 新市二路三段右轉崁頂二路　最小淨距 -0.09 m</w:t>
                       </w:r>
                     </w:p>
                   </w:txbxContent>
@@ -13093,9 +13331,9 @@
                   <wp:posOffset>3931920</wp:posOffset>
                 </wp:positionH>
                 <wp:positionV relativeFrom="paragraph">
-                  <wp:posOffset>4417060</wp:posOffset>
+                  <wp:posOffset>4316095</wp:posOffset>
                 </wp:positionV>
-                <wp:extent cx="1600200" cy="1036955"/>
+                <wp:extent cx="1600200" cy="1185545"/>
                 <wp:effectExtent l="4445" t="4445" r="4445" b="4445"/>
                 <wp:wrapNone/>
                 <wp:docPr id="81" name="圖4-1 車種規格"/>
@@ -13106,7 +13344,7 @@
                       <wps:spPr>
                         <a:xfrm>
                           <a:off x="0" y="0"/>
-                          <a:ext cx="1600200" cy="1036800"/>
+                          <a:ext cx="1600200" cy="1185480"/>
                         </a:xfrm>
                         <a:prstGeom prst="rect">
                           <a:avLst/>
@@ -13221,6 +13459,20 @@
                               <w:t>黑框：車輛位置　○：最小淨距處</w:t>
                             </w:r>
                           </w:p>
+                          <w:p>
+                            <w:pPr>
+                              <w:spacing w:before="0" w:after="0" w:lineRule="auto" w:line="276"/>
+                              <w:rPr/>
+                            </w:pPr>
+                            <w:r>
+                              <w:rPr>
+                                <w:sz w:val="15"/>
+                                <w:szCs w:val="15"/>
+                                <w:rFonts w:ascii="標楷體" w:hAnsi="標楷體" w:eastAsia="標楷體" w:cs="新細明體"/>
+                              </w:rPr>
+                              <w:t>虛線：25cm淨距線</w:t>
+                            </w:r>
+                          </w:p>
                         </w:txbxContent>
                       </wps:txbx>
                       <wps:bodyPr wrap="square" lIns="-1800" rIns="-1800" tIns="-1800" bIns="-1800" anchor="t">
@@ -13234,7 +13486,7 @@
           </mc:Choice>
           <mc:Fallback>
             <w:pict>
-              <v:shape id="shape_0" ID="圖4-1 車種規格" fillcolor="white" stroked="t" o:allowincell="f" style="position:absolute;margin-left:309.6pt;margin-top:347.8pt;width:125.95pt;height:81.6pt;mso-wrap-style:square;v-text-anchor:top" type="_x0000_t202">
+              <v:shape id="shape_0" ID="圖4-1 車種規格" fillcolor="white" stroked="t" o:allowincell="f" style="position:absolute;margin-left:309.6pt;margin-top:339.85pt;width:125.95pt;height:93.3pt;mso-wrap-style:square;v-text-anchor:top" type="_x0000_t202">
                 <v:textbox>
                   <w:txbxContent>
                     <w:p>
@@ -13335,6 +13587,20 @@
                         <w:t>黑框：車輛位置　○：最小淨距處</w:t>
                       </w:r>
                     </w:p>
+                    <w:p>
+                      <w:pPr>
+                        <w:spacing w:before="0" w:after="0" w:lineRule="auto" w:line="276"/>
+                        <w:rPr/>
+                      </w:pPr>
+                      <w:r>
+                        <w:rPr>
+                          <w:sz w:val="15"/>
+                          <w:szCs w:val="15"/>
+                          <w:rFonts w:ascii="標楷體" w:hAnsi="標楷體" w:eastAsia="標楷體" w:cs="新細明體"/>
+                        </w:rPr>
+                        <w:t>虛線：25cm淨距線</w:t>
+                      </w:r>
+                    </w:p>
                   </w:txbxContent>
                 </v:textbox>
                 <v:fill o:detectmouseclick="t" type="solid" color2="black"/>
@@ -13476,12 +13742,12 @@
               <wp:anchor behindDoc="0" distT="0" distB="0" distL="0" distR="0" simplePos="0" locked="0" layoutInCell="1" allowOverlap="1" relativeHeight="54">
                 <wp:simplePos x="0" y="0"/>
                 <wp:positionH relativeFrom="column">
-                  <wp:posOffset>912495</wp:posOffset>
+                  <wp:posOffset>902335</wp:posOffset>
                 </wp:positionH>
                 <wp:positionV relativeFrom="paragraph">
-                  <wp:posOffset>2505075</wp:posOffset>
+                  <wp:posOffset>2390140</wp:posOffset>
                 </wp:positionV>
-                <wp:extent cx="4664710" cy="2734945"/>
+                <wp:extent cx="4674870" cy="2849245"/>
                 <wp:effectExtent l="0" t="0" r="0" b="0"/>
                 <wp:wrapNone/>
                 <wp:docPr id="84" name="圖4-2 軌跡1"/>
@@ -13499,7 +13765,7 @@
                       <pic:spPr>
                         <a:xfrm>
                           <a:off x="0" y="0"/>
-                          <a:ext cx="4664880" cy="2734920"/>
+                          <a:ext cx="4674960" cy="2849400"/>
                         </a:xfrm>
                         <a:prstGeom prst="rect">
                           <a:avLst/>
@@ -13516,7 +13782,7 @@
           </mc:Choice>
           <mc:Fallback>
             <w:pict>
-              <v:shape id="shape_0" ID="圖4-2 軌跡1" stroked="f" o:allowincell="f" style="position:absolute;margin-left:71.85pt;margin-top:197.25pt;width:367.25pt;height:215.3pt;mso-wrap-style:none;v-text-anchor:middle" type="_x0000_t75">
+              <v:shape id="shape_0" ID="圖4-2 軌跡1" stroked="f" o:allowincell="f" style="position:absolute;margin-left:71.05pt;margin-top:188.2pt;width:368.05pt;height:224.3pt;mso-wrap-style:none;v-text-anchor:middle" type="_x0000_t75">
                 <v:imagedata r:id="rId65" o:detectmouseclick="t"/>
                 <v:stroke color="#41719c" weight="12600" joinstyle="miter" endcap="flat"/>
                 <w10:wrap type="none"/>
@@ -13530,12 +13796,12 @@
               <wp:anchor behindDoc="0" distT="0" distB="0" distL="0" distR="0" simplePos="0" locked="0" layoutInCell="1" allowOverlap="1" relativeHeight="55">
                 <wp:simplePos x="0" y="0"/>
                 <wp:positionH relativeFrom="column">
-                  <wp:posOffset>1301115</wp:posOffset>
+                  <wp:posOffset>1281430</wp:posOffset>
                 </wp:positionH>
                 <wp:positionV relativeFrom="paragraph">
                   <wp:posOffset>635</wp:posOffset>
                 </wp:positionV>
-                <wp:extent cx="4276090" cy="3394075"/>
+                <wp:extent cx="4296410" cy="3362960"/>
                 <wp:effectExtent l="0" t="0" r="0" b="0"/>
                 <wp:wrapNone/>
                 <wp:docPr id="86" name="圖4-2 軌跡2"/>
@@ -13553,7 +13819,7 @@
                       <pic:spPr>
                         <a:xfrm>
                           <a:off x="0" y="0"/>
-                          <a:ext cx="4276080" cy="3394080"/>
+                          <a:ext cx="4296240" cy="3363120"/>
                         </a:xfrm>
                         <a:prstGeom prst="rect">
                           <a:avLst/>
@@ -13570,7 +13836,7 @@
           </mc:Choice>
           <mc:Fallback>
             <w:pict>
-              <v:shape id="shape_0" ID="圖4-2 軌跡2" stroked="f" o:allowincell="f" style="position:absolute;margin-left:102.45pt;margin-top:0pt;width:336.65pt;height:267.2pt;mso-wrap-style:none;v-text-anchor:middle" type="_x0000_t75">
+              <v:shape id="shape_0" ID="圖4-2 軌跡2" stroked="f" o:allowincell="f" style="position:absolute;margin-left:100.9pt;margin-top:0pt;width:338.25pt;height:264.75pt;mso-wrap-style:none;v-text-anchor:middle" type="_x0000_t75">
                 <v:imagedata r:id="rId67" o:detectmouseclick="t"/>
                 <v:stroke color="#41719c" weight="12600" joinstyle="miter" endcap="flat"/>
                 <w10:wrap type="none"/>
@@ -13637,7 +13903,7 @@
                                 <w:szCs w:val="15"/>
                                 <w:rFonts w:ascii="標楷體" w:hAnsi="標楷體" w:eastAsia="標楷體" w:cs="新細明體"/>
                               </w:rPr>
-                              <w:t xml:space="preserve"> 1. 崁頂二路左轉新市二路三段　最小淨距 0.82 m</w:t>
+                              <w:t xml:space="preserve"> 1. 崁頂二路左轉新市二路三段　最小淨距 0.29 m</w:t>
                             </w:r>
                           </w:p>
                           <w:p>
@@ -13660,7 +13926,7 @@
                                 <w:szCs w:val="15"/>
                                 <w:rFonts w:ascii="標楷體" w:hAnsi="標楷體" w:eastAsia="標楷體" w:cs="新細明體"/>
                               </w:rPr>
-                              <w:t xml:space="preserve"> 2. 新市二路三段左轉崁頂二路　最小淨距 1.10 m</w:t>
+                              <w:t xml:space="preserve"> 2. 新市二路三段左轉崁頂二路　最小淨距 0.29 m</w:t>
                             </w:r>
                           </w:p>
                         </w:txbxContent>
@@ -13699,7 +13965,7 @@
                           <w:szCs w:val="15"/>
                           <w:rFonts w:ascii="標楷體" w:hAnsi="標楷體" w:eastAsia="標楷體" w:cs="新細明體"/>
                         </w:rPr>
-                        <w:t xml:space="preserve"> 1. 崁頂二路左轉新市二路三段　最小淨距 0.82 m</w:t>
+                        <w:t xml:space="preserve"> 1. 崁頂二路左轉新市二路三段　最小淨距 0.29 m</w:t>
                       </w:r>
                     </w:p>
                     <w:p>
@@ -13722,7 +13988,7 @@
                           <w:szCs w:val="15"/>
                           <w:rFonts w:ascii="標楷體" w:hAnsi="標楷體" w:eastAsia="標楷體" w:cs="新細明體"/>
                         </w:rPr>
-                        <w:t xml:space="preserve"> 2. 新市二路三段左轉崁頂二路　最小淨距 1.10 m</w:t>
+                        <w:t xml:space="preserve"> 2. 新市二路三段左轉崁頂二路　最小淨距 0.29 m</w:t>
                       </w:r>
                     </w:p>
                   </w:txbxContent>
@@ -13743,9 +14009,9 @@
                   <wp:posOffset>3931920</wp:posOffset>
                 </wp:positionH>
                 <wp:positionV relativeFrom="paragraph">
-                  <wp:posOffset>4417060</wp:posOffset>
+                  <wp:posOffset>4316095</wp:posOffset>
                 </wp:positionV>
-                <wp:extent cx="1600200" cy="1036955"/>
+                <wp:extent cx="1600200" cy="1185545"/>
                 <wp:effectExtent l="4445" t="4445" r="4445" b="4445"/>
                 <wp:wrapNone/>
                 <wp:docPr id="89" name="圖4-2 車種規格"/>
@@ -13756,7 +14022,7 @@
                       <wps:spPr>
                         <a:xfrm>
                           <a:off x="0" y="0"/>
-                          <a:ext cx="1600200" cy="1036800"/>
+                          <a:ext cx="1600200" cy="1185480"/>
                         </a:xfrm>
                         <a:prstGeom prst="rect">
                           <a:avLst/>
@@ -13871,6 +14137,20 @@
                               <w:t>黑框：車輛位置　○：最小淨距處</w:t>
                             </w:r>
                           </w:p>
+                          <w:p>
+                            <w:pPr>
+                              <w:spacing w:before="0" w:after="0" w:lineRule="auto" w:line="276"/>
+                              <w:rPr/>
+                            </w:pPr>
+                            <w:r>
+                              <w:rPr>
+                                <w:sz w:val="15"/>
+                                <w:szCs w:val="15"/>
+                                <w:rFonts w:ascii="標楷體" w:hAnsi="標楷體" w:eastAsia="標楷體" w:cs="新細明體"/>
+                              </w:rPr>
+                              <w:t>虛線：25cm淨距線</w:t>
+                            </w:r>
+                          </w:p>
                         </w:txbxContent>
                       </wps:txbx>
                       <wps:bodyPr wrap="square" lIns="-1800" rIns="-1800" tIns="-1800" bIns="-1800" anchor="t">
@@ -13884,7 +14164,7 @@
           </mc:Choice>
           <mc:Fallback>
             <w:pict>
-              <v:shape id="shape_0" ID="圖4-2 車種規格" fillcolor="white" stroked="t" o:allowincell="f" style="position:absolute;margin-left:309.6pt;margin-top:347.8pt;width:125.95pt;height:81.6pt;mso-wrap-style:square;v-text-anchor:top" type="_x0000_t202">
+              <v:shape id="shape_0" ID="圖4-2 車種規格" fillcolor="white" stroked="t" o:allowincell="f" style="position:absolute;margin-left:309.6pt;margin-top:339.85pt;width:125.95pt;height:93.3pt;mso-wrap-style:square;v-text-anchor:top" type="_x0000_t202">
                 <v:textbox>
                   <w:txbxContent>
                     <w:p>
@@ -13983,6 +14263,20 @@
                           <w:rFonts w:ascii="標楷體" w:hAnsi="標楷體" w:eastAsia="標楷體" w:cs="新細明體"/>
                         </w:rPr>
                         <w:t>黑框：車輛位置　○：最小淨距處</w:t>
+                      </w:r>
+                    </w:p>
+                    <w:p>
+                      <w:pPr>
+                        <w:spacing w:before="0" w:after="0" w:lineRule="auto" w:line="276"/>
+                        <w:rPr/>
+                      </w:pPr>
+                      <w:r>
+                        <w:rPr>
+                          <w:sz w:val="15"/>
+                          <w:szCs w:val="15"/>
+                          <w:rFonts w:ascii="標楷體" w:hAnsi="標楷體" w:eastAsia="標楷體" w:cs="新細明體"/>
+                        </w:rPr>
+                        <w:t>虛線：25cm淨距線</w:t>
                       </w:r>
                     </w:p>
                   </w:txbxContent>
@@ -14593,9 +14887,9 @@
                   <wp:posOffset>3931920</wp:posOffset>
                 </wp:positionH>
                 <wp:positionV relativeFrom="paragraph">
-                  <wp:posOffset>4417060</wp:posOffset>
+                  <wp:posOffset>4316095</wp:posOffset>
                 </wp:positionV>
-                <wp:extent cx="1600200" cy="1036955"/>
+                <wp:extent cx="1600200" cy="1185545"/>
                 <wp:effectExtent l="4445" t="4445" r="4445" b="4445"/>
                 <wp:wrapNone/>
                 <wp:docPr id="101" name="圖4-3 車種規格"/>
@@ -14606,7 +14900,7 @@
                       <wps:spPr>
                         <a:xfrm>
                           <a:off x="0" y="0"/>
-                          <a:ext cx="1600200" cy="1036800"/>
+                          <a:ext cx="1600200" cy="1185480"/>
                         </a:xfrm>
                         <a:prstGeom prst="rect">
                           <a:avLst/>
@@ -14721,6 +15015,20 @@
                               <w:t>黑框：車輛位置　○：最小淨距處</w:t>
                             </w:r>
                           </w:p>
+                          <w:p>
+                            <w:pPr>
+                              <w:spacing w:before="0" w:after="0" w:lineRule="auto" w:line="276"/>
+                              <w:rPr/>
+                            </w:pPr>
+                            <w:r>
+                              <w:rPr>
+                                <w:sz w:val="15"/>
+                                <w:szCs w:val="15"/>
+                                <w:rFonts w:ascii="標楷體" w:hAnsi="標楷體" w:eastAsia="標楷體" w:cs="新細明體"/>
+                              </w:rPr>
+                              <w:t>虛線：25cm淨距線</w:t>
+                            </w:r>
+                          </w:p>
                         </w:txbxContent>
                       </wps:txbx>
                       <wps:bodyPr wrap="square" lIns="-1800" rIns="-1800" tIns="-1800" bIns="-1800" anchor="t">
@@ -14734,7 +15042,7 @@
           </mc:Choice>
           <mc:Fallback>
             <w:pict>
-              <v:shape id="shape_0" ID="圖4-3 車種規格" fillcolor="white" stroked="t" o:allowincell="f" style="position:absolute;margin-left:309.6pt;margin-top:347.8pt;width:125.95pt;height:81.6pt;mso-wrap-style:square;v-text-anchor:top" type="_x0000_t202">
+              <v:shape id="shape_0" ID="圖4-3 車種規格" fillcolor="white" stroked="t" o:allowincell="f" style="position:absolute;margin-left:309.6pt;margin-top:339.85pt;width:125.95pt;height:93.3pt;mso-wrap-style:square;v-text-anchor:top" type="_x0000_t202">
                 <v:textbox>
                   <w:txbxContent>
                     <w:p>
@@ -14835,6 +15143,20 @@
                         <w:t>黑框：車輛位置　○：最小淨距處</w:t>
                       </w:r>
                     </w:p>
+                    <w:p>
+                      <w:pPr>
+                        <w:spacing w:before="0" w:after="0" w:lineRule="auto" w:line="276"/>
+                        <w:rPr/>
+                      </w:pPr>
+                      <w:r>
+                        <w:rPr>
+                          <w:sz w:val="15"/>
+                          <w:szCs w:val="15"/>
+                          <w:rFonts w:ascii="標楷體" w:hAnsi="標楷體" w:eastAsia="標楷體" w:cs="新細明體"/>
+                        </w:rPr>
+                        <w:t>虛線：25cm淨距線</w:t>
+                      </w:r>
+                    </w:p>
                   </w:txbxContent>
                 </v:textbox>
                 <v:fill o:detectmouseclick="t" type="solid" color2="black"/>
@@ -15667,28 +15989,28 @@
                 <w:rFonts w:ascii="標楷體" w:hAnsi="標楷體" w:cs="新細明體" w:eastAsia="標楷體"/>
                 <w:sz w:val="20"/>
               </w:rPr>
-              <w:t>分析結果：崁頂二路左轉新市五路三段＊：最小淨距</w:t>
+              <w:t>分析結果：崁頂二路左轉新市五路三段：最小淨距</w:t>
             </w:r>
             <w:r>
               <w:rPr>
                 <w:rFonts w:eastAsia="標楷體" w:cs="新細明體" w:ascii="標楷體" w:hAnsi="標楷體"/>
                 <w:sz w:val="20"/>
               </w:rPr>
-              <w:t>0.41 m</w:t>
-            </w:r>
-            <w:r>
-              <w:rPr>
-                <w:rFonts w:ascii="標楷體" w:hAnsi="標楷體" w:cs="新細明體" w:eastAsia="標楷體"/>
-                <w:sz w:val="20"/>
-              </w:rPr>
-              <w:t>；新市五路三段左轉崁頂二路＊：最小淨距</w:t>
+              <w:t>0.29 m</w:t>
+            </w:r>
+            <w:r>
+              <w:rPr>
+                <w:rFonts w:ascii="標楷體" w:hAnsi="標楷體" w:cs="新細明體" w:eastAsia="標楷體"/>
+                <w:sz w:val="20"/>
+              </w:rPr>
+              <w:t>；新市五路三段左轉崁頂二路：最小淨距</w:t>
             </w:r>
             <w:r>
               <w:rPr>
                 <w:rFonts w:eastAsia="標楷體" w:cs="新細明體" w:ascii="標楷體" w:hAnsi="標楷體"/>
                 <w:sz w:val="20"/>
               </w:rPr>
-              <w:t>0.41 m</w:t>
+              <w:t>0.26 m</w:t>
             </w:r>
             <w:r>
               <w:rPr>
@@ -15871,7 +16193,7 @@
                 <w:rFonts w:eastAsia="標楷體" w:cs="新細明體" w:ascii="標楷體" w:hAnsi="標楷體"/>
                 <w:sz w:val="20"/>
               </w:rPr>
-              <w:t>0.82 m</w:t>
+              <w:t>0.04 m</w:t>
             </w:r>
             <w:r>
               <w:rPr>
@@ -15885,14 +16207,14 @@
                 <w:rFonts w:eastAsia="標楷體" w:cs="新細明體" w:ascii="標楷體" w:hAnsi="標楷體"/>
                 <w:sz w:val="20"/>
               </w:rPr>
-              <w:t>0.84 m</w:t>
-            </w:r>
-            <w:r>
-              <w:rPr>
-                <w:rFonts w:ascii="標楷體" w:hAnsi="標楷體" w:cs="新細明體" w:eastAsia="標楷體"/>
-                <w:sz w:val="20"/>
-              </w:rPr>
-              <w:t>，均保持</w:t>
+              <w:t>-0.17 m</w:t>
+            </w:r>
+            <w:r>
+              <w:rPr>
+                <w:rFonts w:ascii="標楷體" w:hAnsi="標楷體" w:cs="新細明體" w:eastAsia="標楷體"/>
+                <w:sz w:val="20"/>
+              </w:rPr>
+              <w:t>，未達</w:t>
             </w:r>
             <w:r>
               <w:rPr>
@@ -15906,7 +16228,7 @@
                 <w:rFonts w:ascii="標楷體" w:hAnsi="標楷體" w:cs="新細明體" w:eastAsia="標楷體"/>
                 <w:sz w:val="20"/>
               </w:rPr>
-              <w:t>公分以上。</w:t>
+              <w:t>公分。</w:t>
             </w:r>
           </w:p>
         </w:tc>
@@ -15936,14 +16258,14 @@
                 <w:rFonts w:eastAsia="標楷體" w:cs="新細明體" w:ascii="標楷體" w:hAnsi="標楷體"/>
                 <w:sz w:val="20"/>
               </w:rPr>
-              <w:t>■</w:t>
-            </w:r>
-            <w:r>
-              <w:rPr>
-                <w:rFonts w:ascii="標楷體" w:hAnsi="標楷體" w:cs="新細明體" w:eastAsia="標楷體"/>
-                <w:sz w:val="20"/>
-              </w:rPr>
-              <w:t>是 □否 □不適用</w:t>
+              <w:t>□</w:t>
+            </w:r>
+            <w:r>
+              <w:rPr>
+                <w:rFonts w:ascii="標楷體" w:hAnsi="標楷體" w:cs="新細明體" w:eastAsia="標楷體"/>
+                <w:sz w:val="20"/>
+              </w:rPr>
+              <w:t>是 ■否 □不適用</w:t>
             </w:r>
           </w:p>
         </w:tc>
@@ -15965,7 +16287,7 @@
           <w:rFonts w:ascii="標楷體" w:hAnsi="標楷體" w:cs="新細明體" w:eastAsia="標楷體"/>
           <w:sz w:val="22"/>
         </w:rPr>
-        <w:t>註：標示「＊」者表示大客車轉向時須跨用相鄰同向車道（含跨越車道線行駛）始能維持</w:t>
+        <w:t>註：標示「＊」者表示大客車無法以外側轉外側（右轉）／內側轉內側（左轉）維持</w:t>
       </w:r>
       <w:r>
         <w:rPr>
@@ -15979,7 +16301,7 @@
           <w:rFonts w:ascii="標楷體" w:hAnsi="標楷體" w:cs="新細明體" w:eastAsia="標楷體"/>
           <w:sz w:val="22"/>
         </w:rPr>
-        <w:t>公分以上間距。</w:t>
+        <w:t>公分以上間距，須駛入目的道路相鄰同向車道完成轉向。</w:t>
       </w:r>
     </w:p>
     <w:p>
@@ -16199,12 +16521,12 @@
               <wp:anchor behindDoc="0" distT="0" distB="0" distL="0" distR="0" simplePos="0" locked="0" layoutInCell="1" allowOverlap="1" relativeHeight="67">
                 <wp:simplePos x="0" y="0"/>
                 <wp:positionH relativeFrom="column">
-                  <wp:posOffset>1997710</wp:posOffset>
+                  <wp:posOffset>1842770</wp:posOffset>
                 </wp:positionH>
                 <wp:positionV relativeFrom="paragraph">
                   <wp:posOffset>635</wp:posOffset>
                 </wp:positionV>
-                <wp:extent cx="3579495" cy="2163445"/>
+                <wp:extent cx="3735070" cy="2082165"/>
                 <wp:effectExtent l="0" t="0" r="0" b="0"/>
                 <wp:wrapNone/>
                 <wp:docPr id="105" name="圖5-1 軌跡1"/>
@@ -16222,7 +16544,7 @@
                       <pic:spPr>
                         <a:xfrm>
                           <a:off x="0" y="0"/>
-                          <a:ext cx="3579480" cy="2163600"/>
+                          <a:ext cx="3735000" cy="2082240"/>
                         </a:xfrm>
                         <a:prstGeom prst="rect">
                           <a:avLst/>
@@ -16239,7 +16561,7 @@
           </mc:Choice>
           <mc:Fallback>
             <w:pict>
-              <v:shape id="shape_0" ID="圖5-1 軌跡1" stroked="f" o:allowincell="f" style="position:absolute;margin-left:157.3pt;margin-top:0pt;width:281.8pt;height:170.3pt;mso-wrap-style:none;v-text-anchor:middle" type="_x0000_t75">
+              <v:shape id="shape_0" ID="圖5-1 軌跡1" stroked="f" o:allowincell="f" style="position:absolute;margin-left:145.1pt;margin-top:0pt;width:294.05pt;height:163.9pt;mso-wrap-style:none;v-text-anchor:middle" type="_x0000_t75">
                 <v:imagedata r:id="rId81" o:detectmouseclick="t"/>
                 <v:stroke color="#41719c" weight="12600" joinstyle="miter" endcap="flat"/>
                 <w10:wrap type="none"/>
@@ -16253,12 +16575,12 @@
               <wp:anchor behindDoc="0" distT="0" distB="0" distL="0" distR="0" simplePos="0" locked="0" layoutInCell="1" allowOverlap="1" relativeHeight="68">
                 <wp:simplePos x="0" y="0"/>
                 <wp:positionH relativeFrom="column">
-                  <wp:posOffset>2119630</wp:posOffset>
+                  <wp:posOffset>2220595</wp:posOffset>
                 </wp:positionH>
                 <wp:positionV relativeFrom="paragraph">
-                  <wp:posOffset>2633345</wp:posOffset>
+                  <wp:posOffset>2508250</wp:posOffset>
                 </wp:positionV>
-                <wp:extent cx="3457575" cy="1929765"/>
+                <wp:extent cx="3356610" cy="2054860"/>
                 <wp:effectExtent l="0" t="0" r="0" b="0"/>
                 <wp:wrapNone/>
                 <wp:docPr id="107" name="圖5-1 軌跡2"/>
@@ -16276,7 +16598,7 @@
                       <pic:spPr>
                         <a:xfrm>
                           <a:off x="0" y="0"/>
-                          <a:ext cx="3457440" cy="1929600"/>
+                          <a:ext cx="3356640" cy="2054880"/>
                         </a:xfrm>
                         <a:prstGeom prst="rect">
                           <a:avLst/>
@@ -16293,7 +16615,7 @@
           </mc:Choice>
           <mc:Fallback>
             <w:pict>
-              <v:shape id="shape_0" ID="圖5-1 軌跡2" stroked="f" o:allowincell="f" style="position:absolute;margin-left:166.9pt;margin-top:207.35pt;width:272.2pt;height:151.9pt;mso-wrap-style:none;v-text-anchor:middle" type="_x0000_t75">
+              <v:shape id="shape_0" ID="圖5-1 軌跡2" stroked="f" o:allowincell="f" style="position:absolute;margin-left:174.85pt;margin-top:197.5pt;width:264.25pt;height:161.75pt;mso-wrap-style:none;v-text-anchor:middle" type="_x0000_t75">
                 <v:imagedata r:id="rId83" o:detectmouseclick="t"/>
                 <v:stroke color="#41719c" weight="12600" joinstyle="miter" endcap="flat"/>
                 <w10:wrap type="none"/>
@@ -16360,7 +16682,7 @@
                                 <w:szCs w:val="15"/>
                                 <w:rFonts w:ascii="標楷體" w:hAnsi="標楷體" w:eastAsia="標楷體" w:cs="新細明體"/>
                               </w:rPr>
-                              <w:t xml:space="preserve"> 1. 崁頂二路右轉新市五路三段　最小淨距 0.82 m</w:t>
+                              <w:t xml:space="preserve"> 1. 崁頂二路右轉新市五路三段　最小淨距 0.04 m</w:t>
                             </w:r>
                           </w:p>
                           <w:p>
@@ -16383,7 +16705,7 @@
                                 <w:szCs w:val="15"/>
                                 <w:rFonts w:ascii="標楷體" w:hAnsi="標楷體" w:eastAsia="標楷體" w:cs="新細明體"/>
                               </w:rPr>
-                              <w:t xml:space="preserve"> 2. 新市五路三段右轉崁頂二路　最小淨距 0.84 m</w:t>
+                              <w:t xml:space="preserve"> 2. 新市五路三段右轉崁頂二路　最小淨距 -0.17 m</w:t>
                             </w:r>
                           </w:p>
                         </w:txbxContent>
@@ -16422,7 +16744,7 @@
                           <w:szCs w:val="15"/>
                           <w:rFonts w:ascii="標楷體" w:hAnsi="標楷體" w:eastAsia="標楷體" w:cs="新細明體"/>
                         </w:rPr>
-                        <w:t xml:space="preserve"> 1. 崁頂二路右轉新市五路三段　最小淨距 0.82 m</w:t>
+                        <w:t xml:space="preserve"> 1. 崁頂二路右轉新市五路三段　最小淨距 0.04 m</w:t>
                       </w:r>
                     </w:p>
                     <w:p>
@@ -16445,7 +16767,7 @@
                           <w:szCs w:val="15"/>
                           <w:rFonts w:ascii="標楷體" w:hAnsi="標楷體" w:eastAsia="標楷體" w:cs="新細明體"/>
                         </w:rPr>
-                        <w:t xml:space="preserve"> 2. 新市五路三段右轉崁頂二路　最小淨距 0.84 m</w:t>
+                        <w:t xml:space="preserve"> 2. 新市五路三段右轉崁頂二路　最小淨距 -0.17 m</w:t>
                       </w:r>
                     </w:p>
                   </w:txbxContent>
@@ -16466,9 +16788,9 @@
                   <wp:posOffset>3931920</wp:posOffset>
                 </wp:positionH>
                 <wp:positionV relativeFrom="paragraph">
-                  <wp:posOffset>3740785</wp:posOffset>
+                  <wp:posOffset>3639820</wp:posOffset>
                 </wp:positionV>
-                <wp:extent cx="1600200" cy="1036955"/>
+                <wp:extent cx="1600200" cy="1185545"/>
                 <wp:effectExtent l="4445" t="4445" r="4445" b="4445"/>
                 <wp:wrapNone/>
                 <wp:docPr id="110" name="圖5-1 車種規格"/>
@@ -16479,7 +16801,7 @@
                       <wps:spPr>
                         <a:xfrm>
                           <a:off x="0" y="0"/>
-                          <a:ext cx="1600200" cy="1036800"/>
+                          <a:ext cx="1600200" cy="1185480"/>
                         </a:xfrm>
                         <a:prstGeom prst="rect">
                           <a:avLst/>
@@ -16594,6 +16916,20 @@
                               <w:t>黑框：車輛位置　○：最小淨距處</w:t>
                             </w:r>
                           </w:p>
+                          <w:p>
+                            <w:pPr>
+                              <w:spacing w:before="0" w:after="0" w:lineRule="auto" w:line="276"/>
+                              <w:rPr/>
+                            </w:pPr>
+                            <w:r>
+                              <w:rPr>
+                                <w:sz w:val="15"/>
+                                <w:szCs w:val="15"/>
+                                <w:rFonts w:ascii="標楷體" w:hAnsi="標楷體" w:eastAsia="標楷體" w:cs="新細明體"/>
+                              </w:rPr>
+                              <w:t>虛線：25cm淨距線</w:t>
+                            </w:r>
+                          </w:p>
                         </w:txbxContent>
                       </wps:txbx>
                       <wps:bodyPr wrap="square" lIns="-1800" rIns="-1800" tIns="-1800" bIns="-1800" anchor="t">
@@ -16607,7 +16943,7 @@
           </mc:Choice>
           <mc:Fallback>
             <w:pict>
-              <v:shape id="shape_0" ID="圖5-1 車種規格" fillcolor="white" stroked="t" o:allowincell="f" style="position:absolute;margin-left:309.6pt;margin-top:294.55pt;width:125.95pt;height:81.6pt;mso-wrap-style:square;v-text-anchor:top" type="_x0000_t202">
+              <v:shape id="shape_0" ID="圖5-1 車種規格" fillcolor="white" stroked="t" o:allowincell="f" style="position:absolute;margin-left:309.6pt;margin-top:286.6pt;width:125.95pt;height:93.3pt;mso-wrap-style:square;v-text-anchor:top" type="_x0000_t202">
                 <v:textbox>
                   <w:txbxContent>
                     <w:p>
@@ -16708,6 +17044,20 @@
                         <w:t>黑框：車輛位置　○：最小淨距處</w:t>
                       </w:r>
                     </w:p>
+                    <w:p>
+                      <w:pPr>
+                        <w:spacing w:before="0" w:after="0" w:lineRule="auto" w:line="276"/>
+                        <w:rPr/>
+                      </w:pPr>
+                      <w:r>
+                        <w:rPr>
+                          <w:sz w:val="15"/>
+                          <w:szCs w:val="15"/>
+                          <w:rFonts w:ascii="標楷體" w:hAnsi="標楷體" w:eastAsia="標楷體" w:cs="新細明體"/>
+                        </w:rPr>
+                        <w:t>虛線：25cm淨距線</w:t>
+                      </w:r>
+                    </w:p>
                   </w:txbxContent>
                 </v:textbox>
                 <v:fill o:detectmouseclick="t" type="solid" color2="black"/>
@@ -16849,12 +17199,12 @@
               <wp:anchor behindDoc="0" distT="0" distB="0" distL="0" distR="0" simplePos="0" locked="0" layoutInCell="1" allowOverlap="1" relativeHeight="72">
                 <wp:simplePos x="0" y="0"/>
                 <wp:positionH relativeFrom="column">
-                  <wp:posOffset>946150</wp:posOffset>
+                  <wp:posOffset>1050925</wp:posOffset>
                 </wp:positionH>
                 <wp:positionV relativeFrom="paragraph">
-                  <wp:posOffset>2204085</wp:posOffset>
+                  <wp:posOffset>2150110</wp:posOffset>
                 </wp:positionV>
-                <wp:extent cx="4631055" cy="2359025"/>
+                <wp:extent cx="4526280" cy="2413635"/>
                 <wp:effectExtent l="0" t="0" r="0" b="0"/>
                 <wp:wrapNone/>
                 <wp:docPr id="113" name="圖5-2 軌跡1"/>
@@ -16872,7 +17222,7 @@
                       <pic:spPr>
                         <a:xfrm>
                           <a:off x="0" y="0"/>
-                          <a:ext cx="4631040" cy="2359080"/>
+                          <a:ext cx="4526280" cy="2413800"/>
                         </a:xfrm>
                         <a:prstGeom prst="rect">
                           <a:avLst/>
@@ -16889,7 +17239,7 @@
           </mc:Choice>
           <mc:Fallback>
             <w:pict>
-              <v:shape id="shape_0" ID="圖5-2 軌跡1" stroked="f" o:allowincell="f" style="position:absolute;margin-left:74.5pt;margin-top:173.55pt;width:364.6pt;height:185.7pt;mso-wrap-style:none;v-text-anchor:middle" type="_x0000_t75">
+              <v:shape id="shape_0" ID="圖5-2 軌跡1" stroked="f" o:allowincell="f" style="position:absolute;margin-left:82.75pt;margin-top:169.3pt;width:356.35pt;height:190pt;mso-wrap-style:none;v-text-anchor:middle" type="_x0000_t75">
                 <v:imagedata r:id="rId87" o:detectmouseclick="t"/>
                 <v:stroke color="#41719c" weight="12600" joinstyle="miter" endcap="flat"/>
                 <w10:wrap type="none"/>
@@ -16903,12 +17253,12 @@
               <wp:anchor behindDoc="0" distT="0" distB="0" distL="0" distR="0" simplePos="0" locked="0" layoutInCell="1" allowOverlap="1" relativeHeight="73">
                 <wp:simplePos x="0" y="0"/>
                 <wp:positionH relativeFrom="column">
-                  <wp:posOffset>1423035</wp:posOffset>
+                  <wp:posOffset>1328420</wp:posOffset>
                 </wp:positionH>
                 <wp:positionV relativeFrom="paragraph">
                   <wp:posOffset>635</wp:posOffset>
                 </wp:positionV>
-                <wp:extent cx="4154170" cy="3045460"/>
+                <wp:extent cx="4249420" cy="3011805"/>
                 <wp:effectExtent l="0" t="0" r="0" b="0"/>
                 <wp:wrapNone/>
                 <wp:docPr id="115" name="圖5-2 軌跡2"/>
@@ -16926,7 +17276,7 @@
                       <pic:spPr>
                         <a:xfrm>
                           <a:off x="0" y="0"/>
-                          <a:ext cx="4154040" cy="3045600"/>
+                          <a:ext cx="4249440" cy="3011760"/>
                         </a:xfrm>
                         <a:prstGeom prst="rect">
                           <a:avLst/>
@@ -16943,7 +17293,7 @@
           </mc:Choice>
           <mc:Fallback>
             <w:pict>
-              <v:shape id="shape_0" ID="圖5-2 軌跡2" stroked="f" o:allowincell="f" style="position:absolute;margin-left:112.05pt;margin-top:0pt;width:327.05pt;height:239.75pt;mso-wrap-style:none;v-text-anchor:middle" type="_x0000_t75">
+              <v:shape id="shape_0" ID="圖5-2 軌跡2" stroked="f" o:allowincell="f" style="position:absolute;margin-left:104.6pt;margin-top:0pt;width:334.55pt;height:237.1pt;mso-wrap-style:none;v-text-anchor:middle" type="_x0000_t75">
                 <v:imagedata r:id="rId89" o:detectmouseclick="t"/>
                 <v:stroke color="#41719c" weight="12600" joinstyle="miter" endcap="flat"/>
                 <w10:wrap type="none"/>
@@ -17010,7 +17360,7 @@
                                 <w:szCs w:val="15"/>
                                 <w:rFonts w:ascii="標楷體" w:hAnsi="標楷體" w:eastAsia="標楷體" w:cs="新細明體"/>
                               </w:rPr>
-                              <w:t xml:space="preserve"> 1. 崁頂二路左轉新市五路三段　最小淨距 0.41 m</w:t>
+                              <w:t xml:space="preserve"> 1. 崁頂二路左轉新市五路三段　最小淨距 0.29 m</w:t>
                             </w:r>
                           </w:p>
                           <w:p>
@@ -17033,7 +17383,7 @@
                                 <w:szCs w:val="15"/>
                                 <w:rFonts w:ascii="標楷體" w:hAnsi="標楷體" w:eastAsia="標楷體" w:cs="新細明體"/>
                               </w:rPr>
-                              <w:t xml:space="preserve"> 2. 新市五路三段左轉崁頂二路　最小淨距 0.41 m</w:t>
+                              <w:t xml:space="preserve"> 2. 新市五路三段左轉崁頂二路　最小淨距 0.26 m</w:t>
                             </w:r>
                           </w:p>
                         </w:txbxContent>
@@ -17072,7 +17422,7 @@
                           <w:szCs w:val="15"/>
                           <w:rFonts w:ascii="標楷體" w:hAnsi="標楷體" w:eastAsia="標楷體" w:cs="新細明體"/>
                         </w:rPr>
-                        <w:t xml:space="preserve"> 1. 崁頂二路左轉新市五路三段　最小淨距 0.41 m</w:t>
+                        <w:t xml:space="preserve"> 1. 崁頂二路左轉新市五路三段　最小淨距 0.29 m</w:t>
                       </w:r>
                     </w:p>
                     <w:p>
@@ -17095,7 +17445,7 @@
                           <w:szCs w:val="15"/>
                           <w:rFonts w:ascii="標楷體" w:hAnsi="標楷體" w:eastAsia="標楷體" w:cs="新細明體"/>
                         </w:rPr>
-                        <w:t xml:space="preserve"> 2. 新市五路三段左轉崁頂二路　最小淨距 0.41 m</w:t>
+                        <w:t xml:space="preserve"> 2. 新市五路三段左轉崁頂二路　最小淨距 0.26 m</w:t>
                       </w:r>
                     </w:p>
                   </w:txbxContent>
@@ -17116,9 +17466,9 @@
                   <wp:posOffset>3931920</wp:posOffset>
                 </wp:positionH>
                 <wp:positionV relativeFrom="paragraph">
-                  <wp:posOffset>3740785</wp:posOffset>
+                  <wp:posOffset>3639820</wp:posOffset>
                 </wp:positionV>
-                <wp:extent cx="1600200" cy="1036955"/>
+                <wp:extent cx="1600200" cy="1185545"/>
                 <wp:effectExtent l="4445" t="4445" r="4445" b="4445"/>
                 <wp:wrapNone/>
                 <wp:docPr id="118" name="圖5-2 車種規格"/>
@@ -17129,7 +17479,7 @@
                       <wps:spPr>
                         <a:xfrm>
                           <a:off x="0" y="0"/>
-                          <a:ext cx="1600200" cy="1036800"/>
+                          <a:ext cx="1600200" cy="1185480"/>
                         </a:xfrm>
                         <a:prstGeom prst="rect">
                           <a:avLst/>
@@ -17244,6 +17594,20 @@
                               <w:t>黑框：車輛位置　○：最小淨距處</w:t>
                             </w:r>
                           </w:p>
+                          <w:p>
+                            <w:pPr>
+                              <w:spacing w:before="0" w:after="0" w:lineRule="auto" w:line="276"/>
+                              <w:rPr/>
+                            </w:pPr>
+                            <w:r>
+                              <w:rPr>
+                                <w:sz w:val="15"/>
+                                <w:szCs w:val="15"/>
+                                <w:rFonts w:ascii="標楷體" w:hAnsi="標楷體" w:eastAsia="標楷體" w:cs="新細明體"/>
+                              </w:rPr>
+                              <w:t>虛線：25cm淨距線</w:t>
+                            </w:r>
+                          </w:p>
                         </w:txbxContent>
                       </wps:txbx>
                       <wps:bodyPr wrap="square" lIns="-1800" rIns="-1800" tIns="-1800" bIns="-1800" anchor="t">
@@ -17257,7 +17621,7 @@
           </mc:Choice>
           <mc:Fallback>
             <w:pict>
-              <v:shape id="shape_0" ID="圖5-2 車種規格" fillcolor="white" stroked="t" o:allowincell="f" style="position:absolute;margin-left:309.6pt;margin-top:294.55pt;width:125.95pt;height:81.6pt;mso-wrap-style:square;v-text-anchor:top" type="_x0000_t202">
+              <v:shape id="shape_0" ID="圖5-2 車種規格" fillcolor="white" stroked="t" o:allowincell="f" style="position:absolute;margin-left:309.6pt;margin-top:286.6pt;width:125.95pt;height:93.3pt;mso-wrap-style:square;v-text-anchor:top" type="_x0000_t202">
                 <v:textbox>
                   <w:txbxContent>
                     <w:p>
@@ -17356,6 +17720,20 @@
                           <w:rFonts w:ascii="標楷體" w:hAnsi="標楷體" w:eastAsia="標楷體" w:cs="新細明體"/>
                         </w:rPr>
                         <w:t>黑框：車輛位置　○：最小淨距處</w:t>
+                      </w:r>
+                    </w:p>
+                    <w:p>
+                      <w:pPr>
+                        <w:spacing w:before="0" w:after="0" w:lineRule="auto" w:line="276"/>
+                        <w:rPr/>
+                      </w:pPr>
+                      <w:r>
+                        <w:rPr>
+                          <w:sz w:val="15"/>
+                          <w:szCs w:val="15"/>
+                          <w:rFonts w:ascii="標楷體" w:hAnsi="標楷體" w:eastAsia="標楷體" w:cs="新細明體"/>
+                        </w:rPr>
+                        <w:t>虛線：25cm淨距線</w:t>
                       </w:r>
                     </w:p>
                   </w:txbxContent>
@@ -17766,9 +18144,9 @@
                   <wp:posOffset>3931920</wp:posOffset>
                 </wp:positionH>
                 <wp:positionV relativeFrom="paragraph">
-                  <wp:posOffset>3740785</wp:posOffset>
+                  <wp:posOffset>3639820</wp:posOffset>
                 </wp:positionV>
-                <wp:extent cx="1600200" cy="1036955"/>
+                <wp:extent cx="1600200" cy="1185545"/>
                 <wp:effectExtent l="4445" t="4445" r="4445" b="4445"/>
                 <wp:wrapNone/>
                 <wp:docPr id="126" name="圖5-3 車種規格"/>
@@ -17779,7 +18157,7 @@
                       <wps:spPr>
                         <a:xfrm>
                           <a:off x="0" y="0"/>
-                          <a:ext cx="1600200" cy="1036800"/>
+                          <a:ext cx="1600200" cy="1185480"/>
                         </a:xfrm>
                         <a:prstGeom prst="rect">
                           <a:avLst/>
@@ -17894,6 +18272,20 @@
                               <w:t>黑框：車輛位置　○：最小淨距處</w:t>
                             </w:r>
                           </w:p>
+                          <w:p>
+                            <w:pPr>
+                              <w:spacing w:before="0" w:after="0" w:lineRule="auto" w:line="276"/>
+                              <w:rPr/>
+                            </w:pPr>
+                            <w:r>
+                              <w:rPr>
+                                <w:sz w:val="15"/>
+                                <w:szCs w:val="15"/>
+                                <w:rFonts w:ascii="標楷體" w:hAnsi="標楷體" w:eastAsia="標楷體" w:cs="新細明體"/>
+                              </w:rPr>
+                              <w:t>虛線：25cm淨距線</w:t>
+                            </w:r>
+                          </w:p>
                         </w:txbxContent>
                       </wps:txbx>
                       <wps:bodyPr wrap="square" lIns="-1800" rIns="-1800" tIns="-1800" bIns="-1800" anchor="t">
@@ -17907,7 +18299,7 @@
           </mc:Choice>
           <mc:Fallback>
             <w:pict>
-              <v:shape id="shape_0" ID="圖5-3 車種規格" fillcolor="white" stroked="t" o:allowincell="f" style="position:absolute;margin-left:309.6pt;margin-top:294.55pt;width:125.95pt;height:81.6pt;mso-wrap-style:square;v-text-anchor:top" type="_x0000_t202">
+              <v:shape id="shape_0" ID="圖5-3 車種規格" fillcolor="white" stroked="t" o:allowincell="f" style="position:absolute;margin-left:309.6pt;margin-top:286.6pt;width:125.95pt;height:93.3pt;mso-wrap-style:square;v-text-anchor:top" type="_x0000_t202">
                 <v:textbox>
                   <w:txbxContent>
                     <w:p>
@@ -18008,6 +18400,20 @@
                         <w:t>黑框：車輛位置　○：最小淨距處</w:t>
                       </w:r>
                     </w:p>
+                    <w:p>
+                      <w:pPr>
+                        <w:spacing w:before="0" w:after="0" w:lineRule="auto" w:line="276"/>
+                        <w:rPr/>
+                      </w:pPr>
+                      <w:r>
+                        <w:rPr>
+                          <w:sz w:val="15"/>
+                          <w:szCs w:val="15"/>
+                          <w:rFonts w:ascii="標楷體" w:hAnsi="標楷體" w:eastAsia="標楷體" w:cs="新細明體"/>
+                        </w:rPr>
+                        <w:t>虛線：25cm淨距線</w:t>
+                      </w:r>
+                    </w:p>
                   </w:txbxContent>
                 </v:textbox>
                 <v:fill o:detectmouseclick="t" type="solid" color2="black"/>
@@ -18135,21 +18541,91 @@
           <w:rFonts w:ascii="標楷體" w:hAnsi="標楷體" w:cs="新細明體" w:eastAsia="標楷體"/>
           <w:sz w:val="24"/>
         </w:rPr>
-        <w:t>五處路口之左轉、右轉軌跡經模擬，大客車車身掃掠範圍與緣石、轉角綠帶、島頭等結構物之最小淨距為</w:t>
+        <w:t>轉向軌跡：路口</w:t>
       </w:r>
       <w:r>
         <w:rPr>
           <w:rFonts w:eastAsia="標楷體" w:cs="新細明體" w:ascii="標楷體" w:hAnsi="標楷體"/>
           <w:sz w:val="24"/>
         </w:rPr>
-        <w:t>0.37 m</w:t>
+        <w:t>1</w:t>
       </w:r>
       <w:r>
         <w:rPr>
           <w:rFonts w:ascii="標楷體" w:hAnsi="標楷體" w:cs="新細明體" w:eastAsia="標楷體"/>
           <w:sz w:val="24"/>
         </w:rPr>
-        <w:t>，均保持</w:t>
+        <w:t>右轉、路口</w:t>
+      </w:r>
+      <w:r>
+        <w:rPr>
+          <w:rFonts w:eastAsia="標楷體" w:cs="新細明體" w:ascii="標楷體" w:hAnsi="標楷體"/>
+          <w:sz w:val="24"/>
+        </w:rPr>
+        <w:t>2</w:t>
+      </w:r>
+      <w:r>
+        <w:rPr>
+          <w:rFonts w:ascii="標楷體" w:hAnsi="標楷體" w:cs="新細明體" w:eastAsia="標楷體"/>
+          <w:sz w:val="24"/>
+        </w:rPr>
+        <w:t>左轉、路口</w:t>
+      </w:r>
+      <w:r>
+        <w:rPr>
+          <w:rFonts w:eastAsia="標楷體" w:cs="新細明體" w:ascii="標楷體" w:hAnsi="標楷體"/>
+          <w:sz w:val="24"/>
+        </w:rPr>
+        <w:t>2</w:t>
+      </w:r>
+      <w:r>
+        <w:rPr>
+          <w:rFonts w:ascii="標楷體" w:hAnsi="標楷體" w:cs="新細明體" w:eastAsia="標楷體"/>
+          <w:sz w:val="24"/>
+        </w:rPr>
+        <w:t>右轉、路口</w:t>
+      </w:r>
+      <w:r>
+        <w:rPr>
+          <w:rFonts w:eastAsia="標楷體" w:cs="新細明體" w:ascii="標楷體" w:hAnsi="標楷體"/>
+          <w:sz w:val="24"/>
+        </w:rPr>
+        <w:t>4</w:t>
+      </w:r>
+      <w:r>
+        <w:rPr>
+          <w:rFonts w:ascii="標楷體" w:hAnsi="標楷體" w:cs="新細明體" w:eastAsia="標楷體"/>
+          <w:sz w:val="24"/>
+        </w:rPr>
+        <w:t>右轉、路口</w:t>
+      </w:r>
+      <w:r>
+        <w:rPr>
+          <w:rFonts w:eastAsia="標楷體" w:cs="新細明體" w:ascii="標楷體" w:hAnsi="標楷體"/>
+          <w:sz w:val="24"/>
+        </w:rPr>
+        <w:t>5</w:t>
+      </w:r>
+      <w:r>
+        <w:rPr>
+          <w:rFonts w:ascii="標楷體" w:hAnsi="標楷體" w:cs="新細明體" w:eastAsia="標楷體"/>
+          <w:sz w:val="24"/>
+        </w:rPr>
+        <w:t>右轉之大客車掃掠範圍與結構物間距未達</w:t>
+      </w:r>
+      <w:r>
+        <w:rPr>
+          <w:rFonts w:eastAsia="標楷體" w:cs="新細明體" w:ascii="標楷體" w:hAnsi="標楷體"/>
+          <w:sz w:val="24"/>
+        </w:rPr>
+        <w:t>25</w:t>
+      </w:r>
+      <w:r>
+        <w:rPr>
+          <w:rFonts w:ascii="標楷體" w:hAnsi="標楷體" w:cs="新細明體" w:eastAsia="標楷體"/>
+          <w:sz w:val="24"/>
+        </w:rPr>
+        <w:t>公分（詳各路口分析表及軌跡圖之最小淨距標示），建議檢討該處轉角緣石半徑、轉角綠帶或島頭退縮；其餘路口轉向軌跡均保持</w:t>
       </w:r>
       <w:r>
         <w:rPr>
@@ -18190,7 +18666,63 @@
           <w:rFonts w:ascii="標楷體" w:hAnsi="標楷體" w:cs="新細明體" w:eastAsia="標楷體"/>
           <w:sz w:val="24"/>
         </w:rPr>
-        <w:t>標示「＊」者表示大客車轉向時須跨用相鄰同向車道（含跨越車道線行駛），建議停止線位置及轉向車道配置維持現行設計，以利大型車轉向。</w:t>
+        <w:t>依外側轉外側（右轉）、內側轉內側（左轉）原則檢核，路口</w:t>
+      </w:r>
+      <w:r>
+        <w:rPr>
+          <w:rFonts w:eastAsia="標楷體" w:cs="新細明體" w:ascii="標楷體" w:hAnsi="標楷體"/>
+          <w:sz w:val="24"/>
+        </w:rPr>
+        <w:t>1</w:t>
+      </w:r>
+      <w:r>
+        <w:rPr>
+          <w:rFonts w:ascii="標楷體" w:hAnsi="標楷體" w:cs="新細明體" w:eastAsia="標楷體"/>
+          <w:sz w:val="24"/>
+        </w:rPr>
+        <w:t>新市三路右轉義山路、路口</w:t>
+      </w:r>
+      <w:r>
+        <w:rPr>
+          <w:rFonts w:eastAsia="標楷體" w:cs="新細明體" w:ascii="標楷體" w:hAnsi="標楷體"/>
+          <w:sz w:val="24"/>
+        </w:rPr>
+        <w:t>4</w:t>
+      </w:r>
+      <w:r>
+        <w:rPr>
+          <w:rFonts w:ascii="標楷體" w:hAnsi="標楷體" w:cs="新細明體" w:eastAsia="標楷體"/>
+          <w:sz w:val="24"/>
+        </w:rPr>
+        <w:t>崁頂二路右轉新市二路三段之大客車無法以外側轉外側完成轉向並維持</w:t>
+      </w:r>
+      <w:r>
+        <w:rPr>
+          <w:rFonts w:eastAsia="標楷體" w:cs="新細明體" w:ascii="標楷體" w:hAnsi="標楷體"/>
+          <w:sz w:val="24"/>
+        </w:rPr>
+        <w:t>25</w:t>
+      </w:r>
+      <w:r>
+        <w:rPr>
+          <w:rFonts w:ascii="標楷體" w:hAnsi="標楷體" w:cs="新細明體" w:eastAsia="標楷體"/>
+          <w:sz w:val="24"/>
+        </w:rPr>
+        <w:t>公分間距，駛入相鄰同向車道後可維持</w:t>
+      </w:r>
+      <w:r>
+        <w:rPr>
+          <w:rFonts w:eastAsia="標楷體" w:cs="新細明體" w:ascii="標楷體" w:hAnsi="標楷體"/>
+          <w:sz w:val="24"/>
+        </w:rPr>
+        <w:t>25</w:t>
+      </w:r>
+      <w:r>
+        <w:rPr>
+          <w:rFonts w:ascii="標楷體" w:hAnsi="標楷體" w:cs="新細明體" w:eastAsia="標楷體"/>
+          <w:sz w:val="24"/>
+        </w:rPr>
+        <w:t>公分以上（表內標示「＊」）；建議檢討該轉角緣石半徑或轉角綠帶退縮，或接受大型車轉向時借用相鄰車道。</w:t>
       </w:r>
     </w:p>
     <w:p>
@@ -18505,7 +19037,7 @@
         <w:rStyle w:val="Style14"/>
         <w:lang w:val="zh-TW"/>
       </w:rPr>
-      <w:t>24</w:t>
+      <w:t>25</w:t>
     </w:r>
     <w:r>
       <w:rPr>

--- a/車輛軌跡分析/車輛軌跡分析報告_淡水區新市三路二段周邊人行道改善工程.docx
+++ b/車輛軌跡分析/車輛軌跡分析報告_淡水區新市三路二段周邊人行道改善工程.docx
@@ -3131,35 +3131,35 @@
                 <w:rFonts w:ascii="標楷體" w:hAnsi="標楷體" w:cs="新細明體" w:eastAsia="標楷體"/>
                 <w:sz w:val="20"/>
               </w:rPr>
-              <w:t>分析結果：新市三路右轉義山路＊：最小淨距</w:t>
+              <w:t>分析結果：新市三路右轉義山路：最小淨距</w:t>
             </w:r>
             <w:r>
               <w:rPr>
                 <w:rFonts w:eastAsia="標楷體" w:cs="新細明體" w:ascii="標楷體" w:hAnsi="標楷體"/>
                 <w:sz w:val="20"/>
               </w:rPr>
-              <w:t>0.26 m</w:t>
-            </w:r>
-            <w:r>
-              <w:rPr>
-                <w:rFonts w:ascii="標楷體" w:hAnsi="標楷體" w:cs="新細明體" w:eastAsia="標楷體"/>
-                <w:sz w:val="20"/>
-              </w:rPr>
-              <w:t>；義山路右轉新市三路＊：最小淨距</w:t>
+              <w:t>0.25 m</w:t>
+            </w:r>
+            <w:r>
+              <w:rPr>
+                <w:rFonts w:ascii="標楷體" w:hAnsi="標楷體" w:cs="新細明體" w:eastAsia="標楷體"/>
+                <w:sz w:val="20"/>
+              </w:rPr>
+              <w:t>；義山路右轉新市三路：最小淨距</w:t>
             </w:r>
             <w:r>
               <w:rPr>
                 <w:rFonts w:eastAsia="標楷體" w:cs="新細明體" w:ascii="標楷體" w:hAnsi="標楷體"/>
                 <w:sz w:val="20"/>
               </w:rPr>
-              <w:t>-0.18 m</w:t>
-            </w:r>
-            <w:r>
-              <w:rPr>
-                <w:rFonts w:ascii="標楷體" w:hAnsi="標楷體" w:cs="新細明體" w:eastAsia="標楷體"/>
-                <w:sz w:val="20"/>
-              </w:rPr>
-              <w:t>，未達</w:t>
+              <w:t>0.25 m</w:t>
+            </w:r>
+            <w:r>
+              <w:rPr>
+                <w:rFonts w:ascii="標楷體" w:hAnsi="標楷體" w:cs="新細明體" w:eastAsia="標楷體"/>
+                <w:sz w:val="20"/>
+              </w:rPr>
+              <w:t>，均保持</w:t>
             </w:r>
             <w:r>
               <w:rPr>
@@ -3173,7 +3173,7 @@
                 <w:rFonts w:ascii="標楷體" w:hAnsi="標楷體" w:cs="新細明體" w:eastAsia="標楷體"/>
                 <w:sz w:val="20"/>
               </w:rPr>
-              <w:t>公分。</w:t>
+              <w:t>公分以上。</w:t>
             </w:r>
           </w:p>
         </w:tc>
@@ -3203,14 +3203,14 @@
                 <w:rFonts w:eastAsia="標楷體" w:cs="新細明體" w:ascii="標楷體" w:hAnsi="標楷體"/>
                 <w:sz w:val="20"/>
               </w:rPr>
-              <w:t>□</w:t>
-            </w:r>
-            <w:r>
-              <w:rPr>
-                <w:rFonts w:ascii="標楷體" w:hAnsi="標楷體" w:cs="新細明體" w:eastAsia="標楷體"/>
-                <w:sz w:val="20"/>
-              </w:rPr>
-              <w:t>是 ■否 □不適用</w:t>
+              <w:t>■</w:t>
+            </w:r>
+            <w:r>
+              <w:rPr>
+                <w:rFonts w:ascii="標楷體" w:hAnsi="標楷體" w:cs="新細明體" w:eastAsia="標楷體"/>
+                <w:sz w:val="20"/>
+              </w:rPr>
+              <w:t>是 □否 □不適用</w:t>
             </w:r>
           </w:p>
         </w:tc>
@@ -3232,21 +3232,7 @@
           <w:rFonts w:ascii="標楷體" w:hAnsi="標楷體" w:cs="新細明體" w:eastAsia="標楷體"/>
           <w:sz w:val="22"/>
         </w:rPr>
-        <w:t>註：標示「＊」者表示大客車無法以外側轉外側（右轉）／內側轉內側（左轉）維持</w:t>
-      </w:r>
-      <w:r>
-        <w:rPr>
-          <w:rFonts w:eastAsia="標楷體" w:cs="新細明體" w:ascii="標楷體" w:hAnsi="標楷體"/>
-          <w:sz w:val="22"/>
-        </w:rPr>
-        <w:t>25</w:t>
-      </w:r>
-      <w:r>
-        <w:rPr>
-          <w:rFonts w:ascii="標楷體" w:hAnsi="標楷體" w:cs="新細明體" w:eastAsia="標楷體"/>
-          <w:sz w:val="22"/>
-        </w:rPr>
-        <w:t>公分以上間距，須駛入目的道路相鄰同向車道完成轉向。</w:t>
+        <w:t>註：右轉採外側轉外側、左轉採內側轉內側。</w:t>
       </w:r>
     </w:p>
     <w:p>
@@ -3485,12 +3471,12 @@
               <wp:anchor behindDoc="0" distT="0" distB="0" distL="0" distR="0" simplePos="0" locked="0" layoutInCell="1" allowOverlap="1" relativeHeight="5">
                 <wp:simplePos x="0" y="0"/>
                 <wp:positionH relativeFrom="column">
-                  <wp:posOffset>882015</wp:posOffset>
+                  <wp:posOffset>1216025</wp:posOffset>
                 </wp:positionH>
                 <wp:positionV relativeFrom="paragraph">
                   <wp:posOffset>635</wp:posOffset>
                 </wp:positionV>
-                <wp:extent cx="4475480" cy="2179955"/>
+                <wp:extent cx="4141470" cy="2241550"/>
                 <wp:effectExtent l="0" t="0" r="0" b="0"/>
                 <wp:wrapNone/>
                 <wp:docPr id="5" name="圖1-1 軌跡1"/>
@@ -3508,7 +3494,7 @@
                       <pic:spPr>
                         <a:xfrm>
                           <a:off x="0" y="0"/>
-                          <a:ext cx="4475520" cy="2179800"/>
+                          <a:ext cx="4141440" cy="2241720"/>
                         </a:xfrm>
                         <a:prstGeom prst="rect">
                           <a:avLst/>
@@ -3525,7 +3511,7 @@
           </mc:Choice>
           <mc:Fallback>
             <w:pict>
-              <v:shape id="shape_0" ID="圖1-1 軌跡1" stroked="f" o:allowincell="f" style="position:absolute;margin-left:69.45pt;margin-top:0pt;width:352.35pt;height:171.6pt;mso-wrap-style:none;v-text-anchor:middle" type="_x0000_t75">
+              <v:shape id="shape_0" ID="圖1-1 軌跡1" stroked="f" o:allowincell="f" style="position:absolute;margin-left:95.75pt;margin-top:0pt;width:326.05pt;height:176.45pt;mso-wrap-style:none;v-text-anchor:middle" type="_x0000_t75">
                 <v:imagedata r:id="rId5" o:detectmouseclick="t"/>
                 <v:stroke color="#41719c" weight="12600" joinstyle="miter" endcap="flat"/>
                 <w10:wrap type="none"/>
@@ -3539,12 +3525,12 @@
               <wp:anchor behindDoc="0" distT="0" distB="0" distL="0" distR="0" simplePos="0" locked="0" layoutInCell="1" allowOverlap="1" relativeHeight="6">
                 <wp:simplePos x="0" y="0"/>
                 <wp:positionH relativeFrom="column">
-                  <wp:posOffset>1397000</wp:posOffset>
+                  <wp:posOffset>1327150</wp:posOffset>
                 </wp:positionH>
                 <wp:positionV relativeFrom="paragraph">
-                  <wp:posOffset>2645410</wp:posOffset>
+                  <wp:posOffset>2868295</wp:posOffset>
                 </wp:positionV>
-                <wp:extent cx="3960495" cy="3206115"/>
+                <wp:extent cx="4030345" cy="2983230"/>
                 <wp:effectExtent l="0" t="0" r="0" b="0"/>
                 <wp:wrapNone/>
                 <wp:docPr id="7" name="圖1-1 軌跡2"/>
@@ -3562,7 +3548,7 @@
                       <pic:spPr>
                         <a:xfrm>
                           <a:off x="0" y="0"/>
-                          <a:ext cx="3960360" cy="3206160"/>
+                          <a:ext cx="4030200" cy="2983320"/>
                         </a:xfrm>
                         <a:prstGeom prst="rect">
                           <a:avLst/>
@@ -3579,7 +3565,7 @@
           </mc:Choice>
           <mc:Fallback>
             <w:pict>
-              <v:shape id="shape_0" ID="圖1-1 軌跡2" stroked="f" o:allowincell="f" style="position:absolute;margin-left:110pt;margin-top:208.3pt;width:311.8pt;height:252.4pt;mso-wrap-style:none;v-text-anchor:middle" type="_x0000_t75">
+              <v:shape id="shape_0" ID="圖1-1 軌跡2" stroked="f" o:allowincell="f" style="position:absolute;margin-left:104.5pt;margin-top:225.85pt;width:317.3pt;height:234.85pt;mso-wrap-style:none;v-text-anchor:middle" type="_x0000_t75">
                 <v:imagedata r:id="rId7" o:detectmouseclick="t"/>
                 <v:stroke color="#41719c" weight="12600" joinstyle="miter" endcap="flat"/>
                 <w10:wrap type="none"/>
@@ -3646,7 +3632,7 @@
                                 <w:szCs w:val="15"/>
                                 <w:rFonts w:ascii="標楷體" w:hAnsi="標楷體" w:eastAsia="標楷體" w:cs="新細明體"/>
                               </w:rPr>
-                              <w:t xml:space="preserve"> 1. 新市三路右轉義山路　最小淨距 0.26 m</w:t>
+                              <w:t xml:space="preserve"> 1. 新市三路右轉義山路　最小淨距 0.25 m</w:t>
                             </w:r>
                           </w:p>
                           <w:p>
@@ -3669,7 +3655,7 @@
                                 <w:szCs w:val="15"/>
                                 <w:rFonts w:ascii="標楷體" w:hAnsi="標楷體" w:eastAsia="標楷體" w:cs="新細明體"/>
                               </w:rPr>
-                              <w:t xml:space="preserve"> 2. 義山路右轉新市三路　最小淨距 -0.18 m</w:t>
+                              <w:t xml:space="preserve"> 2. 義山路右轉新市三路　最小淨距 0.25 m</w:t>
                             </w:r>
                           </w:p>
                         </w:txbxContent>
@@ -3712,7 +3698,7 @@
                           <w:szCs w:val="15"/>
                           <w:rFonts w:ascii="標楷體" w:hAnsi="標楷體" w:eastAsia="標楷體" w:cs="新細明體"/>
                         </w:rPr>
-                        <w:t xml:space="preserve"> 1. 新市三路右轉義山路　最小淨距 0.26 m</w:t>
+                        <w:t xml:space="preserve"> 1. 新市三路右轉義山路　最小淨距 0.25 m</w:t>
                       </w:r>
                     </w:p>
                     <w:p>
@@ -3735,7 +3721,7 @@
                           <w:szCs w:val="15"/>
                           <w:rFonts w:ascii="標楷體" w:hAnsi="標楷體" w:eastAsia="標楷體" w:cs="新細明體"/>
                         </w:rPr>
-                        <w:t xml:space="preserve"> 2. 義山路右轉新市三路　最小淨距 -0.18 m</w:t>
+                        <w:t xml:space="preserve"> 2. 義山路右轉新市三路　最小淨距 0.25 m</w:t>
                       </w:r>
                     </w:p>
                   </w:txbxContent>
@@ -5823,7 +5809,7 @@
                 <w:rFonts w:eastAsia="標楷體" w:cs="新細明體" w:ascii="標楷體" w:hAnsi="標楷體"/>
                 <w:sz w:val="20"/>
               </w:rPr>
-              <w:t>0.20 m</w:t>
+              <w:t>0.25 m</w:t>
             </w:r>
             <w:r>
               <w:rPr>
@@ -5872,7 +5858,7 @@
                 <w:rFonts w:ascii="標楷體" w:hAnsi="標楷體" w:cs="新細明體" w:eastAsia="標楷體"/>
                 <w:sz w:val="20"/>
               </w:rPr>
-              <w:t>，未達</w:t>
+              <w:t>，均保持</w:t>
             </w:r>
             <w:r>
               <w:rPr>
@@ -5886,7 +5872,7 @@
                 <w:rFonts w:ascii="標楷體" w:hAnsi="標楷體" w:cs="新細明體" w:eastAsia="標楷體"/>
                 <w:sz w:val="20"/>
               </w:rPr>
-              <w:t>公分。</w:t>
+              <w:t>公分以上。</w:t>
             </w:r>
           </w:p>
         </w:tc>
@@ -5916,14 +5902,14 @@
                 <w:rFonts w:eastAsia="標楷體" w:cs="新細明體" w:ascii="標楷體" w:hAnsi="標楷體"/>
                 <w:sz w:val="20"/>
               </w:rPr>
-              <w:t>□</w:t>
-            </w:r>
-            <w:r>
-              <w:rPr>
-                <w:rFonts w:ascii="標楷體" w:hAnsi="標楷體" w:cs="新細明體" w:eastAsia="標楷體"/>
-                <w:sz w:val="20"/>
-              </w:rPr>
-              <w:t>是 ■否 □不適用</w:t>
+              <w:t>■</w:t>
+            </w:r>
+            <w:r>
+              <w:rPr>
+                <w:rFonts w:ascii="標楷體" w:hAnsi="標楷體" w:cs="新細明體" w:eastAsia="標楷體"/>
+                <w:sz w:val="20"/>
+              </w:rPr>
+              <w:t>是 □否 □不適用</w:t>
             </w:r>
           </w:p>
         </w:tc>
@@ -6111,14 +6097,14 @@
                 <w:rFonts w:ascii="標楷體" w:hAnsi="標楷體" w:cs="新細明體" w:eastAsia="標楷體"/>
                 <w:sz w:val="20"/>
               </w:rPr>
-              <w:t>右轉＊：最小淨距</w:t>
+              <w:t>右轉：最小淨距</w:t>
             </w:r>
             <w:r>
               <w:rPr>
                 <w:rFonts w:eastAsia="標楷體" w:cs="新細明體" w:ascii="標楷體" w:hAnsi="標楷體"/>
                 <w:sz w:val="20"/>
               </w:rPr>
-              <w:t>-0.31 m</w:t>
+              <w:t>0.25 m</w:t>
             </w:r>
             <w:r>
               <w:rPr>
@@ -6153,14 +6139,14 @@
                 <w:rFonts w:ascii="標楷體" w:hAnsi="標楷體" w:cs="新細明體" w:eastAsia="標楷體"/>
                 <w:sz w:val="20"/>
               </w:rPr>
-              <w:t>右轉＊：最小淨距</w:t>
+              <w:t>右轉：最小淨距</w:t>
             </w:r>
             <w:r>
               <w:rPr>
                 <w:rFonts w:eastAsia="標楷體" w:cs="新細明體" w:ascii="標楷體" w:hAnsi="標楷體"/>
                 <w:sz w:val="20"/>
               </w:rPr>
-              <w:t>-0.24 m</w:t>
+              <w:t>0.25 m</w:t>
             </w:r>
             <w:r>
               <w:rPr>
@@ -6209,7 +6195,7 @@
                 <w:rFonts w:ascii="標楷體" w:hAnsi="標楷體" w:cs="新細明體" w:eastAsia="標楷體"/>
                 <w:sz w:val="20"/>
               </w:rPr>
-              <w:t>，未達</w:t>
+              <w:t>，均保持</w:t>
             </w:r>
             <w:r>
               <w:rPr>
@@ -6223,7 +6209,7 @@
                 <w:rFonts w:ascii="標楷體" w:hAnsi="標楷體" w:cs="新細明體" w:eastAsia="標楷體"/>
                 <w:sz w:val="20"/>
               </w:rPr>
-              <w:t>公分。</w:t>
+              <w:t>公分以上。</w:t>
             </w:r>
           </w:p>
         </w:tc>
@@ -6253,14 +6239,14 @@
                 <w:rFonts w:eastAsia="標楷體" w:cs="新細明體" w:ascii="標楷體" w:hAnsi="標楷體"/>
                 <w:sz w:val="20"/>
               </w:rPr>
-              <w:t>□</w:t>
-            </w:r>
-            <w:r>
-              <w:rPr>
-                <w:rFonts w:ascii="標楷體" w:hAnsi="標楷體" w:cs="新細明體" w:eastAsia="標楷體"/>
-                <w:sz w:val="20"/>
-              </w:rPr>
-              <w:t>是 ■否 □不適用</w:t>
+              <w:t>■</w:t>
+            </w:r>
+            <w:r>
+              <w:rPr>
+                <w:rFonts w:ascii="標楷體" w:hAnsi="標楷體" w:cs="新細明體" w:eastAsia="標楷體"/>
+                <w:sz w:val="20"/>
+              </w:rPr>
+              <w:t>是 □否 □不適用</w:t>
             </w:r>
           </w:p>
         </w:tc>
@@ -6282,21 +6268,7 @@
           <w:rFonts w:ascii="標楷體" w:hAnsi="標楷體" w:cs="新細明體" w:eastAsia="標楷體"/>
           <w:sz w:val="22"/>
         </w:rPr>
-        <w:t>註：標示「＊」者表示大客車無法以外側轉外側（右轉）／內側轉內側（左轉）維持</w:t>
-      </w:r>
-      <w:r>
-        <w:rPr>
-          <w:rFonts w:eastAsia="標楷體" w:cs="新細明體" w:ascii="標楷體" w:hAnsi="標楷體"/>
-          <w:sz w:val="22"/>
-        </w:rPr>
-        <w:t>25</w:t>
-      </w:r>
-      <w:r>
-        <w:rPr>
-          <w:rFonts w:ascii="標楷體" w:hAnsi="標楷體" w:cs="新細明體" w:eastAsia="標楷體"/>
-          <w:sz w:val="22"/>
-        </w:rPr>
-        <w:t>公分以上間距，須駛入目的道路相鄰同向車道完成轉向。</w:t>
+        <w:t>註：右轉採外側轉外側、左轉採內側轉內側。</w:t>
       </w:r>
     </w:p>
     <w:p>
@@ -6570,12 +6542,12 @@
               <wp:anchor behindDoc="0" distT="0" distB="0" distL="0" distR="0" simplePos="0" locked="0" layoutInCell="1" allowOverlap="1" relativeHeight="17">
                 <wp:simplePos x="0" y="0"/>
                 <wp:positionH relativeFrom="column">
-                  <wp:posOffset>2682875</wp:posOffset>
+                  <wp:posOffset>2792095</wp:posOffset>
                 </wp:positionH>
                 <wp:positionV relativeFrom="paragraph">
                   <wp:posOffset>635</wp:posOffset>
                 </wp:positionV>
-                <wp:extent cx="2894330" cy="1843405"/>
+                <wp:extent cx="2785745" cy="1928495"/>
                 <wp:effectExtent l="0" t="0" r="0" b="0"/>
                 <wp:wrapNone/>
                 <wp:docPr id="24" name="圖2-1 軌跡2"/>
@@ -6593,7 +6565,7 @@
                       <pic:spPr>
                         <a:xfrm>
                           <a:off x="0" y="0"/>
-                          <a:ext cx="2894400" cy="1843560"/>
+                          <a:ext cx="2785680" cy="1928520"/>
                         </a:xfrm>
                         <a:prstGeom prst="rect">
                           <a:avLst/>
@@ -6610,7 +6582,7 @@
           </mc:Choice>
           <mc:Fallback>
             <w:pict>
-              <v:shape id="shape_0" ID="圖2-1 軌跡2" stroked="f" o:allowincell="f" style="position:absolute;margin-left:211.25pt;margin-top:0pt;width:227.85pt;height:145.1pt;mso-wrap-style:none;v-text-anchor:middle" type="_x0000_t75">
+              <v:shape id="shape_0" ID="圖2-1 軌跡2" stroked="f" o:allowincell="f" style="position:absolute;margin-left:219.85pt;margin-top:0pt;width:219.3pt;height:151.8pt;mso-wrap-style:none;v-text-anchor:middle" type="_x0000_t75">
                 <v:imagedata r:id="rId19" o:detectmouseclick="t"/>
                 <v:stroke color="#41719c" weight="12600" joinstyle="miter" endcap="flat"/>
                 <w10:wrap type="none"/>
@@ -6629,7 +6601,7 @@
                 <wp:positionV relativeFrom="paragraph">
                   <wp:posOffset>635</wp:posOffset>
                 </wp:positionV>
-                <wp:extent cx="2307590" cy="2087245"/>
+                <wp:extent cx="2389505" cy="1990090"/>
                 <wp:effectExtent l="0" t="0" r="0" b="0"/>
                 <wp:wrapNone/>
                 <wp:docPr id="26" name="圖2-1 軌跡3"/>
@@ -6647,7 +6619,7 @@
                       <pic:spPr>
                         <a:xfrm>
                           <a:off x="0" y="0"/>
-                          <a:ext cx="2307600" cy="2087280"/>
+                          <a:ext cx="2389680" cy="1990080"/>
                         </a:xfrm>
                         <a:prstGeom prst="rect">
                           <a:avLst/>
@@ -6664,7 +6636,7 @@
           </mc:Choice>
           <mc:Fallback>
             <w:pict>
-              <v:shape id="shape_0" ID="圖2-1 軌跡3" stroked="f" o:allowincell="f" style="position:absolute;margin-left:0pt;margin-top:0pt;width:181.65pt;height:164.3pt;mso-wrap-style:none;v-text-anchor:middle" type="_x0000_t75">
+              <v:shape id="shape_0" ID="圖2-1 軌跡3" stroked="f" o:allowincell="f" style="position:absolute;margin-left:0pt;margin-top:0pt;width:188.1pt;height:156.65pt;mso-wrap-style:none;v-text-anchor:middle" type="_x0000_t75">
                 <v:imagedata r:id="rId21" o:detectmouseclick="t"/>
                 <v:stroke color="#41719c" weight="12600" joinstyle="miter" endcap="flat"/>
                 <w10:wrap type="none"/>
@@ -6808,7 +6780,7 @@
                                 <w:szCs w:val="15"/>
                                 <w:rFonts w:ascii="標楷體" w:hAnsi="標楷體" w:eastAsia="標楷體" w:cs="新細明體"/>
                               </w:rPr>
-                              <w:t xml:space="preserve"> 2. 新市三路(往義山路)右轉　最小淨距 -0.31 m</w:t>
+                              <w:t xml:space="preserve"> 2. 新市三路(往義山路)右轉　最小淨距 0.25 m</w:t>
                             </w:r>
                           </w:p>
                           <w:p>
@@ -6831,7 +6803,7 @@
                                 <w:szCs w:val="15"/>
                                 <w:rFonts w:ascii="標楷體" w:hAnsi="標楷體" w:eastAsia="標楷體" w:cs="新細明體"/>
                               </w:rPr>
-                              <w:t xml:space="preserve"> 3. 崁頂二路(往新市五路)右轉　最小淨距 -0.24 m</w:t>
+                              <w:t xml:space="preserve"> 3. 崁頂二路(往新市五路)右轉　最小淨距 0.25 m</w:t>
                             </w:r>
                           </w:p>
                           <w:p>
@@ -6916,7 +6888,7 @@
                           <w:szCs w:val="15"/>
                           <w:rFonts w:ascii="標楷體" w:hAnsi="標楷體" w:eastAsia="標楷體" w:cs="新細明體"/>
                         </w:rPr>
-                        <w:t xml:space="preserve"> 2. 新市三路(往義山路)右轉　最小淨距 -0.31 m</w:t>
+                        <w:t xml:space="preserve"> 2. 新市三路(往義山路)右轉　最小淨距 0.25 m</w:t>
                       </w:r>
                     </w:p>
                     <w:p>
@@ -6939,7 +6911,7 @@
                           <w:szCs w:val="15"/>
                           <w:rFonts w:ascii="標楷體" w:hAnsi="標楷體" w:eastAsia="標楷體" w:cs="新細明體"/>
                         </w:rPr>
-                        <w:t xml:space="preserve"> 3. 崁頂二路(往新市五路)右轉　最小淨距 -0.24 m</w:t>
+                        <w:t xml:space="preserve"> 3. 崁頂二路(往新市五路)右轉　最小淨距 0.25 m</w:t>
                       </w:r>
                     </w:p>
                     <w:p>
@@ -7709,7 +7681,7 @@
                                 <w:szCs w:val="15"/>
                                 <w:rFonts w:ascii="標楷體" w:hAnsi="標楷體" w:eastAsia="標楷體" w:cs="新細明體"/>
                               </w:rPr>
-                              <w:t xml:space="preserve"> 3. 崁頂二路(往新市五路)左轉　最小淨距 0.20 m</w:t>
+                              <w:t xml:space="preserve"> 3. 崁頂二路(往新市五路)左轉　最小淨距 0.25 m</w:t>
                             </w:r>
                           </w:p>
                           <w:p>
@@ -7817,7 +7789,7 @@
                           <w:szCs w:val="15"/>
                           <w:rFonts w:ascii="標楷體" w:hAnsi="標楷體" w:eastAsia="標楷體" w:cs="新細明體"/>
                         </w:rPr>
-                        <w:t xml:space="preserve"> 3. 崁頂二路(往新市五路)左轉　最小淨距 0.20 m</w:t>
+                        <w:t xml:space="preserve"> 3. 崁頂二路(往新市五路)左轉　最小淨距 0.25 m</w:t>
                       </w:r>
                     </w:p>
                     <w:p>
@@ -10097,21 +10069,7 @@
           <w:rFonts w:ascii="標楷體" w:hAnsi="標楷體" w:cs="新細明體" w:eastAsia="標楷體"/>
           <w:sz w:val="22"/>
         </w:rPr>
-        <w:t>註：標示「＊」者表示大客車無法以外側轉外側（右轉）／內側轉內側（左轉）維持</w:t>
-      </w:r>
-      <w:r>
-        <w:rPr>
-          <w:rFonts w:eastAsia="標楷體" w:cs="新細明體" w:ascii="標楷體" w:hAnsi="標楷體"/>
-          <w:sz w:val="22"/>
-        </w:rPr>
-        <w:t>25</w:t>
-      </w:r>
-      <w:r>
-        <w:rPr>
-          <w:rFonts w:ascii="標楷體" w:hAnsi="標楷體" w:cs="新細明體" w:eastAsia="標楷體"/>
-          <w:sz w:val="22"/>
-        </w:rPr>
-        <w:t>公分以上間距，須駛入目的道路相鄰同向車道完成轉向。</w:t>
+        <w:t>註：右轉採外側轉外側、左轉採內側轉內側。</w:t>
       </w:r>
     </w:p>
     <w:p>
@@ -12729,35 +12687,35 @@
                 <w:rFonts w:ascii="標楷體" w:hAnsi="標楷體" w:cs="新細明體" w:eastAsia="標楷體"/>
                 <w:sz w:val="20"/>
               </w:rPr>
-              <w:t>分析結果：崁頂二路右轉新市二路三段＊：最小淨距</w:t>
+              <w:t>分析結果：崁頂二路右轉新市二路三段：最小淨距</w:t>
             </w:r>
             <w:r>
               <w:rPr>
                 <w:rFonts w:eastAsia="標楷體" w:cs="新細明體" w:ascii="標楷體" w:hAnsi="標楷體"/>
                 <w:sz w:val="20"/>
               </w:rPr>
-              <w:t>0.29 m</w:t>
-            </w:r>
-            <w:r>
-              <w:rPr>
-                <w:rFonts w:ascii="標楷體" w:hAnsi="標楷體" w:cs="新細明體" w:eastAsia="標楷體"/>
-                <w:sz w:val="20"/>
-              </w:rPr>
-              <w:t>；新市二路三段右轉崁頂二路＊：最小淨距</w:t>
+              <w:t>0.25 m</w:t>
+            </w:r>
+            <w:r>
+              <w:rPr>
+                <w:rFonts w:ascii="標楷體" w:hAnsi="標楷體" w:cs="新細明體" w:eastAsia="標楷體"/>
+                <w:sz w:val="20"/>
+              </w:rPr>
+              <w:t>；新市二路三段右轉崁頂二路：最小淨距</w:t>
             </w:r>
             <w:r>
               <w:rPr>
                 <w:rFonts w:eastAsia="標楷體" w:cs="新細明體" w:ascii="標楷體" w:hAnsi="標楷體"/>
                 <w:sz w:val="20"/>
               </w:rPr>
-              <w:t>-0.09 m</w:t>
-            </w:r>
-            <w:r>
-              <w:rPr>
-                <w:rFonts w:ascii="標楷體" w:hAnsi="標楷體" w:cs="新細明體" w:eastAsia="標楷體"/>
-                <w:sz w:val="20"/>
-              </w:rPr>
-              <w:t>，未達</w:t>
+              <w:t>0.25 m</w:t>
+            </w:r>
+            <w:r>
+              <w:rPr>
+                <w:rFonts w:ascii="標楷體" w:hAnsi="標楷體" w:cs="新細明體" w:eastAsia="標楷體"/>
+                <w:sz w:val="20"/>
+              </w:rPr>
+              <w:t>，均保持</w:t>
             </w:r>
             <w:r>
               <w:rPr>
@@ -12771,7 +12729,7 @@
                 <w:rFonts w:ascii="標楷體" w:hAnsi="標楷體" w:cs="新細明體" w:eastAsia="標楷體"/>
                 <w:sz w:val="20"/>
               </w:rPr>
-              <w:t>公分。</w:t>
+              <w:t>公分以上。</w:t>
             </w:r>
           </w:p>
         </w:tc>
@@ -12801,14 +12759,14 @@
                 <w:rFonts w:eastAsia="標楷體" w:cs="新細明體" w:ascii="標楷體" w:hAnsi="標楷體"/>
                 <w:sz w:val="20"/>
               </w:rPr>
-              <w:t>□</w:t>
-            </w:r>
-            <w:r>
-              <w:rPr>
-                <w:rFonts w:ascii="標楷體" w:hAnsi="標楷體" w:cs="新細明體" w:eastAsia="標楷體"/>
-                <w:sz w:val="20"/>
-              </w:rPr>
-              <w:t>是 ■否 □不適用</w:t>
+              <w:t>■</w:t>
+            </w:r>
+            <w:r>
+              <w:rPr>
+                <w:rFonts w:ascii="標楷體" w:hAnsi="標楷體" w:cs="新細明體" w:eastAsia="標楷體"/>
+                <w:sz w:val="20"/>
+              </w:rPr>
+              <w:t>是 □否 □不適用</w:t>
             </w:r>
           </w:p>
         </w:tc>
@@ -12830,21 +12788,7 @@
           <w:rFonts w:ascii="標楷體" w:hAnsi="標楷體" w:cs="新細明體" w:eastAsia="標楷體"/>
           <w:sz w:val="22"/>
         </w:rPr>
-        <w:t>註：標示「＊」者表示大客車無法以外側轉外側（右轉）／內側轉內側（左轉）維持</w:t>
-      </w:r>
-      <w:r>
-        <w:rPr>
-          <w:rFonts w:eastAsia="標楷體" w:cs="新細明體" w:ascii="標楷體" w:hAnsi="標楷體"/>
-          <w:sz w:val="22"/>
-        </w:rPr>
-        <w:t>25</w:t>
-      </w:r>
-      <w:r>
-        <w:rPr>
-          <w:rFonts w:ascii="標楷體" w:hAnsi="標楷體" w:cs="新細明體" w:eastAsia="標楷體"/>
-          <w:sz w:val="22"/>
-        </w:rPr>
-        <w:t>公分以上間距，須駛入目的道路相鄰同向車道完成轉向。</w:t>
+        <w:t>註：右轉採外側轉外側、左轉採內側轉內側。</w:t>
       </w:r>
     </w:p>
     <w:p>
@@ -13064,12 +13008,12 @@
               <wp:anchor behindDoc="0" distT="0" distB="0" distL="0" distR="0" simplePos="0" locked="0" layoutInCell="1" allowOverlap="1" relativeHeight="49">
                 <wp:simplePos x="0" y="0"/>
                 <wp:positionH relativeFrom="column">
-                  <wp:posOffset>1784985</wp:posOffset>
+                  <wp:posOffset>2014855</wp:posOffset>
                 </wp:positionH>
                 <wp:positionV relativeFrom="paragraph">
                   <wp:posOffset>635</wp:posOffset>
                 </wp:positionV>
-                <wp:extent cx="3792855" cy="2406650"/>
+                <wp:extent cx="3562350" cy="2534920"/>
                 <wp:effectExtent l="0" t="0" r="0" b="0"/>
                 <wp:wrapNone/>
                 <wp:docPr id="76" name="圖4-1 軌跡1"/>
@@ -13087,7 +13031,7 @@
                       <pic:spPr>
                         <a:xfrm>
                           <a:off x="0" y="0"/>
-                          <a:ext cx="3792960" cy="2406600"/>
+                          <a:ext cx="3562200" cy="2534760"/>
                         </a:xfrm>
                         <a:prstGeom prst="rect">
                           <a:avLst/>
@@ -13104,7 +13048,7 @@
           </mc:Choice>
           <mc:Fallback>
             <w:pict>
-              <v:shape id="shape_0" ID="圖4-1 軌跡1" stroked="f" o:allowincell="f" style="position:absolute;margin-left:140.55pt;margin-top:0pt;width:298.6pt;height:189.45pt;mso-wrap-style:none;v-text-anchor:middle" type="_x0000_t75">
+              <v:shape id="shape_0" ID="圖4-1 軌跡1" stroked="f" o:allowincell="f" style="position:absolute;margin-left:158.65pt;margin-top:0pt;width:280.45pt;height:199.55pt;mso-wrap-style:none;v-text-anchor:middle" type="_x0000_t75">
                 <v:imagedata r:id="rId59" o:detectmouseclick="t"/>
                 <v:stroke color="#41719c" weight="12600" joinstyle="miter" endcap="flat"/>
                 <w10:wrap type="none"/>
@@ -13118,12 +13062,12 @@
               <wp:anchor behindDoc="0" distT="0" distB="0" distL="0" distR="0" simplePos="0" locked="0" layoutInCell="1" allowOverlap="1" relativeHeight="50">
                 <wp:simplePos x="0" y="0"/>
                 <wp:positionH relativeFrom="column">
-                  <wp:posOffset>2197735</wp:posOffset>
+                  <wp:posOffset>2160270</wp:posOffset>
                 </wp:positionH>
                 <wp:positionV relativeFrom="paragraph">
-                  <wp:posOffset>2836545</wp:posOffset>
+                  <wp:posOffset>3011805</wp:posOffset>
                 </wp:positionV>
-                <wp:extent cx="3380105" cy="2402840"/>
+                <wp:extent cx="3417570" cy="2227580"/>
                 <wp:effectExtent l="0" t="0" r="0" b="0"/>
                 <wp:wrapNone/>
                 <wp:docPr id="78" name="圖4-1 軌跡2"/>
@@ -13141,7 +13085,7 @@
                       <pic:spPr>
                         <a:xfrm>
                           <a:off x="0" y="0"/>
-                          <a:ext cx="3380040" cy="2403000"/>
+                          <a:ext cx="3417480" cy="2227680"/>
                         </a:xfrm>
                         <a:prstGeom prst="rect">
                           <a:avLst/>
@@ -13158,7 +13102,7 @@
           </mc:Choice>
           <mc:Fallback>
             <w:pict>
-              <v:shape id="shape_0" ID="圖4-1 軌跡2" stroked="f" o:allowincell="f" style="position:absolute;margin-left:173.05pt;margin-top:223.35pt;width:266.1pt;height:189.15pt;mso-wrap-style:none;v-text-anchor:middle" type="_x0000_t75">
+              <v:shape id="shape_0" ID="圖4-1 軌跡2" stroked="f" o:allowincell="f" style="position:absolute;margin-left:170.1pt;margin-top:237.15pt;width:269.05pt;height:175.35pt;mso-wrap-style:none;v-text-anchor:middle" type="_x0000_t75">
                 <v:imagedata r:id="rId61" o:detectmouseclick="t"/>
                 <v:stroke color="#41719c" weight="12600" joinstyle="miter" endcap="flat"/>
                 <w10:wrap type="none"/>
@@ -13225,7 +13169,7 @@
                                 <w:szCs w:val="15"/>
                                 <w:rFonts w:ascii="標楷體" w:hAnsi="標楷體" w:eastAsia="標楷體" w:cs="新細明體"/>
                               </w:rPr>
-                              <w:t xml:space="preserve"> 1. 崁頂二路右轉新市二路三段　最小淨距 0.29 m</w:t>
+                              <w:t xml:space="preserve"> 1. 崁頂二路右轉新市二路三段　最小淨距 0.25 m</w:t>
                             </w:r>
                           </w:p>
                           <w:p>
@@ -13248,7 +13192,7 @@
                                 <w:szCs w:val="15"/>
                                 <w:rFonts w:ascii="標楷體" w:hAnsi="標楷體" w:eastAsia="標楷體" w:cs="新細明體"/>
                               </w:rPr>
-                              <w:t xml:space="preserve"> 2. 新市二路三段右轉崁頂二路　最小淨距 -0.09 m</w:t>
+                              <w:t xml:space="preserve"> 2. 新市二路三段右轉崁頂二路　最小淨距 0.25 m</w:t>
                             </w:r>
                           </w:p>
                         </w:txbxContent>
@@ -13287,7 +13231,7 @@
                           <w:szCs w:val="15"/>
                           <w:rFonts w:ascii="標楷體" w:hAnsi="標楷體" w:eastAsia="標楷體" w:cs="新細明體"/>
                         </w:rPr>
-                        <w:t xml:space="preserve"> 1. 崁頂二路右轉新市二路三段　最小淨距 0.29 m</w:t>
+                        <w:t xml:space="preserve"> 1. 崁頂二路右轉新市二路三段　最小淨距 0.25 m</w:t>
                       </w:r>
                     </w:p>
                     <w:p>
@@ -13310,7 +13254,7 @@
                           <w:szCs w:val="15"/>
                           <w:rFonts w:ascii="標楷體" w:hAnsi="標楷體" w:eastAsia="標楷體" w:cs="新細明體"/>
                         </w:rPr>
-                        <w:t xml:space="preserve"> 2. 新市二路三段右轉崁頂二路　最小淨距 -0.09 m</w:t>
+                        <w:t xml:space="preserve"> 2. 新市二路三段右轉崁頂二路　最小淨距 0.25 m</w:t>
                       </w:r>
                     </w:p>
                   </w:txbxContent>
@@ -16186,35 +16130,35 @@
                 <w:rFonts w:ascii="標楷體" w:hAnsi="標楷體" w:cs="新細明體" w:eastAsia="標楷體"/>
                 <w:sz w:val="20"/>
               </w:rPr>
-              <w:t>分析結果：崁頂二路右轉新市五路三段＊：最小淨距</w:t>
+              <w:t>分析結果：崁頂二路右轉新市五路三段：最小淨距</w:t>
             </w:r>
             <w:r>
               <w:rPr>
                 <w:rFonts w:eastAsia="標楷體" w:cs="新細明體" w:ascii="標楷體" w:hAnsi="標楷體"/>
                 <w:sz w:val="20"/>
               </w:rPr>
-              <w:t>0.04 m</w:t>
-            </w:r>
-            <w:r>
-              <w:rPr>
-                <w:rFonts w:ascii="標楷體" w:hAnsi="標楷體" w:cs="新細明體" w:eastAsia="標楷體"/>
-                <w:sz w:val="20"/>
-              </w:rPr>
-              <w:t>；新市五路三段右轉崁頂二路＊：最小淨距</w:t>
+              <w:t>0.25 m</w:t>
+            </w:r>
+            <w:r>
+              <w:rPr>
+                <w:rFonts w:ascii="標楷體" w:hAnsi="標楷體" w:cs="新細明體" w:eastAsia="標楷體"/>
+                <w:sz w:val="20"/>
+              </w:rPr>
+              <w:t>；新市五路三段右轉崁頂二路：最小淨距</w:t>
             </w:r>
             <w:r>
               <w:rPr>
                 <w:rFonts w:eastAsia="標楷體" w:cs="新細明體" w:ascii="標楷體" w:hAnsi="標楷體"/>
                 <w:sz w:val="20"/>
               </w:rPr>
-              <w:t>-0.17 m</w:t>
-            </w:r>
-            <w:r>
-              <w:rPr>
-                <w:rFonts w:ascii="標楷體" w:hAnsi="標楷體" w:cs="新細明體" w:eastAsia="標楷體"/>
-                <w:sz w:val="20"/>
-              </w:rPr>
-              <w:t>，未達</w:t>
+              <w:t>0.25 m</w:t>
+            </w:r>
+            <w:r>
+              <w:rPr>
+                <w:rFonts w:ascii="標楷體" w:hAnsi="標楷體" w:cs="新細明體" w:eastAsia="標楷體"/>
+                <w:sz w:val="20"/>
+              </w:rPr>
+              <w:t>，均保持</w:t>
             </w:r>
             <w:r>
               <w:rPr>
@@ -16228,7 +16172,7 @@
                 <w:rFonts w:ascii="標楷體" w:hAnsi="標楷體" w:cs="新細明體" w:eastAsia="標楷體"/>
                 <w:sz w:val="20"/>
               </w:rPr>
-              <w:t>公分。</w:t>
+              <w:t>公分以上。</w:t>
             </w:r>
           </w:p>
         </w:tc>
@@ -16258,14 +16202,14 @@
                 <w:rFonts w:eastAsia="標楷體" w:cs="新細明體" w:ascii="標楷體" w:hAnsi="標楷體"/>
                 <w:sz w:val="20"/>
               </w:rPr>
-              <w:t>□</w:t>
-            </w:r>
-            <w:r>
-              <w:rPr>
-                <w:rFonts w:ascii="標楷體" w:hAnsi="標楷體" w:cs="新細明體" w:eastAsia="標楷體"/>
-                <w:sz w:val="20"/>
-              </w:rPr>
-              <w:t>是 ■否 □不適用</w:t>
+              <w:t>■</w:t>
+            </w:r>
+            <w:r>
+              <w:rPr>
+                <w:rFonts w:ascii="標楷體" w:hAnsi="標楷體" w:cs="新細明體" w:eastAsia="標楷體"/>
+                <w:sz w:val="20"/>
+              </w:rPr>
+              <w:t>是 □否 □不適用</w:t>
             </w:r>
           </w:p>
         </w:tc>
@@ -16287,21 +16231,7 @@
           <w:rFonts w:ascii="標楷體" w:hAnsi="標楷體" w:cs="新細明體" w:eastAsia="標楷體"/>
           <w:sz w:val="22"/>
         </w:rPr>
-        <w:t>註：標示「＊」者表示大客車無法以外側轉外側（右轉）／內側轉內側（左轉）維持</w:t>
-      </w:r>
-      <w:r>
-        <w:rPr>
-          <w:rFonts w:eastAsia="標楷體" w:cs="新細明體" w:ascii="標楷體" w:hAnsi="標楷體"/>
-          <w:sz w:val="22"/>
-        </w:rPr>
-        <w:t>25</w:t>
-      </w:r>
-      <w:r>
-        <w:rPr>
-          <w:rFonts w:ascii="標楷體" w:hAnsi="標楷體" w:cs="新細明體" w:eastAsia="標楷體"/>
-          <w:sz w:val="22"/>
-        </w:rPr>
-        <w:t>公分以上間距，須駛入目的道路相鄰同向車道完成轉向。</w:t>
+        <w:t>註：右轉採外側轉外側、左轉採內側轉內側。</w:t>
       </w:r>
     </w:p>
     <w:p>
@@ -16521,12 +16451,12 @@
               <wp:anchor behindDoc="0" distT="0" distB="0" distL="0" distR="0" simplePos="0" locked="0" layoutInCell="1" allowOverlap="1" relativeHeight="67">
                 <wp:simplePos x="0" y="0"/>
                 <wp:positionH relativeFrom="column">
-                  <wp:posOffset>1842770</wp:posOffset>
+                  <wp:posOffset>2065020</wp:posOffset>
                 </wp:positionH>
                 <wp:positionV relativeFrom="paragraph">
                   <wp:posOffset>635</wp:posOffset>
                 </wp:positionV>
-                <wp:extent cx="3735070" cy="2082165"/>
+                <wp:extent cx="3512185" cy="2153285"/>
                 <wp:effectExtent l="0" t="0" r="0" b="0"/>
                 <wp:wrapNone/>
                 <wp:docPr id="105" name="圖5-1 軌跡1"/>
@@ -16544,7 +16474,7 @@
                       <pic:spPr>
                         <a:xfrm>
                           <a:off x="0" y="0"/>
-                          <a:ext cx="3735000" cy="2082240"/>
+                          <a:ext cx="3512160" cy="2153160"/>
                         </a:xfrm>
                         <a:prstGeom prst="rect">
                           <a:avLst/>
@@ -16561,7 +16491,7 @@
           </mc:Choice>
           <mc:Fallback>
             <w:pict>
-              <v:shape id="shape_0" ID="圖5-1 軌跡1" stroked="f" o:allowincell="f" style="position:absolute;margin-left:145.1pt;margin-top:0pt;width:294.05pt;height:163.9pt;mso-wrap-style:none;v-text-anchor:middle" type="_x0000_t75">
+              <v:shape id="shape_0" ID="圖5-1 軌跡1" stroked="f" o:allowincell="f" style="position:absolute;margin-left:162.6pt;margin-top:0pt;width:276.5pt;height:169.5pt;mso-wrap-style:none;v-text-anchor:middle" type="_x0000_t75">
                 <v:imagedata r:id="rId81" o:detectmouseclick="t"/>
                 <v:stroke color="#41719c" weight="12600" joinstyle="miter" endcap="flat"/>
                 <w10:wrap type="none"/>
@@ -16575,12 +16505,12 @@
               <wp:anchor behindDoc="0" distT="0" distB="0" distL="0" distR="0" simplePos="0" locked="0" layoutInCell="1" allowOverlap="1" relativeHeight="68">
                 <wp:simplePos x="0" y="0"/>
                 <wp:positionH relativeFrom="column">
-                  <wp:posOffset>2220595</wp:posOffset>
+                  <wp:posOffset>2217420</wp:posOffset>
                 </wp:positionH>
                 <wp:positionV relativeFrom="paragraph">
-                  <wp:posOffset>2508250</wp:posOffset>
+                  <wp:posOffset>2698115</wp:posOffset>
                 </wp:positionV>
-                <wp:extent cx="3356610" cy="2054860"/>
+                <wp:extent cx="3359785" cy="1865630"/>
                 <wp:effectExtent l="0" t="0" r="0" b="0"/>
                 <wp:wrapNone/>
                 <wp:docPr id="107" name="圖5-1 軌跡2"/>
@@ -16598,7 +16528,7 @@
                       <pic:spPr>
                         <a:xfrm>
                           <a:off x="0" y="0"/>
-                          <a:ext cx="3356640" cy="2054880"/>
+                          <a:ext cx="3359880" cy="1865520"/>
                         </a:xfrm>
                         <a:prstGeom prst="rect">
                           <a:avLst/>
@@ -16615,7 +16545,7 @@
           </mc:Choice>
           <mc:Fallback>
             <w:pict>
-              <v:shape id="shape_0" ID="圖5-1 軌跡2" stroked="f" o:allowincell="f" style="position:absolute;margin-left:174.85pt;margin-top:197.5pt;width:264.25pt;height:161.75pt;mso-wrap-style:none;v-text-anchor:middle" type="_x0000_t75">
+              <v:shape id="shape_0" ID="圖5-1 軌跡2" stroked="f" o:allowincell="f" style="position:absolute;margin-left:174.6pt;margin-top:212.45pt;width:264.5pt;height:146.85pt;mso-wrap-style:none;v-text-anchor:middle" type="_x0000_t75">
                 <v:imagedata r:id="rId83" o:detectmouseclick="t"/>
                 <v:stroke color="#41719c" weight="12600" joinstyle="miter" endcap="flat"/>
                 <w10:wrap type="none"/>
@@ -16682,7 +16612,7 @@
                                 <w:szCs w:val="15"/>
                                 <w:rFonts w:ascii="標楷體" w:hAnsi="標楷體" w:eastAsia="標楷體" w:cs="新細明體"/>
                               </w:rPr>
-                              <w:t xml:space="preserve"> 1. 崁頂二路右轉新市五路三段　最小淨距 0.04 m</w:t>
+                              <w:t xml:space="preserve"> 1. 崁頂二路右轉新市五路三段　最小淨距 0.25 m</w:t>
                             </w:r>
                           </w:p>
                           <w:p>
@@ -16705,7 +16635,7 @@
                                 <w:szCs w:val="15"/>
                                 <w:rFonts w:ascii="標楷體" w:hAnsi="標楷體" w:eastAsia="標楷體" w:cs="新細明體"/>
                               </w:rPr>
-                              <w:t xml:space="preserve"> 2. 新市五路三段右轉崁頂二路　最小淨距 -0.17 m</w:t>
+                              <w:t xml:space="preserve"> 2. 新市五路三段右轉崁頂二路　最小淨距 0.25 m</w:t>
                             </w:r>
                           </w:p>
                         </w:txbxContent>
@@ -16744,7 +16674,7 @@
                           <w:szCs w:val="15"/>
                           <w:rFonts w:ascii="標楷體" w:hAnsi="標楷體" w:eastAsia="標楷體" w:cs="新細明體"/>
                         </w:rPr>
-                        <w:t xml:space="preserve"> 1. 崁頂二路右轉新市五路三段　最小淨距 0.04 m</w:t>
+                        <w:t xml:space="preserve"> 1. 崁頂二路右轉新市五路三段　最小淨距 0.25 m</w:t>
                       </w:r>
                     </w:p>
                     <w:p>
@@ -16767,7 +16697,7 @@
                           <w:szCs w:val="15"/>
                           <w:rFonts w:ascii="標楷體" w:hAnsi="標楷體" w:eastAsia="標楷體" w:cs="新細明體"/>
                         </w:rPr>
-                        <w:t xml:space="preserve"> 2. 新市五路三段右轉崁頂二路　最小淨距 -0.17 m</w:t>
+                        <w:t xml:space="preserve"> 2. 新市五路三段右轉崁頂二路　最小淨距 0.25 m</w:t>
                       </w:r>
                     </w:p>
                   </w:txbxContent>
@@ -18541,105 +18471,21 @@
           <w:rFonts w:ascii="標楷體" w:hAnsi="標楷體" w:cs="新細明體" w:eastAsia="標楷體"/>
           <w:sz w:val="24"/>
         </w:rPr>
-        <w:t>轉向軌跡：路口</w:t>
+        <w:t>轉向軌跡：依外側轉外側（右轉）、內側轉內側（左轉）原則，五處路口之左轉、右轉軌跡與緣石、轉角綠帶、島頭等結構物均保持</w:t>
       </w:r>
       <w:r>
         <w:rPr>
           <w:rFonts w:eastAsia="標楷體" w:cs="新細明體" w:ascii="標楷體" w:hAnsi="標楷體"/>
           <w:sz w:val="24"/>
         </w:rPr>
-        <w:t>1</w:t>
+        <w:t>25</w:t>
       </w:r>
       <w:r>
         <w:rPr>
           <w:rFonts w:ascii="標楷體" w:hAnsi="標楷體" w:cs="新細明體" w:eastAsia="標楷體"/>
           <w:sz w:val="24"/>
         </w:rPr>
-        <w:t>右轉、路口</w:t>
-      </w:r>
-      <w:r>
-        <w:rPr>
-          <w:rFonts w:eastAsia="標楷體" w:cs="新細明體" w:ascii="標楷體" w:hAnsi="標楷體"/>
-          <w:sz w:val="24"/>
-        </w:rPr>
-        <w:t>2</w:t>
-      </w:r>
-      <w:r>
-        <w:rPr>
-          <w:rFonts w:ascii="標楷體" w:hAnsi="標楷體" w:cs="新細明體" w:eastAsia="標楷體"/>
-          <w:sz w:val="24"/>
-        </w:rPr>
-        <w:t>左轉、路口</w:t>
-      </w:r>
-      <w:r>
-        <w:rPr>
-          <w:rFonts w:eastAsia="標楷體" w:cs="新細明體" w:ascii="標楷體" w:hAnsi="標楷體"/>
-          <w:sz w:val="24"/>
-        </w:rPr>
-        <w:t>2</w:t>
-      </w:r>
-      <w:r>
-        <w:rPr>
-          <w:rFonts w:ascii="標楷體" w:hAnsi="標楷體" w:cs="新細明體" w:eastAsia="標楷體"/>
-          <w:sz w:val="24"/>
-        </w:rPr>
-        <w:t>右轉、路口</w:t>
-      </w:r>
-      <w:r>
-        <w:rPr>
-          <w:rFonts w:eastAsia="標楷體" w:cs="新細明體" w:ascii="標楷體" w:hAnsi="標楷體"/>
-          <w:sz w:val="24"/>
-        </w:rPr>
-        <w:t>4</w:t>
-      </w:r>
-      <w:r>
-        <w:rPr>
-          <w:rFonts w:ascii="標楷體" w:hAnsi="標楷體" w:cs="新細明體" w:eastAsia="標楷體"/>
-          <w:sz w:val="24"/>
-        </w:rPr>
-        <w:t>右轉、路口</w:t>
-      </w:r>
-      <w:r>
-        <w:rPr>
-          <w:rFonts w:eastAsia="標楷體" w:cs="新細明體" w:ascii="標楷體" w:hAnsi="標楷體"/>
-          <w:sz w:val="24"/>
-        </w:rPr>
-        <w:t>5</w:t>
-      </w:r>
-      <w:r>
-        <w:rPr>
-          <w:rFonts w:ascii="標楷體" w:hAnsi="標楷體" w:cs="新細明體" w:eastAsia="標楷體"/>
-          <w:sz w:val="24"/>
-        </w:rPr>
-        <w:t>右轉之大客車掃掠範圍與結構物間距未達</w:t>
-      </w:r>
-      <w:r>
-        <w:rPr>
-          <w:rFonts w:eastAsia="標楷體" w:cs="新細明體" w:ascii="標楷體" w:hAnsi="標楷體"/>
-          <w:sz w:val="24"/>
-        </w:rPr>
-        <w:t>25</w:t>
-      </w:r>
-      <w:r>
-        <w:rPr>
-          <w:rFonts w:ascii="標楷體" w:hAnsi="標楷體" w:cs="新細明體" w:eastAsia="標楷體"/>
-          <w:sz w:val="24"/>
-        </w:rPr>
-        <w:t>公分（詳各路口分析表及軌跡圖之最小淨距標示），建議檢討該處轉角緣石半徑、轉角綠帶或島頭退縮；其餘路口轉向軌跡均保持</w:t>
-      </w:r>
-      <w:r>
-        <w:rPr>
-          <w:rFonts w:eastAsia="標楷體" w:cs="新細明體" w:ascii="標楷體" w:hAnsi="標楷體"/>
-          <w:sz w:val="24"/>
-        </w:rPr>
-        <w:t>25</w:t>
-      </w:r>
-      <w:r>
-        <w:rPr>
-          <w:rFonts w:ascii="標楷體" w:hAnsi="標楷體" w:cs="新細明體" w:eastAsia="標楷體"/>
-          <w:sz w:val="24"/>
-        </w:rPr>
-        <w:t>公分以上。</w:t>
+        <w:t>公分以上間距。</w:t>
       </w:r>
     </w:p>
     <w:p>
@@ -18666,63 +18512,119 @@
           <w:rFonts w:ascii="標楷體" w:hAnsi="標楷體" w:cs="新細明體" w:eastAsia="標楷體"/>
           <w:sz w:val="24"/>
         </w:rPr>
-        <w:t>依外側轉外側（右轉）、內側轉內側（左轉）原則檢核，路口</w:t>
+        <w:t>直行軌跡：路口</w:t>
       </w:r>
       <w:r>
         <w:rPr>
           <w:rFonts w:eastAsia="標楷體" w:cs="新細明體" w:ascii="標楷體" w:hAnsi="標楷體"/>
           <w:sz w:val="24"/>
         </w:rPr>
-        <w:t>1</w:t>
+        <w:t>4</w:t>
       </w:r>
       <w:r>
         <w:rPr>
           <w:rFonts w:ascii="標楷體" w:hAnsi="標楷體" w:cs="新細明體" w:eastAsia="標楷體"/>
           <w:sz w:val="24"/>
         </w:rPr>
-        <w:t>新市三路右轉義山路、路口</w:t>
+        <w:t>崁頂二路直行</w:t>
       </w:r>
       <w:r>
         <w:rPr>
           <w:rFonts w:eastAsia="標楷體" w:cs="新細明體" w:ascii="標楷體" w:hAnsi="標楷體"/>
           <w:sz w:val="24"/>
         </w:rPr>
-        <w:t>4</w:t>
+        <w:t>(</w:t>
       </w:r>
       <w:r>
         <w:rPr>
           <w:rFonts w:ascii="標楷體" w:hAnsi="標楷體" w:cs="新細明體" w:eastAsia="標楷體"/>
           <w:sz w:val="24"/>
         </w:rPr>
-        <w:t>崁頂二路右轉新市二路三段之大客車無法以外側轉外側完成轉向並維持</w:t>
+        <w:t>往西側道路</w:t>
       </w:r>
       <w:r>
         <w:rPr>
           <w:rFonts w:eastAsia="標楷體" w:cs="新細明體" w:ascii="標楷體" w:hAnsi="標楷體"/>
           <w:sz w:val="24"/>
         </w:rPr>
-        <w:t>25</w:t>
+        <w:t>)</w:t>
       </w:r>
       <w:r>
         <w:rPr>
           <w:rFonts w:ascii="標楷體" w:hAnsi="標楷體" w:cs="新細明體" w:eastAsia="標楷體"/>
           <w:sz w:val="24"/>
         </w:rPr>
-        <w:t>公分間距，駛入相鄰同向車道後可維持</w:t>
+        <w:t>偏移</w:t>
       </w:r>
       <w:r>
         <w:rPr>
           <w:rFonts w:eastAsia="標楷體" w:cs="新細明體" w:ascii="標楷體" w:hAnsi="標楷體"/>
           <w:sz w:val="24"/>
         </w:rPr>
-        <w:t>25</w:t>
+        <w:t>4.94 m</w:t>
       </w:r>
       <w:r>
         <w:rPr>
           <w:rFonts w:ascii="標楷體" w:hAnsi="標楷體" w:cs="新細明體" w:eastAsia="標楷體"/>
           <w:sz w:val="24"/>
         </w:rPr>
-        <w:t>公分以上（表內標示「＊」）；建議檢討該轉角緣石半徑或轉角綠帶退縮，或接受大型車轉向時借用相鄰車道。</w:t>
+        <w:t>，可用漸變長度</w:t>
+      </w:r>
+      <w:r>
+        <w:rPr>
+          <w:rFonts w:eastAsia="標楷體" w:cs="新細明體" w:ascii="標楷體" w:hAnsi="標楷體"/>
+          <w:sz w:val="24"/>
+        </w:rPr>
+        <w:t>32.8 m</w:t>
+      </w:r>
+      <w:r>
+        <w:rPr>
+          <w:rFonts w:ascii="標楷體" w:hAnsi="標楷體" w:cs="新細明體" w:eastAsia="標楷體"/>
+          <w:sz w:val="24"/>
+        </w:rPr>
+        <w:t>小於所需</w:t>
+      </w:r>
+      <w:r>
+        <w:rPr>
+          <w:rFonts w:eastAsia="標楷體" w:cs="新細明體" w:ascii="標楷體" w:hAnsi="標楷體"/>
+          <w:sz w:val="24"/>
+        </w:rPr>
+        <w:t>79.7 m</w:t>
+      </w:r>
+      <w:r>
+        <w:rPr>
+          <w:rFonts w:ascii="標楷體" w:hAnsi="標楷體" w:cs="新細明體" w:eastAsia="標楷體"/>
+          <w:sz w:val="24"/>
+        </w:rPr>
+        <w:t>（</w:t>
+      </w:r>
+      <w:r>
+        <w:rPr>
+          <w:rFonts w:eastAsia="標楷體" w:cs="新細明體" w:ascii="標楷體" w:hAnsi="標楷體"/>
+          <w:sz w:val="24"/>
+        </w:rPr>
+        <w:t>V</w:t>
+      </w:r>
+      <w:r>
+        <w:rPr>
+          <w:rFonts w:ascii="標楷體" w:hAnsi="標楷體" w:cs="新細明體" w:eastAsia="標楷體"/>
+          <w:sz w:val="24"/>
+        </w:rPr>
+        <w:t>＝</w:t>
+      </w:r>
+      <w:r>
+        <w:rPr>
+          <w:rFonts w:eastAsia="標楷體" w:cs="新細明體" w:ascii="標楷體" w:hAnsi="標楷體"/>
+          <w:sz w:val="24"/>
+        </w:rPr>
+        <w:t>50 km/h</w:t>
+      </w:r>
+      <w:r>
+        <w:rPr>
+          <w:rFonts w:ascii="標楷體" w:hAnsi="標楷體" w:cs="新細明體" w:eastAsia="標楷體"/>
+          <w:sz w:val="24"/>
+        </w:rPr>
+        <w:t>）；其餘直行車道偏移漸變均符合規範。</w:t>
       </w:r>
     </w:p>
     <w:p>
@@ -18749,119 +18651,49 @@
           <w:rFonts w:ascii="標楷體" w:hAnsi="標楷體" w:cs="新細明體" w:eastAsia="標楷體"/>
           <w:sz w:val="24"/>
         </w:rPr>
-        <w:t>直行軌跡：路口</w:t>
+        <w:t>路口</w:t>
       </w:r>
       <w:r>
         <w:rPr>
           <w:rFonts w:eastAsia="標楷體" w:cs="新細明體" w:ascii="標楷體" w:hAnsi="標楷體"/>
           <w:sz w:val="24"/>
         </w:rPr>
-        <w:t>4</w:t>
+        <w:t>1</w:t>
       </w:r>
       <w:r>
         <w:rPr>
           <w:rFonts w:ascii="標楷體" w:hAnsi="標楷體" w:cs="新細明體" w:eastAsia="標楷體"/>
           <w:sz w:val="24"/>
         </w:rPr>
-        <w:t>崁頂二路直行</w:t>
+        <w:t>、路口</w:t>
       </w:r>
       <w:r>
         <w:rPr>
           <w:rFonts w:eastAsia="標楷體" w:cs="新細明體" w:ascii="標楷體" w:hAnsi="標楷體"/>
           <w:sz w:val="24"/>
         </w:rPr>
-        <w:t>(</w:t>
+        <w:t>3</w:t>
       </w:r>
       <w:r>
         <w:rPr>
           <w:rFonts w:ascii="標楷體" w:hAnsi="標楷體" w:cs="新細明體" w:eastAsia="標楷體"/>
           <w:sz w:val="24"/>
         </w:rPr>
-        <w:t>往西側道路</w:t>
+        <w:t>為</w:t>
       </w:r>
       <w:r>
         <w:rPr>
           <w:rFonts w:eastAsia="標楷體" w:cs="新細明體" w:ascii="標楷體" w:hAnsi="標楷體"/>
           <w:sz w:val="24"/>
         </w:rPr>
-        <w:t>)</w:t>
+        <w:t>T</w:t>
       </w:r>
       <w:r>
         <w:rPr>
           <w:rFonts w:ascii="標楷體" w:hAnsi="標楷體" w:cs="新細明體" w:eastAsia="標楷體"/>
           <w:sz w:val="24"/>
         </w:rPr>
-        <w:t>，上下游偏移</w:t>
-      </w:r>
-      <w:r>
-        <w:rPr>
-          <w:rFonts w:eastAsia="標楷體" w:cs="新細明體" w:ascii="標楷體" w:hAnsi="標楷體"/>
-          <w:sz w:val="24"/>
-        </w:rPr>
-        <w:t>4.94 m</w:t>
-      </w:r>
-      <w:r>
-        <w:rPr>
-          <w:rFonts w:ascii="標楷體" w:hAnsi="標楷體" w:cs="新細明體" w:eastAsia="標楷體"/>
-          <w:sz w:val="24"/>
-        </w:rPr>
-        <w:t>，路口內可用漸變長度</w:t>
-      </w:r>
-      <w:r>
-        <w:rPr>
-          <w:rFonts w:eastAsia="標楷體" w:cs="新細明體" w:ascii="標楷體" w:hAnsi="標楷體"/>
-          <w:sz w:val="24"/>
-        </w:rPr>
-        <w:t>32.8 m</w:t>
-      </w:r>
-      <w:r>
-        <w:rPr>
-          <w:rFonts w:ascii="標楷體" w:hAnsi="標楷體" w:cs="新細明體" w:eastAsia="標楷體"/>
-          <w:sz w:val="24"/>
-        </w:rPr>
-        <w:t>，小於</w:t>
-      </w:r>
-      <w:r>
-        <w:rPr>
-          <w:rFonts w:eastAsia="標楷體" w:cs="新細明體" w:ascii="標楷體" w:hAnsi="標楷體"/>
-          <w:sz w:val="24"/>
-        </w:rPr>
-        <w:t>V</w:t>
-      </w:r>
-      <w:r>
-        <w:rPr>
-          <w:rFonts w:ascii="標楷體" w:hAnsi="標楷體" w:cs="新細明體" w:eastAsia="標楷體"/>
-          <w:sz w:val="24"/>
-        </w:rPr>
-        <w:t>＝</w:t>
-      </w:r>
-      <w:r>
-        <w:rPr>
-          <w:rFonts w:eastAsia="標楷體" w:cs="新細明體" w:ascii="標楷體" w:hAnsi="標楷體"/>
-          <w:sz w:val="24"/>
-        </w:rPr>
-        <w:t>50 km/h</w:t>
-      </w:r>
-      <w:r>
-        <w:rPr>
-          <w:rFonts w:ascii="標楷體" w:hAnsi="標楷體" w:cs="新細明體" w:eastAsia="標楷體"/>
-          <w:sz w:val="24"/>
-        </w:rPr>
-        <w:t>所需之</w:t>
-      </w:r>
-      <w:r>
-        <w:rPr>
-          <w:rFonts w:eastAsia="標楷體" w:cs="新細明體" w:ascii="標楷體" w:hAnsi="標楷體"/>
-          <w:sz w:val="24"/>
-        </w:rPr>
-        <w:t>79.7 m</w:t>
-      </w:r>
-      <w:r>
-        <w:rPr>
-          <w:rFonts w:ascii="標楷體" w:hAnsi="標楷體" w:cs="新細明體" w:eastAsia="標楷體"/>
-          <w:sz w:val="24"/>
-        </w:rPr>
-        <w:t>；建議於路口內補繪導引標線（設計圖已有導引虛線者予以確認）或調整上下游車道對位，其餘直行車道偏移漸變均符合規範。</w:t>
+        <w:t>字路口，直行軌跡檢核列為不適用。</w:t>
       </w:r>
     </w:p>
     <w:p>
@@ -18888,104 +18720,7 @@
           <w:rFonts w:ascii="標楷體" w:hAnsi="標楷體" w:cs="新細明體" w:eastAsia="標楷體"/>
           <w:sz w:val="24"/>
         </w:rPr>
-        <w:t>路口</w:t>
-      </w:r>
-      <w:r>
-        <w:rPr>
-          <w:rFonts w:eastAsia="標楷體" w:cs="新細明體" w:ascii="標楷體" w:hAnsi="標楷體"/>
-          <w:sz w:val="24"/>
-        </w:rPr>
-        <w:t>1</w:t>
-      </w:r>
-      <w:r>
-        <w:rPr>
-          <w:rFonts w:ascii="標楷體" w:hAnsi="標楷體" w:cs="新細明體" w:eastAsia="標楷體"/>
-          <w:sz w:val="24"/>
-        </w:rPr>
-        <w:t>、路口</w:t>
-      </w:r>
-      <w:r>
-        <w:rPr>
-          <w:rFonts w:eastAsia="標楷體" w:cs="新細明體" w:ascii="標楷體" w:hAnsi="標楷體"/>
-          <w:sz w:val="24"/>
-        </w:rPr>
-        <w:t>3</w:t>
-      </w:r>
-      <w:r>
-        <w:rPr>
-          <w:rFonts w:ascii="標楷體" w:hAnsi="標楷體" w:cs="新細明體" w:eastAsia="標楷體"/>
-          <w:sz w:val="24"/>
-        </w:rPr>
-        <w:t>為</w:t>
-      </w:r>
-      <w:r>
-        <w:rPr>
-          <w:rFonts w:eastAsia="標楷體" w:cs="新細明體" w:ascii="標楷體" w:hAnsi="標楷體"/>
-          <w:sz w:val="24"/>
-        </w:rPr>
-        <w:t>T</w:t>
-      </w:r>
-      <w:r>
-        <w:rPr>
-          <w:rFonts w:ascii="標楷體" w:hAnsi="標楷體" w:cs="新細明體" w:eastAsia="標楷體"/>
-          <w:sz w:val="24"/>
-        </w:rPr>
-        <w:t>字路口，直行軌跡檢核列為不適用。</w:t>
-      </w:r>
-    </w:p>
-    <w:p>
-      <w:pPr>
-        <w:pStyle w:val="Style20"/>
-        <w:widowControl/>
-        <w:spacing w:lineRule="auto" w:line="336" w:before="58" w:after="58"/>
-        <w:ind w:left="720"/>
-        <w:jc w:val="both"/>
-        <w:rPr>
-          <w:rFonts w:ascii="標楷體" w:hAnsi="標楷體" w:eastAsia="標楷體" w:cs="新細明體"/>
-          <w:sz w:val="24"/>
-        </w:rPr>
-      </w:pPr>
-      <w:r>
-        <w:rPr>
-          <w:rFonts w:eastAsia="標楷體" w:cs="新細明體" w:ascii="標楷體" w:hAnsi="標楷體"/>
-          <w:sz w:val="24"/>
-        </w:rPr>
-        <w:t xml:space="preserve">5. </w:t>
-      </w:r>
-      <w:r>
-        <w:rPr>
-          <w:rFonts w:ascii="標楷體" w:hAnsi="標楷體" w:cs="新細明體" w:eastAsia="標楷體"/>
-          <w:sz w:val="24"/>
-        </w:rPr>
-        <w:t>本報告之車道位置，於設計圖未標繪車道線之路段（義山路二段、沙崙路二段、新市二路三段、新市五路三段）係依路面寬度或導引線假設，詳各路口說明；如審查單位要求以</w:t>
-      </w:r>
-      <w:r>
-        <w:rPr>
-          <w:rFonts w:eastAsia="標楷體" w:cs="新細明體" w:ascii="標楷體" w:hAnsi="標楷體"/>
-          <w:sz w:val="24"/>
-        </w:rPr>
-        <w:t>AutoTURN</w:t>
-      </w:r>
-      <w:r>
-        <w:rPr>
-          <w:rFonts w:ascii="標楷體" w:hAnsi="標楷體" w:cs="新細明體" w:eastAsia="標楷體"/>
-          <w:sz w:val="24"/>
-        </w:rPr>
-        <w:t>或</w:t>
-      </w:r>
-      <w:r>
-        <w:rPr>
-          <w:rFonts w:eastAsia="標楷體" w:cs="新細明體" w:ascii="標楷體" w:hAnsi="標楷體"/>
-          <w:sz w:val="24"/>
-        </w:rPr>
-        <w:t>Vehicle Tracking</w:t>
-      </w:r>
-      <w:r>
-        <w:rPr>
-          <w:rFonts w:ascii="標楷體" w:hAnsi="標楷體" w:cs="新細明體" w:eastAsia="標楷體"/>
-          <w:sz w:val="24"/>
-        </w:rPr>
-        <w:t>成果提送，建議以本報告路徑為基礎於該軟體複核。</w:t>
+        <w:t>本報告之車道位置，於設計圖未標繪車道線之路段（義山路二段、沙崙路二段、新市二路三段、新市五路三段）係依路面寬度或導引線假設，詳各路口說明。</w:t>
       </w:r>
     </w:p>
     <w:sectPr>
@@ -19037,7 +18772,7 @@
         <w:rStyle w:val="Style14"/>
         <w:lang w:val="zh-TW"/>
       </w:rPr>
-      <w:t>25</w:t>
+      <w:t>22</w:t>
     </w:r>
     <w:r>
       <w:rPr>
